--- a/docs/VKR_report_final_v2+.docx
+++ b/docs/VKR_report_final_v2+.docx
@@ -1,6 +1,6 @@
 
 <file path=word/document.xml><?xml version="1.0" encoding="utf-8"?>
-<w:document xmlns:wpc="http://schemas.microsoft.com/office/word/2010/wordprocessingCanvas" xmlns:cx="http://schemas.microsoft.com/office/drawing/2014/chartex" xmlns:mc="http://schemas.openxmlformats.org/markup-compatibility/2006" xmlns:o="urn:schemas-microsoft-com:office:office" xmlns:r="http://schemas.openxmlformats.org/officeDocument/2006/relationships" xmlns:m="http://schemas.openxmlformats.org/officeDocument/2006/math" xmlns:v="urn:schemas-microsoft-com:vml" xmlns:wp14="http://schemas.microsoft.com/office/word/2010/wordprocessingDrawing" xmlns:wp="http://schemas.openxmlformats.org/drawingml/2006/wordprocessingDrawing" xmlns:w10="urn:schemas-microsoft-com:office:word" xmlns:w="http://schemas.openxmlformats.org/wordprocessingml/2006/main" xmlns:w14="http://schemas.microsoft.com/office/word/2010/wordml" xmlns:w15="http://schemas.microsoft.com/office/word/2012/wordml" xmlns:w16se="http://schemas.microsoft.com/office/word/2015/wordml/symex" xmlns:wpg="http://schemas.microsoft.com/office/word/2010/wordprocessingGroup" xmlns:wpi="http://schemas.microsoft.com/office/word/2010/wordprocessingInk" xmlns:wne="http://schemas.microsoft.com/office/word/2006/wordml" xmlns:wps="http://schemas.microsoft.com/office/word/2010/wordprocessingShape" mc:Ignorable="w14 w15 w16se wp14">
+<w:document xmlns:wpc="http://schemas.microsoft.com/office/word/2010/wordprocessingCanvas" xmlns:cx="http://schemas.microsoft.com/office/drawing/2014/chartex" xmlns:cx1="http://schemas.microsoft.com/office/drawing/2015/9/8/chartex" xmlns:cx2="http://schemas.microsoft.com/office/drawing/2015/10/21/chartex" xmlns:cx3="http://schemas.microsoft.com/office/drawing/2016/5/9/chartex" xmlns:cx4="http://schemas.microsoft.com/office/drawing/2016/5/10/chartex" xmlns:cx5="http://schemas.microsoft.com/office/drawing/2016/5/11/chartex" xmlns:cx6="http://schemas.microsoft.com/office/drawing/2016/5/12/chartex" xmlns:cx7="http://schemas.microsoft.com/office/drawing/2016/5/13/chartex" xmlns:cx8="http://schemas.microsoft.com/office/drawing/2016/5/14/chartex" xmlns:mc="http://schemas.openxmlformats.org/markup-compatibility/2006" xmlns:aink="http://schemas.microsoft.com/office/drawing/2016/ink" xmlns:am3d="http://schemas.microsoft.com/office/drawing/2017/model3d" xmlns:o="urn:schemas-microsoft-com:office:office" xmlns:oel="http://schemas.microsoft.com/office/2019/extlst" xmlns:r="http://schemas.openxmlformats.org/officeDocument/2006/relationships" xmlns:m="http://schemas.openxmlformats.org/officeDocument/2006/math" xmlns:v="urn:schemas-microsoft-com:vml" xmlns:wp14="http://schemas.microsoft.com/office/word/2010/wordprocessingDrawing" xmlns:wp="http://schemas.openxmlformats.org/drawingml/2006/wordprocessingDrawing" xmlns:w10="urn:schemas-microsoft-com:office:word" xmlns:w="http://schemas.openxmlformats.org/wordprocessingml/2006/main" xmlns:w14="http://schemas.microsoft.com/office/word/2010/wordml" xmlns:w15="http://schemas.microsoft.com/office/word/2012/wordml" xmlns:w16cex="http://schemas.microsoft.com/office/word/2018/wordml/cex" xmlns:w16cid="http://schemas.microsoft.com/office/word/2016/wordml/cid" xmlns:w16="http://schemas.microsoft.com/office/word/2018/wordml" xmlns:w16sdtdh="http://schemas.microsoft.com/office/word/2020/wordml/sdtdatahash" xmlns:w16se="http://schemas.microsoft.com/office/word/2015/wordml/symex" xmlns:wpg="http://schemas.microsoft.com/office/word/2010/wordprocessingGroup" xmlns:wpi="http://schemas.microsoft.com/office/word/2010/wordprocessingInk" xmlns:wne="http://schemas.microsoft.com/office/word/2006/wordml" xmlns:wps="http://schemas.microsoft.com/office/word/2010/wordprocessingShape" mc:Ignorable="w14 w15 w16se w16cid w16 w16cex w16sdtdh wp14">
   <w:body>
     <w:p>
       <w:pPr>
@@ -84,15 +84,7 @@
         <w:jc w:val="center"/>
       </w:pPr>
       <w:r>
-        <w:t>«Архитектор данных (</w:t>
-      </w:r>
-      <w:proofErr w:type="spellStart"/>
-      <w:r>
-        <w:t>Data</w:t>
-      </w:r>
-      <w:proofErr w:type="spellEnd"/>
-      <w:r>
-        <w:t xml:space="preserve"> </w:t>
+        <w:t xml:space="preserve">«Архитектор данных (Data </w:t>
       </w:r>
       <w:proofErr w:type="spellStart"/>
       <w:r>
@@ -100,15 +92,7 @@
       </w:r>
       <w:proofErr w:type="spellEnd"/>
       <w:r>
-        <w:t xml:space="preserve"> </w:t>
-      </w:r>
-      <w:proofErr w:type="spellStart"/>
-      <w:r>
-        <w:t>Pro</w:t>
-      </w:r>
-      <w:proofErr w:type="spellEnd"/>
-      <w:r>
-        <w:t>)»</w:t>
+        <w:t xml:space="preserve"> Pro)»</w:t>
       </w:r>
     </w:p>
     <w:p>
@@ -117,7 +101,13 @@
         <w:jc w:val="center"/>
       </w:pPr>
       <w:r>
-        <w:t>на тему: «Разработка интеллектуальной платформы обработки и прогнозирования статуса заказов»</w:t>
+        <w:t>на тему: «</w:t>
+      </w:r>
+      <w:r>
+        <w:t>Разработка архитектуры платформы обработки и аналитики данных заказов с использованием ETL-процессов и машинного обучения</w:t>
+      </w:r>
+      <w:r>
+        <w:t>»</w:t>
       </w:r>
     </w:p>
     <w:p>
@@ -126,10 +116,7 @@
         <w:jc w:val="right"/>
       </w:pPr>
       <w:r>
-        <w:t>Слушатель ____________________ (Ф</w:t>
-      </w:r>
-      <w:r>
-        <w:t>ИО)</w:t>
+        <w:t>Слушатель ____________________ (ФИО)</w:t>
       </w:r>
     </w:p>
     <w:p>
@@ -378,10 +365,7 @@
         <w:ind w:left="420" w:right="500"/>
       </w:pPr>
       <w:r>
-        <w:t>2.6 Модель машинн</w:t>
-      </w:r>
-      <w:r>
-        <w:t>ого обучения</w:t>
+        <w:t>2.6 Модель машинного обучения</w:t>
       </w:r>
       <w:r>
         <w:tab/>
@@ -477,10 +461,7 @@
         <w:ind w:left="420" w:right="500"/>
       </w:pPr>
       <w:r>
-        <w:t xml:space="preserve">2.12 Создание удаленного </w:t>
-      </w:r>
-      <w:r>
-        <w:t>репозитория и загрузка результатов работы на него</w:t>
+        <w:t>2.12 Создание удаленного репозитория и загрузка результатов работы на него</w:t>
       </w:r>
       <w:r>
         <w:tab/>
@@ -576,10 +557,7 @@
         <w:ind w:right="500"/>
       </w:pPr>
       <w:r>
-        <w:t>Приложение В. Примеры анал</w:t>
-      </w:r>
-      <w:r>
-        <w:t>итических запросов</w:t>
+        <w:t>Приложение В. Примеры аналитических запросов</w:t>
       </w:r>
       <w:r>
         <w:tab/>
@@ -680,10 +658,7 @@
         <w:jc w:val="both"/>
       </w:pPr>
       <w:r>
-        <w:t>Современные информационные системы торговых и сервисных компаний формируют значительные объёмы данных о заказах, клиентах, товарах и каналах продаж. Эти сведения поступают из операционных систем, файловых выгрузок и программных интерфейсов внешних сервисов</w:t>
-      </w:r>
-      <w:r>
-        <w:t>. Различие форматов, частоты обновления и правил заполнения усложняет объединение информации, контроль её качества и подготовку согласованной аналитики.</w:t>
+        <w:t>Современные информационные системы торговых и сервисных компаний формируют значительные объёмы данных о заказах, клиентах, товарах и каналах продаж. Эти сведения поступают из операционных систем, файловых выгрузок и программных интерфейсов внешних сервисов. Различие форматов, частоты обновления и правил заполнения усложняет объединение информации, контроль её качества и подготовку согласованной аналитики.</w:t>
       </w:r>
     </w:p>
     <w:p>
@@ -692,13 +667,7 @@
         <w:jc w:val="both"/>
       </w:pPr>
       <w:r>
-        <w:t>Актуальность работы определяется необходимостью автоматизировать полный путь данных: от извлечения из р</w:t>
-      </w:r>
-      <w:r>
-        <w:t>азнородных источников до формирования аналитической витрины и результатов машинного обучения. Развитие технологий искусственного интеллекта и анализа данных признано одним из национальных приоритетов [3], а классификация прикладных систем искусственного ин</w:t>
-      </w:r>
-      <w:r>
-        <w:t>теллекта закреплена национальным стандартом [7]. Внедрение в предметную область методов сбора, обработки и анализа данных, а также методов искусственного интеллекта даёт следующие преимущества:</w:t>
+        <w:t>Актуальность работы определяется необходимостью автоматизировать полный путь данных: от извлечения из разнородных источников до формирования аналитической витрины и результатов машинного обучения. Развитие технологий искусственного интеллекта и анализа данных признано одним из национальных приоритетов [3], а классификация прикладных систем искусственного интеллекта закреплена национальным стандартом [7]. Внедрение в предметную область методов сбора, обработки и анализа данных, а также методов искусственного интеллекта даёт следующие преимущества:</w:t>
       </w:r>
     </w:p>
     <w:p>
@@ -707,10 +676,7 @@
         <w:jc w:val="both"/>
       </w:pPr>
       <w:r>
-        <w:t>- сокращение ручных операций при подготовке отчётности и едино</w:t>
-      </w:r>
-      <w:r>
-        <w:t>образное применение правил преобразования данных;</w:t>
+        <w:t>- сокращение ручных операций при подготовке отчётности и единообразное применение правил преобразования данных;</w:t>
       </w:r>
     </w:p>
     <w:p>
@@ -728,10 +694,7 @@
         <w:jc w:val="both"/>
       </w:pPr>
       <w:r>
-        <w:t>- согласованная модель данных, в которой показатели по каналам, категориям товаров и сегментам клиентов рассчитыв</w:t>
-      </w:r>
-      <w:r>
-        <w:t>аются по единым правилам;</w:t>
+        <w:t>- согласованная модель данных, в которой показатели по каналам, категориям товаров и сегментам клиентов рассчитываются по единым правилам;</w:t>
       </w:r>
     </w:p>
     <w:p>
@@ -749,30 +712,11 @@
         <w:jc w:val="both"/>
       </w:pPr>
       <w:r>
-        <w:t xml:space="preserve">- </w:t>
-      </w:r>
-      <w:proofErr w:type="spellStart"/>
-      <w:r>
-        <w:t>воспроизводимость</w:t>
-      </w:r>
-      <w:proofErr w:type="spellEnd"/>
-      <w:r>
-        <w:t xml:space="preserve"> обработки и </w:t>
-      </w:r>
-      <w:proofErr w:type="spellStart"/>
-      <w:r>
-        <w:t>прослеживаемость</w:t>
-      </w:r>
-      <w:proofErr w:type="spellEnd"/>
-      <w:r>
-        <w:t xml:space="preserve"> результатов моделей благодаря </w:t>
-      </w:r>
-      <w:proofErr w:type="spellStart"/>
-      <w:r>
-        <w:t>о</w:t>
-      </w:r>
-      <w:r>
-        <w:t>ркестрации</w:t>
+        <w:t xml:space="preserve">- воспроизводимость обработки и прослеживаемость результатов моделей благодаря </w:t>
+      </w:r>
+      <w:proofErr w:type="spellStart"/>
+      <w:r>
+        <w:t>оркестрации</w:t>
       </w:r>
       <w:proofErr w:type="spellEnd"/>
       <w:r>
@@ -786,10 +730,7 @@
       </w:pPr>
       <w:r>
         <w:lastRenderedPageBreak/>
-        <w:t xml:space="preserve">Объект исследования — процессы сбора, обработки, хранения и анализа данных о заказах. Предмет исследования — архитектурные и программные методы построения платформы данных с использованием ETL, аналитического </w:t>
-      </w:r>
-      <w:r>
-        <w:t xml:space="preserve">хранилища, </w:t>
+        <w:t xml:space="preserve">Объект исследования — процессы сбора, обработки, хранения и анализа данных о заказах. Предмет исследования — архитектурные и программные методы построения платформы данных с использованием ETL, аналитического хранилища, </w:t>
       </w:r>
       <w:proofErr w:type="spellStart"/>
       <w:r>
@@ -806,10 +747,7 @@
         <w:jc w:val="both"/>
       </w:pPr>
       <w:r>
-        <w:t>Цель работы — разработать прототип интеллектуальной платформы обработки и прогнозирования статуса заказов, объединяющий разнородные источники данных, контроль качества, аналитическое храни</w:t>
-      </w:r>
-      <w:r>
-        <w:t>лище и компонент машинного обучения.</w:t>
+        <w:t>Цель работы — разработать прототип интеллектуальной платформы обработки и прогнозирования статуса заказов, объединяющий разнородные источники данных, контроль качества, аналитическое хранилище и компонент машинного обучения.</w:t>
       </w:r>
     </w:p>
     <w:p>
@@ -836,10 +774,7 @@
         <w:jc w:val="both"/>
       </w:pPr>
       <w:r>
-        <w:t>2) описать используемые методы сбора, хранения и обработки данных и машинного обучения с указанием их</w:t>
-      </w:r>
-      <w:r>
-        <w:t xml:space="preserve"> достоинств, недостатков и областей применения;</w:t>
+        <w:t>2) описать используемые методы сбора, хранения и обработки данных и машинного обучения с указанием их достоинств, недостатков и областей применения;</w:t>
       </w:r>
     </w:p>
     <w:p>
@@ -866,10 +801,7 @@
         <w:jc w:val="both"/>
       </w:pPr>
       <w:r>
-        <w:t>5) спроектировать и построить аналитическо</w:t>
-      </w:r>
-      <w:r>
-        <w:t xml:space="preserve">е хранилище по схеме «звезда» и витрину для </w:t>
+        <w:t xml:space="preserve">5) спроектировать и построить аналитическое хранилище по схеме «звезда» и витрину для </w:t>
       </w:r>
       <w:proofErr w:type="spellStart"/>
       <w:r>
@@ -912,18 +844,7 @@
         <w:jc w:val="both"/>
       </w:pPr>
       <w:r>
-        <w:t>8) организовать выполне</w:t>
-      </w:r>
-      <w:r>
-        <w:t xml:space="preserve">ние этапов в </w:t>
-      </w:r>
-      <w:proofErr w:type="spellStart"/>
-      <w:r>
-        <w:t>Apache</w:t>
-      </w:r>
-      <w:proofErr w:type="spellEnd"/>
-      <w:r>
-        <w:t xml:space="preserve"> </w:t>
+        <w:t xml:space="preserve">8) организовать выполнение этапов в Apache </w:t>
       </w:r>
       <w:proofErr w:type="spellStart"/>
       <w:r>
@@ -956,15 +877,7 @@
         <w:jc w:val="both"/>
       </w:pPr>
       <w:r>
-        <w:t xml:space="preserve">9) описать взаимодействие пользователя с системой и разместить результаты работы в удалённом </w:t>
-      </w:r>
-      <w:proofErr w:type="spellStart"/>
-      <w:r>
-        <w:t>репозитории</w:t>
-      </w:r>
-      <w:proofErr w:type="spellEnd"/>
-      <w:r>
-        <w:t>.</w:t>
+        <w:t>9) описать взаимодействие пользователя с системой и разместить результаты работы в удалённом репозитории.</w:t>
       </w:r>
     </w:p>
     <w:p>
@@ -973,17 +886,11 @@
         <w:jc w:val="both"/>
       </w:pPr>
       <w:r>
-        <w:t>Практическая значимость работы заключается в создании расширяемого про</w:t>
-      </w:r>
-      <w:r>
-        <w:t xml:space="preserve">тотипа, который демонстрирует основные архитектурные решения современной платформы данных и может служить основой для подключения реальных источников, BI-инструментов и промышленного мониторинга. Используемый </w:t>
+        <w:t xml:space="preserve">Практическая значимость работы заключается в создании расширяемого прототипа, который демонстрирует основные архитектурные решения современной платформы данных и может служить основой для подключения реальных источников, BI-инструментов и промышленного мониторинга. Используемый </w:t>
       </w:r>
       <w:r>
         <w:lastRenderedPageBreak/>
-        <w:t>набор данных является синтетическим, поэтому по</w:t>
-      </w:r>
-      <w:r>
-        <w:t>лученные метрики характеризуют корректность работы технического контура, а не качество прогнозирования на реальных бизнес-данных.</w:t>
+        <w:t>набор данных является синтетическим, поэтому полученные метрики характеризуют корректность работы технического контура, а не качество прогнозирования на реальных бизнес-данных.</w:t>
       </w:r>
     </w:p>
     <w:p>
@@ -992,13 +899,7 @@
         <w:jc w:val="both"/>
       </w:pPr>
       <w:r>
-        <w:t>Пояснительная записка состоит из введения, трёх разделов, заключения, списка использованных источников и приложений. В первом разделе выполнены постановка задачи, описание используемых методов и анализ предметной области. Во втором разделе описана практиче</w:t>
-      </w:r>
-      <w:r>
-        <w:t>ская реализация платформы и полученные результаты. В третьем разделе описано взаимодействие пользователя с разработанной системой. Структура и оформление пояснительной записки выполнены с учётом ГОСТ 7.32–2017 [5], библиографическое описание источников — с</w:t>
-      </w:r>
-      <w:r>
-        <w:t xml:space="preserve"> учётом ГОСТ Р 7.0.100–2018 [6].</w:t>
+        <w:t>Пояснительная записка состоит из введения, трёх разделов, заключения, списка использованных источников и приложений. В первом разделе выполнены постановка задачи, описание используемых методов и анализ предметной области. Во втором разделе описана практическая реализация платформы и полученные результаты. В третьем разделе описано взаимодействие пользователя с разработанной системой. Структура и оформление пояснительной записки выполнены с учётом ГОСТ 7.32–2017 [5], библиографическое описание источников — с учётом ГОСТ Р 7.0.100–2018 [6].</w:t>
       </w:r>
     </w:p>
     <w:p>
@@ -1024,10 +925,7 @@
         <w:jc w:val="both"/>
       </w:pPr>
       <w:r>
-        <w:t>Предметная область включает обработку заказов, каждый из которых характеризуется идентификатором, датой, клиентом, товаром, каналом продаж, количеством, ценой, способом оплаты, се</w:t>
-      </w:r>
-      <w:r>
-        <w:t>гментом клиента, сроком доставки и фактическим статусом. Дополнительные атрибуты товара поступают из отдельного источника и дополняют операционные записи.</w:t>
+        <w:t>Предметная область включает обработку заказов, каждый из которых характеризуется идентификатором, датой, клиентом, товаром, каналом продаж, количеством, ценой, способом оплаты, сегментом клиента, сроком доставки и фактическим статусом. Дополнительные атрибуты товара поступают из отдельного источника и дополняют операционные записи.</w:t>
       </w:r>
     </w:p>
     <w:p>
@@ -1036,10 +934,7 @@
         <w:jc w:val="both"/>
       </w:pPr>
       <w:r>
-        <w:t>При раздельном хранении данных возникают типовые проблемы: повторяющиеся идентификаторы, отсутствующи</w:t>
-      </w:r>
-      <w:r>
-        <w:t>е значения, недопустимые статусы, ошибки типов, нарушение ссылочной целостности и необходимость повторять одни и те же преобразования вручную. Без общего хранилища аналитические запросы вынуждены каждый раз заново соединять исходные источники.</w:t>
+        <w:t>При раздельном хранении данных возникают типовые проблемы: повторяющиеся идентификаторы, отсутствующие значения, недопустимые статусы, ошибки типов, нарушение ссылочной целостности и необходимость повторять одни и те же преобразования вручную. Без общего хранилища аналитические запросы вынуждены каждый раз заново соединять исходные источники.</w:t>
       </w:r>
     </w:p>
     <w:p>
@@ -1048,13 +943,7 @@
         <w:jc w:val="both"/>
       </w:pPr>
       <w:r>
-        <w:t>Задача работ</w:t>
-      </w:r>
-      <w:r>
-        <w:t xml:space="preserve">ы формулируется следующим образом: на основе разнородных источников данных о заказах построить автоматизированный конвейер, который загружает данные в промежуточный слой, приводит их к согласованной аналитической модели, проверяет качество, обучает модель </w:t>
-      </w:r>
-      <w:r>
-        <w:t xml:space="preserve">классификации статуса заказа, сохраняет прогнозы и предоставляет данные для </w:t>
+        <w:t xml:space="preserve">Задача работы формулируется следующим образом: на основе разнородных источников данных о заказах построить автоматизированный конвейер, который загружает данные в промежуточный слой, приводит их к согласованной аналитической модели, проверяет качество, обучает модель классификации статуса заказа, сохраняет прогнозы и предоставляет данные для </w:t>
       </w:r>
       <w:proofErr w:type="spellStart"/>
       <w:r>
@@ -1071,19 +960,11 @@
         <w:jc w:val="both"/>
       </w:pPr>
       <w:r>
-        <w:t>Входн</w:t>
-      </w:r>
-      <w:r>
-        <w:t xml:space="preserve">ыми данными задачи являются записи о заказах из файловой выгрузки и атрибуты товаров из REST API. Выходными данными являются заполненные таблицы хранилища, аналитическое представление </w:t>
-      </w:r>
-      <w:proofErr w:type="spellStart"/>
-      <w:proofErr w:type="gramStart"/>
-      <w:r>
-        <w:t>mart.v</w:t>
-      </w:r>
-      <w:proofErr w:type="gramEnd"/>
-      <w:r>
-        <w:t>_order_dashboard</w:t>
+        <w:t xml:space="preserve">Входными данными задачи являются записи о заказах из файловой выгрузки и атрибуты товаров из REST API. Выходными данными являются заполненные таблицы хранилища, аналитическое представление </w:t>
+      </w:r>
+      <w:proofErr w:type="spellStart"/>
+      <w:r>
+        <w:t>mart.v_order_dashboard</w:t>
       </w:r>
       <w:proofErr w:type="spellEnd"/>
       <w:r>
@@ -1095,10 +976,7 @@
       </w:r>
       <w:proofErr w:type="spellEnd"/>
       <w:r>
-        <w:t>, а такж</w:t>
-      </w:r>
-      <w:r>
-        <w:t xml:space="preserve">е зарегистрированные в </w:t>
+        <w:t xml:space="preserve">, а также зарегистрированные в </w:t>
       </w:r>
       <w:proofErr w:type="spellStart"/>
       <w:r>
@@ -1159,10 +1037,7 @@
       </w:r>
       <w:proofErr w:type="spellEnd"/>
       <w:r>
-        <w:t xml:space="preserve"> клас</w:t>
-      </w:r>
-      <w:r>
-        <w:t>сификации. В реальном внедрении состав классов, признаки и критерии оценки должны быть согласованы с владельцем бизнес-процесса.</w:t>
+        <w:t xml:space="preserve"> классификации. В реальном внедрении состав классов, признаки и критерии оценки должны быть согласованы с владельцем бизнес-процесса.</w:t>
       </w:r>
     </w:p>
     <w:p>
@@ -1179,10 +1054,7 @@
         <w:jc w:val="both"/>
       </w:pPr>
       <w:r>
-        <w:t>Для решения поставленной задачи используется сочетание методов инженерии данных и машинного о</w:t>
-      </w:r>
-      <w:r>
-        <w:t>бучения. Ниже для каждого метода приводятся краткое описание, достоинства, недостатки и области применения.</w:t>
+        <w:t>Для решения поставленной задачи используется сочетание методов инженерии данных и машинного обучения. Ниже для каждого метода приводятся краткое описание, достоинства, недостатки и области применения.</w:t>
       </w:r>
     </w:p>
     <w:p>
@@ -1215,27 +1087,7 @@
       </w:r>
       <w:proofErr w:type="spellEnd"/>
       <w:r>
-        <w:t>) предполагает извлечение данных из источников, их преобразование в промежуточной среде и загрузку в целевое хран</w:t>
-      </w:r>
-      <w:r>
-        <w:t xml:space="preserve">илище [24]. Альтернативой является подход ELT, при котором сырые данные сначала загружаются в хранилище, а преобразования выполняются средствами самой СУБД [29]. Достоинства ETL: явное разделение этапов, возможность контролировать результат каждого этапа, </w:t>
-      </w:r>
-      <w:r>
-        <w:t>очистка и стандартизация данных до попадания в аналитическую модель, повторяемость обработки. Недостатки: задержка между появлением данных в источнике и их доступностью для анализа, рост сложности сопровождения при увеличении числа источников, высокая стои</w:t>
-      </w:r>
-      <w:r>
-        <w:t>мость полной перезагрузки больших объёмов. Области применения: корпоративные хранилища данных, регламентная отчётность, интеграция ограниченного числа источников с устойчивой структурой. В работе используется гибридный вариант: извлечение и загрузка в пром</w:t>
-      </w:r>
-      <w:r>
-        <w:t xml:space="preserve">ежуточный слой выполняются модулями на </w:t>
-      </w:r>
-      <w:proofErr w:type="spellStart"/>
-      <w:r>
-        <w:t>Python</w:t>
-      </w:r>
-      <w:proofErr w:type="spellEnd"/>
-      <w:r>
-        <w:t xml:space="preserve">, а преобразование в хранилище — SQL-запросами внутри </w:t>
+        <w:t xml:space="preserve">) предполагает извлечение данных из источников, их преобразование в промежуточной среде и загрузку в целевое хранилище [24]. Альтернативой является подход ELT, при котором сырые данные сначала загружаются в хранилище, а преобразования выполняются средствами самой СУБД [29]. Достоинства ETL: явное разделение этапов, возможность контролировать результат каждого этапа, очистка и стандартизация данных до попадания в аналитическую модель, повторяемость обработки. Недостатки: задержка между появлением данных в источнике и их доступностью для анализа, рост сложности сопровождения при увеличении числа источников, высокая стоимость полной перезагрузки больших объёмов. Области применения: корпоративные хранилища данных, регламентная отчётность, интеграция ограниченного числа источников с устойчивой структурой. В работе используется гибридный вариант: извлечение и загрузка в промежуточный слой выполняются модулями на Python, а преобразование в хранилище — SQL-запросами внутри </w:t>
       </w:r>
       <w:proofErr w:type="spellStart"/>
       <w:r>
@@ -1268,13 +1120,7 @@
       </w:r>
       <w:proofErr w:type="spellEnd"/>
       <w:r>
-        <w:t>) [2</w:t>
-      </w:r>
-      <w:r>
-        <w:t>3], [29]. Достоинства: изоляция сырых данных от бизнес-преобразований, возможность повторной обработки без обращения к источнику, независимое развитие слоёв и разграничение доступа для разных групп потребителей. Недостатки: дублирование хранения, рост числ</w:t>
-      </w:r>
-      <w:r>
-        <w:t xml:space="preserve">а объектов и задач, необходимость согласовывать изменения структуры между слоями. Области применения: аналитические </w:t>
+        <w:t xml:space="preserve">) [23], [29]. Достоинства: изоляция сырых данных от бизнес-преобразований, возможность повторной обработки без обращения к источнику, независимое развитие слоёв и разграничение доступа для разных групп потребителей. Недостатки: дублирование хранения, рост числа объектов и задач, необходимость согласовывать изменения структуры между слоями. Области применения: аналитические </w:t>
       </w:r>
       <w:r>
         <w:lastRenderedPageBreak/>
@@ -1287,13 +1133,7 @@
         <w:jc w:val="both"/>
       </w:pPr>
       <w:r>
-        <w:t xml:space="preserve">Многомерное моделирование по схеме </w:t>
-      </w:r>
-      <w:r>
-        <w:t>«звезда» предполагает выделение центральной таблицы фактов, содержащей показатели бизнес-события, и таблиц измерений с описательными атрибутами [25]. Альтернативами являются схема «снежинка» с нормализованными измерениями, нормализованная корпоративная мод</w:t>
-      </w:r>
-      <w:r>
-        <w:t xml:space="preserve">ель по </w:t>
+        <w:t xml:space="preserve">Многомерное моделирование по схеме «звезда» предполагает выделение центральной таблицы фактов, содержащей показатели бизнес-события, и таблиц измерений с описательными атрибутами [25]. Альтернативами являются схема «снежинка» с нормализованными измерениями, нормализованная корпоративная модель по </w:t>
       </w:r>
       <w:proofErr w:type="spellStart"/>
       <w:r>
@@ -1301,15 +1141,7 @@
       </w:r>
       <w:proofErr w:type="spellEnd"/>
       <w:r>
-        <w:t xml:space="preserve"> [23], опирающаяся на реляционную теорию [17], и модель </w:t>
-      </w:r>
-      <w:proofErr w:type="spellStart"/>
-      <w:r>
-        <w:t>Data</w:t>
-      </w:r>
-      <w:proofErr w:type="spellEnd"/>
-      <w:r>
-        <w:t xml:space="preserve"> </w:t>
+        <w:t xml:space="preserve"> [23], опирающаяся на реляционную теорию [17], и модель Data </w:t>
       </w:r>
       <w:proofErr w:type="spellStart"/>
       <w:r>
@@ -1317,10 +1149,7 @@
       </w:r>
       <w:proofErr w:type="spellEnd"/>
       <w:r>
-        <w:t>. Выбор модели определяется балансом между удобством аналитических запросов и гибкостью при изменении источников [9]. Достоинства «звезды»: простота понимания для аналитиков, не</w:t>
-      </w:r>
-      <w:r>
-        <w:t xml:space="preserve">большое число соединений в запросах, высокая производительность агрегирования, естественная совместимость с BI-инструментами. Недостатки: </w:t>
+        <w:t xml:space="preserve">. Выбор модели определяется балансом между удобством аналитических запросов и гибкостью при изменении источников [9]. Достоинства «звезды»: простота понимания для аналитиков, небольшое число соединений в запросах, высокая производительность агрегирования, естественная совместимость с BI-инструментами. Недостатки: </w:t>
       </w:r>
       <w:proofErr w:type="spellStart"/>
       <w:r>
@@ -1328,10 +1157,7 @@
       </w:r>
       <w:proofErr w:type="spellEnd"/>
       <w:r>
-        <w:t xml:space="preserve"> измерений и связанная с ней избыточность, сложность отражения связей «многие ко многим», необходимость </w:t>
-      </w:r>
-      <w:r>
-        <w:t xml:space="preserve">стратегии для медленно меняющихся измерений, меньшая гибкость при частом изменении источников. Области применения: витрины отчётности, многомерный анализ, </w:t>
+        <w:t xml:space="preserve"> измерений и связанная с ней избыточность, сложность отражения связей «многие ко многим», необходимость стратегии для медленно меняющихся измерений, меньшая гибкость при частом изменении источников. Области применения: витрины отчётности, многомерный анализ, </w:t>
       </w:r>
       <w:proofErr w:type="spellStart"/>
       <w:r>
@@ -1348,16 +1174,7 @@
         <w:jc w:val="both"/>
       </w:pPr>
       <w:r>
-        <w:t>Контроль качества данных на основе правил заключается в выполнении декларативных проверок по измерениям качества: полноте, уникальности, допустимости значений, согласованности и ссылочной целостности [32], [13], [18]. Достоинства: прозрачность и детерминир</w:t>
-      </w:r>
-      <w:r>
-        <w:t>ованность результата, простота реализации, возможность остановить конвейер до загрузки некорректных данных в модель. Недостатки: выявляются только заранее известные типы ошибок, правила требуют сопровождения при изменении бизнес-логики, аномалии распределе</w:t>
-      </w:r>
-      <w:r>
-        <w:t>ний без статистических методов не обнаруживаются. Области применения: входной контроль в ETL, контракты данных между командами, регламентные проверки перед обучением моделей. Требования к качеству программной системы в целом сформулированы с опорой на моде</w:t>
-      </w:r>
-      <w:r>
-        <w:t>ль качества ГОСТ Р ИСО/МЭК 25010–2015 [4].</w:t>
+        <w:t>Контроль качества данных на основе правил заключается в выполнении декларативных проверок по измерениям качества: полноте, уникальности, допустимости значений, согласованности и ссылочной целостности [32], [13], [18]. Достоинства: прозрачность и детерминированность результата, простота реализации, возможность остановить конвейер до загрузки некорректных данных в модель. Недостатки: выявляются только заранее известные типы ошибок, правила требуют сопровождения при изменении бизнес-логики, аномалии распределений без статистических методов не обнаруживаются. Области применения: входной контроль в ETL, контракты данных между командами, регламентные проверки перед обучением моделей. Требования к качеству программной системы в целом сформулированы с опорой на модель качества ГОСТ Р ИСО/МЭК 25010–2015 [4].</w:t>
       </w:r>
     </w:p>
     <w:p>
@@ -1372,21 +1189,7 @@
       </w:r>
       <w:proofErr w:type="spellEnd"/>
       <w:r>
-        <w:t xml:space="preserve"> на основе направленного ациклического графа (DAG) описывает процесс как набор задач и зависимостей между ними; планировщик запускает задачи в порядке, допускаемом зависимостями [19], [34]. Достоинства:</w:t>
-      </w:r>
-      <w:r>
-        <w:t xml:space="preserve"> явное описание зависимостей, повторные попытки, </w:t>
-      </w:r>
-      <w:proofErr w:type="spellStart"/>
-      <w:r>
-        <w:t>журналирование</w:t>
-      </w:r>
-      <w:proofErr w:type="spellEnd"/>
-      <w:r>
-        <w:t>, визуализация хода выполнения, запуск по расписанию и перезапуск с места сбоя. Недостатки: необходимость дополнительной инфраструктуры (планировщика, базы метаданных, веб-сервера), накладные р</w:t>
-      </w:r>
-      <w:r>
-        <w:t>асходы на запуск каждой задачи, ограниченная пригодность для потоковой обработки с малой задержкой. Области применения: пакетные ETL-процессы, регулярное переобучение моделей, подготовка регламентных отчётов.</w:t>
+        <w:t xml:space="preserve"> на основе направленного ациклического графа (DAG) описывает процесс как набор задач и зависимостей между ними; планировщик запускает задачи в порядке, допускаемом зависимостями [19], [34]. Достоинства: явное описание зависимостей, повторные попытки, журналирование, визуализация хода выполнения, запуск по расписанию и перезапуск с места сбоя. Недостатки: необходимость дополнительной инфраструктуры (планировщика, базы метаданных, веб-сервера), накладные расходы на запуск каждой задачи, ограниченная пригодность для потоковой обработки с малой задержкой. Области применения: пакетные ETL-процессы, регулярное переобучение моделей, подготовка регламентных отчётов.</w:t>
       </w:r>
     </w:p>
     <w:p>
@@ -1395,10 +1198,7 @@
         <w:jc w:val="both"/>
       </w:pPr>
       <w:r>
-        <w:t xml:space="preserve">Унитарное кодирование категориальных признаков </w:t>
-      </w:r>
-      <w:r>
-        <w:t>(</w:t>
+        <w:t>Унитарное кодирование категориальных признаков (</w:t>
       </w:r>
       <w:proofErr w:type="spellStart"/>
       <w:r>
@@ -1406,10 +1206,7 @@
       </w:r>
       <w:proofErr w:type="spellEnd"/>
       <w:r>
-        <w:t>) представляет каждое значение категории отдельным бинарным признаком [28], [8]. Достоинства: отсутствие ложного порядка между категориями, совместимость с большинством алгоритмов, возможность корректно обрабатывать неизвестные значения при п</w:t>
-      </w:r>
-      <w:r>
-        <w:t>рогнозировании. Недостатки: рост размерности при большом числе категорий и разреженность матрицы признаков. Области применения: признаки с небольшим числом значений, такие как канал продаж, сегмент клиента, способ оплаты и категория товара.</w:t>
+        <w:t>) представляет каждое значение категории отдельным бинарным признаком [28], [8]. Достоинства: отсутствие ложного порядка между категориями, совместимость с большинством алгоритмов, возможность корректно обрабатывать неизвестные значения при прогнозировании. Недостатки: рост размерности при большом числе категорий и разреженность матрицы признаков. Области применения: признаки с небольшим числом значений, такие как канал продаж, сегмент клиента, способ оплаты и категория товара.</w:t>
       </w:r>
     </w:p>
     <w:p>
@@ -1418,10 +1215,7 @@
         <w:jc w:val="both"/>
       </w:pPr>
       <w:r>
-        <w:t>Метод случайног</w:t>
-      </w:r>
-      <w:r>
-        <w:t>о леса (</w:t>
+        <w:t>Метод случайного леса (</w:t>
       </w:r>
       <w:proofErr w:type="spellStart"/>
       <w:r>
@@ -1445,28 +1239,11 @@
       </w:r>
       <w:proofErr w:type="spellEnd"/>
       <w:r>
-        <w:t>-выборке и при разбиении узлов использует случайное подмножество признаков; итоговый класс определяется голосованием деревьев [14], [15], [20]. Оценкой вероятно</w:t>
-      </w:r>
-      <w:r>
-        <w:t>сти класса служит доля деревьев, проголосовавших за него. Достоинства: учёт нелинейных зависимостей и взаимодействий признаков без ручного конструирования, устойчивость к выбросам, отсутствие требования к масштабированию признаков, меньшая склонность к пер</w:t>
-      </w:r>
-      <w:r>
-        <w:t>еобучению по сравнению с одиночным деревом, встроенная оценка важности признаков. Недостатки: меньшая интерпретируемость по сравнению с линейной моделью, рост объёма модели и времени прогнозирования с увеличением числа деревьев, плохая калибровка вероятнос</w:t>
-      </w:r>
-      <w:r>
-        <w:t xml:space="preserve">тей, смещение в </w:t>
+        <w:t xml:space="preserve">-выборке и при разбиении узлов использует случайное подмножество признаков; итоговый класс определяется голосованием деревьев [14], [15], [20]. Оценкой вероятности класса служит доля деревьев, проголосовавших за него. Достоинства: учёт нелинейных зависимостей и взаимодействий признаков без ручного конструирования, устойчивость к выбросам, отсутствие требования к масштабированию признаков, меньшая склонность к переобучению по сравнению с одиночным деревом, встроенная оценка важности признаков. Недостатки: меньшая интерпретируемость по сравнению с линейной моделью, рост объёма модели и времени прогнозирования с увеличением числа деревьев, плохая калибровка вероятностей, смещение в </w:t>
       </w:r>
       <w:r>
         <w:lastRenderedPageBreak/>
-        <w:t xml:space="preserve">пользу преобладающего класса при несбалансированной выборке. Области применения: табличные данные бизнес-систем, в том числе кредитный </w:t>
-      </w:r>
-      <w:proofErr w:type="spellStart"/>
-      <w:r>
-        <w:t>скоринг</w:t>
-      </w:r>
-      <w:proofErr w:type="spellEnd"/>
-      <w:r>
-        <w:t>, прогноз оттока клиентов, классификация заказов и транзакций [12], [11].</w:t>
+        <w:t>пользу преобладающего класса при несбалансированной выборке. Области применения: табличные данные бизнес-систем, в том числе кредитный скоринг, прогноз оттока клиентов, классификация заказов и транзакций [12], [11].</w:t>
       </w:r>
     </w:p>
     <w:p>
@@ -1475,10 +1252,7 @@
         <w:jc w:val="both"/>
       </w:pPr>
       <w:r>
-        <w:t>Сравнение случайного лес</w:t>
-      </w:r>
-      <w:r>
-        <w:t>а с другими распространёнными алгоритмами классификации табличных данных приведено в таблице 1.</w:t>
+        <w:t>Сравнение случайного леса с другими распространёнными алгоритмами классификации табличных данных приведено в таблице 1.</w:t>
       </w:r>
     </w:p>
     <w:p>
@@ -1513,12 +1287,6 @@
         <w:gridCol w:w="2338"/>
       </w:tblGrid>
       <w:tr>
-        <w:tblPrEx>
-          <w:tblCellMar>
-            <w:top w:w="0" w:type="dxa"/>
-            <w:bottom w:w="0" w:type="dxa"/>
-          </w:tblCellMar>
-        </w:tblPrEx>
         <w:trPr>
           <w:cantSplit/>
           <w:tblHeader/>
@@ -1649,12 +1417,6 @@
         </w:tc>
       </w:tr>
       <w:tr>
-        <w:tblPrEx>
-          <w:tblCellMar>
-            <w:top w:w="0" w:type="dxa"/>
-            <w:bottom w:w="0" w:type="dxa"/>
-          </w:tblCellMar>
-        </w:tblPrEx>
         <w:trPr>
           <w:cantSplit/>
         </w:trPr>
@@ -1784,12 +1546,6 @@
         </w:tc>
       </w:tr>
       <w:tr>
-        <w:tblPrEx>
-          <w:tblCellMar>
-            <w:top w:w="0" w:type="dxa"/>
-            <w:bottom w:w="0" w:type="dxa"/>
-          </w:tblCellMar>
-        </w:tblPrEx>
         <w:trPr>
           <w:cantSplit/>
         </w:trPr>
@@ -1919,12 +1675,6 @@
         </w:tc>
       </w:tr>
       <w:tr>
-        <w:tblPrEx>
-          <w:tblCellMar>
-            <w:top w:w="0" w:type="dxa"/>
-            <w:bottom w:w="0" w:type="dxa"/>
-          </w:tblCellMar>
-        </w:tblPrEx>
         <w:trPr>
           <w:cantSplit/>
         </w:trPr>
@@ -2026,14 +1776,7 @@
                 <w:sz w:val="24"/>
                 <w:szCs w:val="24"/>
               </w:rPr>
-              <w:t>Ограниченная интерпретир</w:t>
-            </w:r>
-            <w:r>
-              <w:rPr>
-                <w:sz w:val="24"/>
-                <w:szCs w:val="24"/>
-              </w:rPr>
-              <w:t>уемость, смещение при дисбалансе классов</w:t>
+              <w:t>Ограниченная интерпретируемость, смещение при дисбалансе классов</w:t>
             </w:r>
           </w:p>
         </w:tc>
@@ -2070,12 +1813,6 @@
         </w:tc>
       </w:tr>
       <w:tr>
-        <w:tblPrEx>
-          <w:tblCellMar>
-            <w:top w:w="0" w:type="dxa"/>
-            <w:bottom w:w="0" w:type="dxa"/>
-          </w:tblCellMar>
-        </w:tblPrEx>
         <w:trPr>
           <w:cantSplit/>
         </w:trPr>
@@ -2250,10 +1987,7 @@
         <w:jc w:val="both"/>
       </w:pPr>
       <w:r>
-        <w:t>Для оценки качества классификации используются метрики д</w:t>
-      </w:r>
-      <w:r>
-        <w:t>оли верных ответов (</w:t>
+        <w:t>Для оценки качества классификации используются метрики доли верных ответов (</w:t>
       </w:r>
       <w:proofErr w:type="spellStart"/>
       <w:r>
@@ -2261,15 +1995,7 @@
       </w:r>
       <w:proofErr w:type="spellEnd"/>
       <w:r>
-        <w:t>), точности (</w:t>
-      </w:r>
-      <w:proofErr w:type="spellStart"/>
-      <w:r>
-        <w:t>Precision</w:t>
-      </w:r>
-      <w:proofErr w:type="spellEnd"/>
-      <w:r>
-        <w:t>), полноты (</w:t>
+        <w:t>), точности (Precision), полноты (</w:t>
       </w:r>
       <w:proofErr w:type="spellStart"/>
       <w:r>
@@ -2293,13 +2019,7 @@
           <w:rPr>
             <w:rFonts w:ascii="Cambria Math" w:hAnsi="Cambria Math"/>
           </w:rPr>
-          <m:t>Accuracy</m:t>
-        </m:r>
-        <m:r>
-          <w:rPr>
-            <w:rFonts w:ascii="Cambria Math" w:hAnsi="Cambria Math"/>
-          </w:rPr>
-          <m:t>=</m:t>
+          <m:t>Accuracy=</m:t>
         </m:r>
         <m:f>
           <m:fPr>
@@ -2356,10 +2076,7 @@
       </w:pPr>
       <w:r>
         <w:lastRenderedPageBreak/>
-        <w:t>Точност</w:t>
-      </w:r>
-      <w:r>
-        <w:t>ь и полнота для класса k вычисляются по формулам</w:t>
+        <w:t>Точность и полнота для класса k вычисляются по формулам</w:t>
       </w:r>
     </w:p>
     <w:p/>
@@ -2717,13 +2434,7 @@
               <w:rPr>
                 <w:rFonts w:ascii="Cambria Math" w:hAnsi="Cambria Math"/>
               </w:rPr>
-              <m:t>F</m:t>
-            </m:r>
-            <m:r>
-              <w:rPr>
-                <w:rFonts w:ascii="Cambria Math" w:hAnsi="Cambria Math"/>
-              </w:rPr>
-              <m:t>1</m:t>
+              <m:t>F1</m:t>
             </m:r>
           </m:e>
           <m:sub>
@@ -2827,13 +2538,7 @@
                   <w:rPr>
                     <w:rFonts w:ascii="Cambria Math" w:hAnsi="Cambria Math"/>
                   </w:rPr>
-                  <m:t>Pre</m:t>
-                </m:r>
-                <m:r>
-                  <w:rPr>
-                    <w:rFonts w:ascii="Cambria Math" w:hAnsi="Cambria Math"/>
-                  </w:rPr>
-                  <m:t>cision</m:t>
+                  <m:t>Precision</m:t>
                 </m:r>
               </m:e>
               <m:sub>
@@ -2932,13 +2637,7 @@
               <w:rPr>
                 <w:rFonts w:ascii="Cambria Math" w:hAnsi="Cambria Math"/>
               </w:rPr>
-              <m:t>F</m:t>
-            </m:r>
-            <m:r>
-              <w:rPr>
-                <w:rFonts w:ascii="Cambria Math" w:hAnsi="Cambria Math"/>
-              </w:rPr>
-              <m:t>1</m:t>
+              <m:t>F1</m:t>
             </m:r>
           </m:e>
           <m:sub>
@@ -2946,19 +2645,7 @@
               <w:rPr>
                 <w:rFonts w:ascii="Cambria Math" w:hAnsi="Cambria Math"/>
               </w:rPr>
-              <m:t>weig</m:t>
-            </m:r>
-            <m:r>
-              <w:rPr>
-                <w:rFonts w:ascii="Cambria Math" w:hAnsi="Cambria Math"/>
-              </w:rPr>
-              <m:t>h</m:t>
-            </m:r>
-            <m:r>
-              <w:rPr>
-                <w:rFonts w:ascii="Cambria Math" w:hAnsi="Cambria Math"/>
-              </w:rPr>
-              <m:t>ted</m:t>
+              <m:t>weighted</m:t>
             </m:r>
           </m:sub>
         </m:sSub>
@@ -2983,13 +2670,7 @@
               <w:rPr>
                 <w:rFonts w:ascii="Cambria Math" w:hAnsi="Cambria Math"/>
               </w:rPr>
-              <m:t>k</m:t>
-            </m:r>
-            <m:r>
-              <w:rPr>
-                <w:rFonts w:ascii="Cambria Math" w:hAnsi="Cambria Math"/>
-              </w:rPr>
-              <m:t>=1</m:t>
+              <m:t>k=1</m:t>
             </m:r>
           </m:sub>
           <m:sup>
@@ -3064,13 +2745,7 @@
                   <w:rPr>
                     <w:rFonts w:ascii="Cambria Math" w:hAnsi="Cambria Math"/>
                   </w:rPr>
-                  <m:t>F</m:t>
-                </m:r>
-                <m:r>
-                  <w:rPr>
-                    <w:rFonts w:ascii="Cambria Math" w:hAnsi="Cambria Math"/>
-                  </w:rPr>
-                  <m:t>1</m:t>
+                  <m:t>F1</m:t>
                 </m:r>
               </m:e>
               <m:sub>
@@ -3113,13 +2788,7 @@
               <w:rPr>
                 <w:rFonts w:ascii="Cambria Math" w:hAnsi="Cambria Math"/>
               </w:rPr>
-              <m:t>F</m:t>
-            </m:r>
-            <m:r>
-              <w:rPr>
-                <w:rFonts w:ascii="Cambria Math" w:hAnsi="Cambria Math"/>
-              </w:rPr>
-              <m:t>1</m:t>
+              <m:t>F1</m:t>
             </m:r>
           </m:e>
           <m:sub>
@@ -3177,13 +2846,7 @@
               <w:rPr>
                 <w:rFonts w:ascii="Cambria Math" w:hAnsi="Cambria Math"/>
               </w:rPr>
-              <m:t>k</m:t>
-            </m:r>
-            <m:r>
-              <w:rPr>
-                <w:rFonts w:ascii="Cambria Math" w:hAnsi="Cambria Math"/>
-              </w:rPr>
-              <m:t>=1</m:t>
+              <m:t>k=1</m:t>
             </m:r>
           </m:sub>
           <m:sup>
@@ -3208,13 +2871,7 @@
                   <w:rPr>
                     <w:rFonts w:ascii="Cambria Math" w:hAnsi="Cambria Math"/>
                   </w:rPr>
-                  <m:t>F</m:t>
-                </m:r>
-                <m:r>
-                  <w:rPr>
-                    <w:rFonts w:ascii="Cambria Math" w:hAnsi="Cambria Math"/>
-                  </w:rPr>
-                  <m:t>1</m:t>
+                  <m:t>F1</m:t>
                 </m:r>
               </m:e>
               <m:sub>
@@ -3270,10 +2927,7 @@
       </w:r>
       <w:proofErr w:type="spellEnd"/>
       <w:r>
-        <w:t xml:space="preserve"> — простота интерпретации, недостаток — нечувствительность к ошибкам на редких классах: при дисбалансе модель, почти всегда выбирающая преобладающий класс, получает высокое значен</w:t>
-      </w:r>
-      <w:r>
-        <w:t>ие. Взвешенная F1-мера по формуле (5) учитывает и точность, и полноту, но также опре</w:t>
+        <w:t xml:space="preserve"> — простота интерпретации, недостаток — нечувствительность к ошибкам на редких классах: при дисбалансе модель, почти всегда выбирающая преобладающий класс, получает высокое значение. Взвешенная F1-мера по формуле (5) учитывает и точность, и полноту, но также опре</w:t>
       </w:r>
       <w:r>
         <w:lastRenderedPageBreak/>
@@ -3285,10 +2939,7 @@
       </w:r>
       <w:proofErr w:type="spellEnd"/>
       <w:r>
-        <w:t xml:space="preserve"> F1-мера по формуле (6) придаёт каждому классу одинаковый вес и поэтому лучше отражает качество распознавания редких </w:t>
-      </w:r>
-      <w:r>
-        <w:t>классов [21].</w:t>
+        <w:t xml:space="preserve"> F1-мера по формуле (6) придаёт каждому классу одинаковый вес и поэтому лучше отражает качество распознавания редких классов [21].</w:t>
       </w:r>
     </w:p>
     <w:p>
@@ -3313,10 +2964,7 @@
       </w:r>
       <w:proofErr w:type="spellEnd"/>
       <w:r>
-        <w:t xml:space="preserve"> моделей и связь прогноза с конкретной версией модели [26], [30]. В работе для эт</w:t>
-      </w:r>
-      <w:r>
-        <w:t xml:space="preserve">ого используется </w:t>
+        <w:t xml:space="preserve"> моделей и связь прогноза с конкретной версией модели [26], [30]. В работе для этого используется </w:t>
       </w:r>
       <w:proofErr w:type="spellStart"/>
       <w:r>
@@ -3332,15 +2980,7 @@
       </w:r>
       <w:proofErr w:type="spellEnd"/>
       <w:r>
-        <w:t xml:space="preserve"> и </w:t>
-      </w:r>
-      <w:proofErr w:type="spellStart"/>
-      <w:r>
-        <w:t>Model</w:t>
-      </w:r>
-      <w:proofErr w:type="spellEnd"/>
-      <w:r>
-        <w:t xml:space="preserve"> </w:t>
+        <w:t xml:space="preserve"> и Model </w:t>
       </w:r>
       <w:proofErr w:type="spellStart"/>
       <w:r>
@@ -3348,26 +2988,7 @@
       </w:r>
       <w:proofErr w:type="spellEnd"/>
       <w:r>
-        <w:t xml:space="preserve"> [33], [38]. Достоинства: </w:t>
-      </w:r>
-      <w:proofErr w:type="spellStart"/>
-      <w:r>
-        <w:t>воспроизводимость</w:t>
-      </w:r>
-      <w:proofErr w:type="spellEnd"/>
-      <w:r>
-        <w:t xml:space="preserve"> экспериментов, сравнение запусков, централизованное хранение версий модели. Недостатки: необходимость отдельного сервиса и хранилища артефактов, тре</w:t>
-      </w:r>
-      <w:r>
-        <w:t xml:space="preserve">бование дисциплины </w:t>
-      </w:r>
-      <w:proofErr w:type="spellStart"/>
-      <w:r>
-        <w:t>логирования</w:t>
-      </w:r>
-      <w:proofErr w:type="spellEnd"/>
-      <w:r>
-        <w:t>, необходимость разграничения доступа. Области применения: командная разработка моделей, регулярное переобучение, аудит решений, принятых на основе модели [22].</w:t>
+        <w:t xml:space="preserve"> [33], [38]. Достоинства: воспроизводимость экспериментов, сравнение запусков, централизованное хранение версий модели. Недостатки: необходимость отдельного сервиса и хранилища артефактов, требование дисциплины логирования, необходимость разграничения доступа. Области применения: командная разработка моделей, регулярное переобучение, аудит решений, принятых на основе модели [22].</w:t>
       </w:r>
     </w:p>
     <w:p>
@@ -3400,21 +3021,7 @@
       </w:r>
       <w:proofErr w:type="spellEnd"/>
       <w:r>
-        <w:t xml:space="preserve"> позволяет опис</w:t>
-      </w:r>
-      <w:r>
-        <w:t xml:space="preserve">ать все сервисы стенда декларативно и запускать их в одинаковом окружении [27], [35]. Достоинства: </w:t>
-      </w:r>
-      <w:proofErr w:type="spellStart"/>
-      <w:r>
-        <w:t>воспроизводимость</w:t>
-      </w:r>
-      <w:proofErr w:type="spellEnd"/>
-      <w:r>
-        <w:t xml:space="preserve"> окружения, изоляция зависимостей, быстрое развёртывание стенда разработки и демонстрации. Недостатки: накладные расходы на образы и тома, о</w:t>
-      </w:r>
-      <w:r>
-        <w:t xml:space="preserve">тсутствие в </w:t>
+        <w:t xml:space="preserve"> позволяет описать все сервисы стенда декларативно и запускать их в одинаковом окружении [27], [35]. Достоинства: воспроизводимость окружения, изоляция зависимостей, быстрое развёртывание стенда разработки и демонстрации. Недостатки: накладные расходы на образы и тома, отсутствие в </w:t>
       </w:r>
       <w:proofErr w:type="spellStart"/>
       <w:r>
@@ -3438,18 +3045,7 @@
       </w:r>
       <w:proofErr w:type="spellEnd"/>
       <w:r>
-        <w:t xml:space="preserve"> </w:t>
-      </w:r>
-      <w:proofErr w:type="spellStart"/>
-      <w:r>
-        <w:t>Engine</w:t>
-      </w:r>
-      <w:proofErr w:type="spellEnd"/>
-      <w:r>
-        <w:t>. Области применения: стенды разработки, тестирования и демонстрации, небольшие развёртывания; для промышленной эксплуатац</w:t>
-      </w:r>
-      <w:r>
-        <w:t>ии применяются оркестраторы контейнеров.</w:t>
+        <w:t xml:space="preserve"> Engine. Области применения: стенды разработки, тестирования и демонстрации, небольшие развёртывания; для промышленной эксплуатации применяются оркестраторы контейнеров.</w:t>
       </w:r>
     </w:p>
     <w:p>
@@ -3458,15 +3054,7 @@
         <w:jc w:val="both"/>
       </w:pPr>
       <w:r>
-        <w:t xml:space="preserve">На основе описанных методов выбран следующий стек технологий. </w:t>
-      </w:r>
-      <w:proofErr w:type="spellStart"/>
-      <w:r>
-        <w:t>Python</w:t>
-      </w:r>
-      <w:proofErr w:type="spellEnd"/>
-      <w:r>
-        <w:t xml:space="preserve"> используется как основной язык реализации благодаря развитой экосистеме библиотек [41]; библиотека </w:t>
+        <w:t xml:space="preserve">На основе описанных методов выбран следующий стек технологий. Python используется как основной язык реализации благодаря развитой экосистеме библиотек [41]; библиотека </w:t>
       </w:r>
       <w:proofErr w:type="spellStart"/>
       <w:r>
@@ -3474,10 +3062,7 @@
       </w:r>
       <w:proofErr w:type="spellEnd"/>
       <w:r>
-        <w:t xml:space="preserve"> применяется для подготовки табличных дан</w:t>
-      </w:r>
-      <w:r>
-        <w:t xml:space="preserve">ных [10], [39], библиотека </w:t>
+        <w:t xml:space="preserve"> применяется для подготовки табличных данных [10], [39], библиотека </w:t>
       </w:r>
       <w:proofErr w:type="spellStart"/>
       <w:r>
@@ -3497,22 +3082,11 @@
       </w:r>
       <w:proofErr w:type="spellStart"/>
       <w:r>
-        <w:t>FastA</w:t>
-      </w:r>
-      <w:r>
-        <w:t>PI</w:t>
-      </w:r>
-      <w:proofErr w:type="spellEnd"/>
-      <w:r>
-        <w:t xml:space="preserve"> [36]. </w:t>
-      </w:r>
-      <w:proofErr w:type="spellStart"/>
-      <w:r>
-        <w:t>Apache</w:t>
-      </w:r>
-      <w:proofErr w:type="spellEnd"/>
-      <w:r>
-        <w:t xml:space="preserve"> </w:t>
+        <w:t>FastAPI</w:t>
+      </w:r>
+      <w:proofErr w:type="spellEnd"/>
+      <w:r>
+        <w:t xml:space="preserve"> [36]. Apache </w:t>
       </w:r>
       <w:proofErr w:type="spellStart"/>
       <w:r>
@@ -3589,10 +3163,7 @@
         <w:jc w:val="both"/>
       </w:pPr>
       <w:r>
-        <w:t>Основные сущности предметной области — заказ, клиент, товар, канал продаж и календарная дата. Один клиент может оформить несколько заказов, один товар может входить во множество заказов, через один канал продаж поступает множе</w:t>
-      </w:r>
-      <w:r>
-        <w:t>ство заказов. Поэтому атрибуты клиента, товара, даты и канала целесообразно хранить в отдельных измерениях, а показатели заказа — в центральной таблице фактов.</w:t>
+        <w:t>Основные сущности предметной области — заказ, клиент, товар, канал продаж и календарная дата. Один клиент может оформить несколько заказов, один товар может входить во множество заказов, через один канал продаж поступает множество заказов. Поэтому атрибуты клиента, товара, даты и канала целесообразно хранить в отдельных измерениях, а показатели заказа — в центральной таблице фактов.</w:t>
       </w:r>
     </w:p>
     <w:p>
@@ -3601,13 +3172,7 @@
         <w:jc w:val="both"/>
       </w:pPr>
       <w:r>
-        <w:t>С точки зрения источников данных предметная область описывается двумя системами. Операционная си</w:t>
-      </w:r>
-      <w:r>
-        <w:t>стема продаж формирует файловую выгрузку заказов в формате CSV. Каждая запись содержит идентификатор заказа, дату и время оформления, идентификаторы клиента и товара, канал продаж, количество, цену единицы товара, срок доставки, сегмент клиента, способ опл</w:t>
-      </w:r>
-      <w:r>
-        <w:t xml:space="preserve">аты, статус заказа и признак системы-источника. Каталог товаров доступен через REST API и предоставляет идентификатор, наименование и категорию товара, </w:t>
+        <w:t xml:space="preserve">С точки зрения источников данных предметная область описывается двумя системами. Операционная система продаж формирует файловую выгрузку заказов в формате CSV. Каждая запись содержит идентификатор заказа, дату и время оформления, идентификаторы клиента и товара, канал продаж, количество, цену единицы товара, срок доставки, сегмент клиента, способ оплаты, статус заказа и признак системы-источника. Каталог товаров доступен через REST API и предоставляет идентификатор, наименование и категорию товара, </w:t>
       </w:r>
       <w:proofErr w:type="spellStart"/>
       <w:r>
@@ -3615,10 +3180,7 @@
       </w:r>
       <w:proofErr w:type="spellEnd"/>
       <w:r>
-        <w:t>-рейтинг и дату обновления сведений. Источники связываются по идентификатору товара. Сведения о клиен</w:t>
-      </w:r>
-      <w:r>
-        <w:t>тах относятся к персональным данным, поэтому при работе с реальными источниками обработка должна соответствовать требованиям законодательства об информации и о персональных данных [1], [2].</w:t>
+        <w:t>-рейтинг и дату обновления сведений. Источники связываются по идентификатору товара. Сведения о клиентах относятся к персональным данным, поэтому при работе с реальными источниками обработка должна соответствовать требованиям законодательства об информации и о персональных данных [1], [2].</w:t>
       </w:r>
     </w:p>
     <w:p>
@@ -3627,10 +3189,7 @@
         <w:jc w:val="both"/>
       </w:pPr>
       <w:r>
-        <w:t>Бизнес-процесс обработки заказа формализован в соответствии с рису</w:t>
-      </w:r>
-      <w:r>
-        <w:t>нком 1. Клиент оформляет заказ через один из каналов продаж (</w:t>
+        <w:t>Бизнес-процесс обработки заказа формализован в соответствии с рисунком 1. Клиент оформляет заказ через один из каналов продаж (</w:t>
       </w:r>
       <w:proofErr w:type="spellStart"/>
       <w:r>
@@ -3654,10 +3213,7 @@
       </w:r>
       <w:proofErr w:type="spellEnd"/>
       <w:r>
-        <w:t>), заказ регистрируется в операционной системе, после чего выполняются оплата, комплектация с использованием сведений каталога товаров и доставка. Отказ от оплаты или отсут</w:t>
-      </w:r>
-      <w:r>
-        <w:t xml:space="preserve">ствие товара приводят к отмене заказа (статус </w:t>
+        <w:t xml:space="preserve">), заказ регистрируется в операционной системе, после чего выполняются оплата, комплектация с использованием сведений каталога товаров и доставка. Отказ от оплаты или отсутствие товара приводят к отмене заказа (статус </w:t>
       </w:r>
       <w:proofErr w:type="spellStart"/>
       <w:r>
@@ -3681,10 +3237,7 @@
       </w:r>
       <w:proofErr w:type="spellEnd"/>
       <w:r>
-        <w:t xml:space="preserve">. Итоговые записи о заказах поступают в аналитический контур, где консолидируются, проверяются и </w:t>
-      </w:r>
-      <w:r>
-        <w:t>используются для прогнозирования.</w:t>
+        <w:t>. Итоговые записи о заказах поступают в аналитический контур, где консолидируются, проверяются и используются для прогнозирования.</w:t>
       </w:r>
     </w:p>
     <w:p>
@@ -3699,7 +3252,7 @@
         </w:rPr>
         <w:lastRenderedPageBreak/>
         <w:drawing>
-          <wp:inline distT="0" distB="0" distL="0" distR="0">
+          <wp:inline distT="0" distB="0" distL="0" distR="0" wp14:anchorId="58F615F2" wp14:editId="73B4C26C">
             <wp:extent cx="5762625" cy="3971925"/>
             <wp:effectExtent l="0" t="0" r="0" b="0"/>
             <wp:docPr id="1" name="bp" descr="Бизнес-процесс обработки заказа" title="Бизнес-процесс обработки заказа"/>
@@ -3762,10 +3315,7 @@
         <w:jc w:val="both"/>
       </w:pPr>
       <w:r>
-        <w:t>- данные о заказах и о товарах хранятся раздельно, и их соединение выполняетс</w:t>
-      </w:r>
-      <w:r>
-        <w:t>я вручную при каждом анализе;</w:t>
+        <w:t>- данные о заказах и о товарах хранятся раздельно, и их соединение выполняется вручную при каждом анализе;</w:t>
       </w:r>
     </w:p>
     <w:p>
@@ -3783,10 +3333,7 @@
         <w:jc w:val="both"/>
       </w:pPr>
       <w:r>
-        <w:t>- история загрузок не фиксируется, и трудно установить, на каких данных пост</w:t>
-      </w:r>
-      <w:r>
-        <w:t>роен конкретный отчёт;</w:t>
+        <w:t>- история загрузок не фиксируется, и трудно установить, на каких данных построен конкретный отчёт;</w:t>
       </w:r>
     </w:p>
     <w:p>
@@ -3812,10 +3359,7 @@
       </w:r>
       <w:proofErr w:type="spellEnd"/>
       <w:r>
-        <w:t xml:space="preserve"> и не связываются с данными, на кот</w:t>
-      </w:r>
-      <w:r>
-        <w:t>орых они получены.</w:t>
+        <w:t xml:space="preserve"> и не связываются с данными, на которых они получены.</w:t>
       </w:r>
     </w:p>
     <w:p>
@@ -3828,10 +3372,7 @@
       </w:r>
       <w:r>
         <w:lastRenderedPageBreak/>
-        <w:t>и категориям товаров. Эти показатели должны вычисляться на согласованном наборе данных, а не</w:t>
-      </w:r>
-      <w:r>
-        <w:t xml:space="preserve"> на независимых исходных файлах.</w:t>
+        <w:t>и категориям товаров. Эти показатели должны вычисляться на согласованном наборе данных, а не на независимых исходных файлах.</w:t>
       </w:r>
     </w:p>
     <w:p>
@@ -3848,10 +3389,7 @@
       </w:r>
       <w:proofErr w:type="spellEnd"/>
       <w:r>
-        <w:t xml:space="preserve"> классификация. Для построения модели используются характеристики заказа и товара; целевая переменная не входит в матрицу признаков. Данные делятся на</w:t>
-      </w:r>
-      <w:r>
-        <w:t xml:space="preserve"> обучающую и тестовую части в соотношении 80 и 20 процентов, итоговые показатели оцениваются на отложенной тестовой выборке.</w:t>
+        <w:t xml:space="preserve"> классификация. Для построения модели используются характеристики заказа и товара; целевая переменная не входит в матрицу признаков. Данные делятся на обучающую и тестовую части в соотношении 80 и 20 процентов, итоговые показатели оцениваются на отложенной тестовой выборке.</w:t>
       </w:r>
     </w:p>
     <w:p>
@@ -3868,10 +3406,7 @@
         <w:jc w:val="both"/>
       </w:pPr>
       <w:r>
-        <w:t>Функциональные требования определяют, какие функции должна выполнять система. Требования сформулированы на</w:t>
-      </w:r>
-      <w:r>
-        <w:t xml:space="preserve"> уровне пользовательских и системных сценариев и сопоставлены с компонентами реализации в таблице 2.</w:t>
+        <w:t>Функциональные требования определяют, какие функции должна выполнять система. Требования сформулированы на уровне пользовательских и системных сценариев и сопоставлены с компонентами реализации в таблице 2.</w:t>
       </w:r>
     </w:p>
     <w:p>
@@ -3907,12 +3442,6 @@
         <w:gridCol w:w="2738"/>
       </w:tblGrid>
       <w:tr>
-        <w:tblPrEx>
-          <w:tblCellMar>
-            <w:top w:w="0" w:type="dxa"/>
-            <w:bottom w:w="0" w:type="dxa"/>
-          </w:tblCellMar>
-        </w:tblPrEx>
         <w:trPr>
           <w:cantSplit/>
           <w:tblHeader/>
@@ -4043,12 +3572,6 @@
         </w:tc>
       </w:tr>
       <w:tr>
-        <w:tblPrEx>
-          <w:tblCellMar>
-            <w:top w:w="0" w:type="dxa"/>
-            <w:bottom w:w="0" w:type="dxa"/>
-          </w:tblCellMar>
-        </w:tblPrEx>
         <w:trPr>
           <w:cantSplit/>
         </w:trPr>
@@ -4182,12 +3705,6 @@
         </w:tc>
       </w:tr>
       <w:tr>
-        <w:tblPrEx>
-          <w:tblCellMar>
-            <w:top w:w="0" w:type="dxa"/>
-            <w:bottom w:w="0" w:type="dxa"/>
-          </w:tblCellMar>
-        </w:tblPrEx>
         <w:trPr>
           <w:cantSplit/>
         </w:trPr>
@@ -4374,12 +3891,6 @@
         </w:tc>
       </w:tr>
       <w:tr>
-        <w:tblPrEx>
-          <w:tblCellMar>
-            <w:top w:w="0" w:type="dxa"/>
-            <w:bottom w:w="0" w:type="dxa"/>
-          </w:tblCellMar>
-        </w:tblPrEx>
         <w:trPr>
           <w:cantSplit/>
         </w:trPr>
@@ -4541,12 +4052,6 @@
         </w:tc>
       </w:tr>
       <w:tr>
-        <w:tblPrEx>
-          <w:tblCellMar>
-            <w:top w:w="0" w:type="dxa"/>
-            <w:bottom w:w="0" w:type="dxa"/>
-          </w:tblCellMar>
-        </w:tblPrEx>
         <w:trPr>
           <w:cantSplit/>
         </w:trPr>
@@ -4727,25 +4232,12 @@
                 <w:sz w:val="24"/>
                 <w:szCs w:val="24"/>
               </w:rPr>
-              <w:t>Реализовано, полный пе</w:t>
-            </w:r>
-            <w:r>
-              <w:rPr>
-                <w:sz w:val="24"/>
-                <w:szCs w:val="24"/>
-              </w:rPr>
-              <w:t>ресчёт</w:t>
+              <w:t>Реализовано, полный пересчёт</w:t>
             </w:r>
           </w:p>
         </w:tc>
       </w:tr>
       <w:tr>
-        <w:tblPrEx>
-          <w:tblCellMar>
-            <w:top w:w="0" w:type="dxa"/>
-            <w:bottom w:w="0" w:type="dxa"/>
-          </w:tblCellMar>
-        </w:tblPrEx>
         <w:trPr>
           <w:cantSplit/>
         </w:trPr>
@@ -4889,12 +4381,6 @@
         </w:tc>
       </w:tr>
       <w:tr>
-        <w:tblPrEx>
-          <w:tblCellMar>
-            <w:top w:w="0" w:type="dxa"/>
-            <w:bottom w:w="0" w:type="dxa"/>
-          </w:tblCellMar>
-        </w:tblPrEx>
         <w:trPr>
           <w:cantSplit/>
         </w:trPr>
@@ -5037,12 +4523,6 @@
         </w:tc>
       </w:tr>
       <w:tr>
-        <w:tblPrEx>
-          <w:tblCellMar>
-            <w:top w:w="0" w:type="dxa"/>
-            <w:bottom w:w="0" w:type="dxa"/>
-          </w:tblCellMar>
-        </w:tblPrEx>
         <w:trPr>
           <w:cantSplit/>
         </w:trPr>
@@ -5186,12 +4666,6 @@
         </w:tc>
       </w:tr>
       <w:tr>
-        <w:tblPrEx>
-          <w:tblCellMar>
-            <w:top w:w="0" w:type="dxa"/>
-            <w:bottom w:w="0" w:type="dxa"/>
-          </w:tblCellMar>
-        </w:tblPrEx>
         <w:trPr>
           <w:cantSplit/>
         </w:trPr>
@@ -5366,12 +4840,6 @@
         </w:tc>
       </w:tr>
       <w:tr>
-        <w:tblPrEx>
-          <w:tblCellMar>
-            <w:top w:w="0" w:type="dxa"/>
-            <w:bottom w:w="0" w:type="dxa"/>
-          </w:tblCellMar>
-        </w:tblPrEx>
         <w:trPr>
           <w:cantSplit/>
         </w:trPr>
@@ -5515,12 +4983,6 @@
         </w:tc>
       </w:tr>
       <w:tr>
-        <w:tblPrEx>
-          <w:tblCellMar>
-            <w:top w:w="0" w:type="dxa"/>
-            <w:bottom w:w="0" w:type="dxa"/>
-          </w:tblCellMar>
-        </w:tblPrEx>
         <w:trPr>
           <w:cantSplit/>
         </w:trPr>
@@ -5661,12 +5123,6 @@
         </w:tc>
       </w:tr>
       <w:tr>
-        <w:tblPrEx>
-          <w:tblCellMar>
-            <w:top w:w="0" w:type="dxa"/>
-            <w:bottom w:w="0" w:type="dxa"/>
-          </w:tblCellMar>
-        </w:tblPrEx>
         <w:trPr>
           <w:cantSplit/>
         </w:trPr>
@@ -5805,12 +5261,6 @@
         </w:tc>
       </w:tr>
       <w:tr>
-        <w:tblPrEx>
-          <w:tblCellMar>
-            <w:top w:w="0" w:type="dxa"/>
-            <w:bottom w:w="0" w:type="dxa"/>
-          </w:tblCellMar>
-        </w:tblPrEx>
         <w:trPr>
           <w:cantSplit/>
         </w:trPr>
@@ -5901,7 +5351,7 @@
                 <w:sz w:val="24"/>
                 <w:szCs w:val="24"/>
               </w:rPr>
-              <w:t>GitHub-репозиторий</w:t>
+              <w:t>GitHub</w:t>
             </w:r>
             <w:proofErr w:type="spellEnd"/>
             <w:r>
@@ -5909,7 +5359,7 @@
                 <w:sz w:val="24"/>
                 <w:szCs w:val="24"/>
               </w:rPr>
-              <w:t>; README.md</w:t>
+              <w:t>-репозиторий; README.md</w:t>
             </w:r>
           </w:p>
         </w:tc>
@@ -5952,10 +5402,7 @@
         <w:jc w:val="both"/>
       </w:pPr>
       <w:r>
-        <w:t>Нефункциональные требования описывают качество и эксплуатационные свойства решения и сформулированы с учётом характеристик модели качества [4]. Для прототипа они представлены в виде проверяемых критериев в таблице 3; требования, для выполнения которых нужн</w:t>
-      </w:r>
-      <w:r>
-        <w:t>а промышленная инфраструктура, отнесены к направлениям дальнейшего развития.</w:t>
+        <w:t>Нефункциональные требования описывают качество и эксплуатационные свойства решения и сформулированы с учётом характеристик модели качества [4]. Для прототипа они представлены в виде проверяемых критериев в таблице 3; требования, для выполнения которых нужна промышленная инфраструктура, отнесены к направлениям дальнейшего развития.</w:t>
       </w:r>
     </w:p>
     <w:p>
@@ -5985,18 +5432,12 @@
         <w:tblLook w:val="04A0" w:firstRow="1" w:lastRow="0" w:firstColumn="1" w:lastColumn="0" w:noHBand="0" w:noVBand="1"/>
       </w:tblPr>
       <w:tblGrid>
-        <w:gridCol w:w="2178"/>
-        <w:gridCol w:w="2458"/>
-        <w:gridCol w:w="2920"/>
-        <w:gridCol w:w="2082"/>
+        <w:gridCol w:w="2278"/>
+        <w:gridCol w:w="2584"/>
+        <w:gridCol w:w="2600"/>
+        <w:gridCol w:w="2176"/>
       </w:tblGrid>
       <w:tr>
-        <w:tblPrEx>
-          <w:tblCellMar>
-            <w:top w:w="0" w:type="dxa"/>
-            <w:bottom w:w="0" w:type="dxa"/>
-          </w:tblCellMar>
-        </w:tblPrEx>
         <w:trPr>
           <w:cantSplit/>
           <w:tblHeader/>
@@ -6127,12 +5568,6 @@
         </w:tc>
       </w:tr>
       <w:tr>
-        <w:tblPrEx>
-          <w:tblCellMar>
-            <w:top w:w="0" w:type="dxa"/>
-            <w:bottom w:w="0" w:type="dxa"/>
-          </w:tblCellMar>
-        </w:tblPrEx>
         <w:trPr>
           <w:cantSplit/>
         </w:trPr>
@@ -6163,17 +5598,8 @@
                 <w:sz w:val="24"/>
                 <w:szCs w:val="24"/>
               </w:rPr>
-              <w:t xml:space="preserve">NFR-01 </w:t>
-            </w:r>
-            <w:proofErr w:type="spellStart"/>
-            <w:r>
-              <w:rPr>
-                <w:sz w:val="24"/>
-                <w:szCs w:val="24"/>
-              </w:rPr>
-              <w:t>Воспроизводимость</w:t>
-            </w:r>
-            <w:proofErr w:type="spellEnd"/>
+              <w:t>NFR-01 Воспроизводимость</w:t>
+            </w:r>
           </w:p>
         </w:tc>
         <w:tc>
@@ -6275,12 +5701,6 @@
         </w:tc>
       </w:tr>
       <w:tr>
-        <w:tblPrEx>
-          <w:tblCellMar>
-            <w:top w:w="0" w:type="dxa"/>
-            <w:bottom w:w="0" w:type="dxa"/>
-          </w:tblCellMar>
-        </w:tblPrEx>
         <w:trPr>
           <w:cantSplit/>
         </w:trPr>
@@ -6475,12 +5895,6 @@
         </w:tc>
       </w:tr>
       <w:tr>
-        <w:tblPrEx>
-          <w:tblCellMar>
-            <w:top w:w="0" w:type="dxa"/>
-            <w:bottom w:w="0" w:type="dxa"/>
-          </w:tblCellMar>
-        </w:tblPrEx>
         <w:trPr>
           <w:cantSplit/>
         </w:trPr>
@@ -6628,12 +6042,6 @@
         </w:tc>
       </w:tr>
       <w:tr>
-        <w:tblPrEx>
-          <w:tblCellMar>
-            <w:top w:w="0" w:type="dxa"/>
-            <w:bottom w:w="0" w:type="dxa"/>
-          </w:tblCellMar>
-        </w:tblPrEx>
         <w:trPr>
           <w:cantSplit/>
         </w:trPr>
@@ -6763,12 +6171,6 @@
         </w:tc>
       </w:tr>
       <w:tr>
-        <w:tblPrEx>
-          <w:tblCellMar>
-            <w:top w:w="0" w:type="dxa"/>
-            <w:bottom w:w="0" w:type="dxa"/>
-          </w:tblCellMar>
-        </w:tblPrEx>
         <w:trPr>
           <w:cantSplit/>
         </w:trPr>
@@ -6914,12 +6316,6 @@
         </w:tc>
       </w:tr>
       <w:tr>
-        <w:tblPrEx>
-          <w:tblCellMar>
-            <w:top w:w="0" w:type="dxa"/>
-            <w:bottom w:w="0" w:type="dxa"/>
-          </w:tblCellMar>
-        </w:tblPrEx>
         <w:trPr>
           <w:cantSplit/>
         </w:trPr>
@@ -7098,12 +6494,6 @@
         </w:tc>
       </w:tr>
       <w:tr>
-        <w:tblPrEx>
-          <w:tblCellMar>
-            <w:top w:w="0" w:type="dxa"/>
-            <w:bottom w:w="0" w:type="dxa"/>
-          </w:tblCellMar>
-        </w:tblPrEx>
         <w:trPr>
           <w:cantSplit/>
         </w:trPr>
@@ -7165,14 +6555,7 @@
                 <w:sz w:val="24"/>
                 <w:szCs w:val="24"/>
               </w:rPr>
-              <w:t>Отс</w:t>
-            </w:r>
-            <w:r>
-              <w:rPr>
-                <w:sz w:val="24"/>
-                <w:szCs w:val="24"/>
-              </w:rPr>
-              <w:t>утствие производственных секретов в коде, ограничение прав</w:t>
+              <w:t>Отсутствие производственных секретов в коде, ограничение прав</w:t>
             </w:r>
           </w:p>
         </w:tc>
@@ -7265,12 +6648,6 @@
         </w:tc>
       </w:tr>
       <w:tr>
-        <w:tblPrEx>
-          <w:tblCellMar>
-            <w:top w:w="0" w:type="dxa"/>
-            <w:bottom w:w="0" w:type="dxa"/>
-          </w:tblCellMar>
-        </w:tblPrEx>
         <w:trPr>
           <w:cantSplit/>
         </w:trPr>
@@ -7400,12 +6777,6 @@
         </w:tc>
       </w:tr>
       <w:tr>
-        <w:tblPrEx>
-          <w:tblCellMar>
-            <w:top w:w="0" w:type="dxa"/>
-            <w:bottom w:w="0" w:type="dxa"/>
-          </w:tblCellMar>
-        </w:tblPrEx>
         <w:trPr>
           <w:cantSplit/>
         </w:trPr>
@@ -7549,12 +6920,6 @@
         </w:tc>
       </w:tr>
       <w:tr>
-        <w:tblPrEx>
-          <w:tblCellMar>
-            <w:top w:w="0" w:type="dxa"/>
-            <w:bottom w:w="0" w:type="dxa"/>
-          </w:tblCellMar>
-        </w:tblPrEx>
         <w:trPr>
           <w:cantSplit/>
         </w:trPr>
@@ -7645,6 +7010,14 @@
                 <w:lang w:val="en-US"/>
               </w:rPr>
             </w:pPr>
+            <w:r>
+              <w:rPr>
+                <w:sz w:val="24"/>
+                <w:szCs w:val="24"/>
+                <w:lang w:val="en-US"/>
+              </w:rPr>
+              <w:t>docker-</w:t>
+            </w:r>
             <w:proofErr w:type="spellStart"/>
             <w:r>
               <w:rPr>
@@ -7652,7 +7025,7 @@
                 <w:szCs w:val="24"/>
                 <w:lang w:val="en-US"/>
               </w:rPr>
-              <w:t>docker-compose.yml</w:t>
+              <w:t>compose.yml</w:t>
             </w:r>
             <w:proofErr w:type="spellEnd"/>
             <w:r>
@@ -7708,12 +7081,6 @@
         </w:tc>
       </w:tr>
       <w:tr>
-        <w:tblPrEx>
-          <w:tblCellMar>
-            <w:top w:w="0" w:type="dxa"/>
-            <w:bottom w:w="0" w:type="dxa"/>
-          </w:tblCellMar>
-        </w:tblPrEx>
         <w:trPr>
           <w:cantSplit/>
         </w:trPr>
@@ -7744,17 +7111,8 @@
                 <w:sz w:val="24"/>
                 <w:szCs w:val="24"/>
               </w:rPr>
-              <w:t xml:space="preserve">NFR-11 </w:t>
-            </w:r>
-            <w:proofErr w:type="spellStart"/>
-            <w:r>
-              <w:rPr>
-                <w:sz w:val="24"/>
-                <w:szCs w:val="24"/>
-              </w:rPr>
-              <w:t>Проверяемость</w:t>
-            </w:r>
-            <w:proofErr w:type="spellEnd"/>
+              <w:t>NFR-11 Проверяемость</w:t>
+            </w:r>
           </w:p>
         </w:tc>
         <w:tc>
@@ -7870,12 +7228,6 @@
         </w:tc>
       </w:tr>
       <w:tr>
-        <w:tblPrEx>
-          <w:tblCellMar>
-            <w:top w:w="0" w:type="dxa"/>
-            <w:bottom w:w="0" w:type="dxa"/>
-          </w:tblCellMar>
-        </w:tblPrEx>
         <w:trPr>
           <w:cantSplit/>
         </w:trPr>
@@ -8063,10 +7415,7 @@
       </w:r>
       <w:proofErr w:type="spellEnd"/>
       <w:r>
-        <w:t>, промежуточное хранение, аналитическое хранилище, контур машинного обучения и слой витрин. Общая схема решения представл</w:t>
-      </w:r>
-      <w:r>
-        <w:t>ена в соответствии с рисунком 2.</w:t>
+        <w:t>, промежуточное хранение, аналитическое хранилище, контур машинного обучения и слой витрин. Общая схема решения представлена в соответствии с рисунком 2.</w:t>
       </w:r>
     </w:p>
     <w:p>
@@ -8080,7 +7429,7 @@
           <w:noProof/>
         </w:rPr>
         <w:drawing>
-          <wp:inline distT="0" distB="0" distL="0" distR="0">
+          <wp:inline distT="0" distB="0" distL="0" distR="0" wp14:anchorId="78939D72" wp14:editId="520C1420">
             <wp:extent cx="5943600" cy="3409950"/>
             <wp:effectExtent l="0" t="0" r="0" b="0"/>
             <wp:docPr id="2" name="arch" descr="Архитектура платформы обработки и прогнозирования статуса заказов" title="Архитектура платформы обработки и прогнозирования статуса заказов"/>
@@ -8150,10 +7499,7 @@
       </w:r>
       <w:proofErr w:type="spellEnd"/>
       <w:r>
-        <w:t>, преобразуются в аналитическое хранил</w:t>
-      </w:r>
-      <w:r>
-        <w:t xml:space="preserve">ище, проходят контроль качества и используются для обучения модели. Модель регистрируется в </w:t>
+        <w:t xml:space="preserve">, преобразуются в аналитическое хранилище, проходят контроль качества и используются для обучения модели. Модель регистрируется в </w:t>
       </w:r>
       <w:proofErr w:type="spellStart"/>
       <w:r>
@@ -8186,25 +7532,11 @@
         <w:jc w:val="both"/>
       </w:pPr>
       <w:r>
-        <w:t>Каждый компонент в</w:t>
-      </w:r>
-      <w:r>
-        <w:t xml:space="preserve">ыполняет отдельную роль. Исходный файл и API предоставляют данные; модули ETL отвечают за извлечение и преобразование; </w:t>
+        <w:t xml:space="preserve">Каждый компонент выполняет отдельную роль. Исходный файл и API предоставляют данные; модули ETL отвечают за извлечение и преобразование; </w:t>
       </w:r>
       <w:r>
         <w:lastRenderedPageBreak/>
-        <w:t>промежуточный слой фиксирует входные данные; хранилище обеспечивает согласованную аналитическую модель; модули машинного обучения обучают</w:t>
-      </w:r>
-      <w:r>
-        <w:t xml:space="preserve"> и применяют классификатор; слой витрин предоставляет результаты потребителям. Структура </w:t>
-      </w:r>
-      <w:proofErr w:type="spellStart"/>
-      <w:r>
-        <w:t>репозитория</w:t>
-      </w:r>
-      <w:proofErr w:type="spellEnd"/>
-      <w:r>
-        <w:t xml:space="preserve"> проекта приведена в приложении А.</w:t>
+        <w:t>промежуточный слой фиксирует входные данные; хранилище обеспечивает согласованную аналитическую модель; модули машинного обучения обучают и применяют классификатор; слой витрин предоставляет результаты потребителям. Структура репозитория проекта приведена в приложении А.</w:t>
       </w:r>
     </w:p>
     <w:p>
@@ -8251,7 +7583,7 @@
           <w:noProof/>
         </w:rPr>
         <w:drawing>
-          <wp:inline distT="0" distB="0" distL="0" distR="0">
+          <wp:inline distT="0" distB="0" distL="0" distR="0" wp14:anchorId="346CF740" wp14:editId="5356341B">
             <wp:extent cx="5762625" cy="2552700"/>
             <wp:effectExtent l="0" t="0" r="0" b="0"/>
             <wp:docPr id="3" name="csv" descr="Фрагмент CSV-файла с операционными данными заказов" title="Фрагмент CSV-файла с операционными данными заказов"/>
@@ -8313,18 +7645,7 @@
       </w:r>
       <w:proofErr w:type="spellEnd"/>
       <w:r>
-        <w:t xml:space="preserve">. </w:t>
-      </w:r>
-      <w:proofErr w:type="spellStart"/>
-      <w:r>
-        <w:t>П</w:t>
-      </w:r>
-      <w:r>
-        <w:t>арсер</w:t>
-      </w:r>
-      <w:proofErr w:type="spellEnd"/>
-      <w:r>
-        <w:t xml:space="preserve"> src/web_parser.py выполняет HTTP-запрос, проверяет ответ и сохраняет снимок каталога в </w:t>
+        <w:t xml:space="preserve">. Парсер src/web_parser.py выполняет HTTP-запрос, проверяет ответ и сохраняет снимок каталога в </w:t>
       </w:r>
       <w:proofErr w:type="spellStart"/>
       <w:r>
@@ -8363,7 +7684,7 @@
         </w:rPr>
         <w:lastRenderedPageBreak/>
         <w:drawing>
-          <wp:inline distT="0" distB="0" distL="0" distR="0">
+          <wp:inline distT="0" distB="0" distL="0" distR="0" wp14:anchorId="2D19D231" wp14:editId="52A1683C">
             <wp:extent cx="3962400" cy="3486150"/>
             <wp:effectExtent l="0" t="0" r="0" b="0"/>
             <wp:docPr id="4" name="api" descr="Ответ REST API с характеристиками товаров" title="Ответ REST API с характеристиками товаров"/>
@@ -8407,10 +7728,7 @@
         <w:jc w:val="center"/>
       </w:pPr>
       <w:r>
-        <w:t xml:space="preserve">Рисунок 4 – Ответ REST API </w:t>
-      </w:r>
-      <w:r>
-        <w:t>с характеристиками товаров</w:t>
+        <w:t>Рисунок 4 – Ответ REST API с характеристиками товаров</w:t>
       </w:r>
     </w:p>
     <w:p/>
@@ -8420,18 +7738,7 @@
         <w:jc w:val="both"/>
       </w:pPr>
       <w:r>
-        <w:t xml:space="preserve">Резервный режим </w:t>
-      </w:r>
-      <w:proofErr w:type="spellStart"/>
-      <w:r>
-        <w:t>парсера</w:t>
-      </w:r>
-      <w:proofErr w:type="spellEnd"/>
-      <w:r>
-        <w:t xml:space="preserve"> позволяет продолжить обработку при недоступности сервиса, если он не отключён настройкой ALLOW_API_FALLBACK. Для промышленного применения необходимо определить владельцев источников, правила и периодичнос</w:t>
-      </w:r>
-      <w:r>
-        <w:t xml:space="preserve">ть обновления, порядок </w:t>
+        <w:t xml:space="preserve">Резервный режим парсера позволяет продолжить обработку при недоступности сервиса, если он не отключён настройкой ALLOW_API_FALLBACK. Для промышленного применения необходимо определить владельцев источников, правила и периодичность обновления, порядок </w:t>
       </w:r>
       <w:proofErr w:type="spellStart"/>
       <w:r>
@@ -8456,19 +7763,11 @@
         <w:jc w:val="both"/>
       </w:pPr>
       <w:r>
-        <w:t>ETL-процесс включае</w:t>
-      </w:r>
-      <w:r>
-        <w:t xml:space="preserve">т извлечение, загрузку в промежуточный слой и преобразование. На этапе извлечения читается CSV-файл и выполняется запрос к API. На этапе загрузки исходные записи помещаются в таблицы </w:t>
-      </w:r>
-      <w:proofErr w:type="spellStart"/>
-      <w:proofErr w:type="gramStart"/>
-      <w:r>
-        <w:t>staging.orders</w:t>
-      </w:r>
-      <w:proofErr w:type="gramEnd"/>
-      <w:r>
-        <w:t>_raw</w:t>
+        <w:t xml:space="preserve">ETL-процесс включает извлечение, загрузку в промежуточный слой и преобразование. На этапе извлечения читается CSV-файл и выполняется запрос к API. На этапе загрузки исходные записи помещаются в таблицы </w:t>
+      </w:r>
+      <w:proofErr w:type="spellStart"/>
+      <w:r>
+        <w:t>staging.orders_raw</w:t>
       </w:r>
       <w:proofErr w:type="spellEnd"/>
       <w:r>
@@ -8480,10 +7779,7 @@
       </w:r>
       <w:proofErr w:type="spellEnd"/>
       <w:r>
-        <w:t>. Загрузка выполняется пакет</w:t>
-      </w:r>
-      <w:r>
-        <w:t>ами, что уменьшает число обращений к базе данных.</w:t>
+        <w:t>. Загрузка выполняется пакетами, что уменьшает число обращений к базе данных.</w:t>
       </w:r>
     </w:p>
     <w:p>
@@ -8492,10 +7788,7 @@
         <w:jc w:val="both"/>
       </w:pPr>
       <w:r>
-        <w:t>Промежуточный слой отделён от аналитической модели, что упрощает диагностику проблем, повторную обработку и независимое изменение бизнес-преобразований. Таблицы промежуточного слоя содержат технические поля</w:t>
-      </w:r>
-      <w:r>
-        <w:t xml:space="preserve">: время </w:t>
+        <w:t xml:space="preserve">Промежуточный слой отделён от аналитической модели, что упрощает диагностику проблем, повторную обработку и независимое изменение бизнес-преобразований. Таблицы промежуточного слоя содержат технические поля: время </w:t>
       </w:r>
       <w:r>
         <w:lastRenderedPageBreak/>
@@ -8523,10 +7816,7 @@
       </w:r>
       <w:proofErr w:type="spellEnd"/>
       <w:r>
-        <w:t>. Для промышленного процесса дополнительно рекомендуется сохранять идентификатор запуска и сведения об ошибках каж</w:t>
-      </w:r>
-      <w:r>
-        <w:t>дой партии данных.</w:t>
+        <w:t>. Для промышленного процесса дополнительно рекомендуется сохранять идентификатор запуска и сведения об ошибках каждой партии данных.</w:t>
       </w:r>
     </w:p>
     <w:p>
@@ -8565,7 +7855,7 @@
           <w:noProof/>
         </w:rPr>
         <w:drawing>
-          <wp:inline distT="0" distB="0" distL="0" distR="0">
+          <wp:inline distT="0" distB="0" distL="0" distR="0" wp14:anchorId="152895C0" wp14:editId="510592F5">
             <wp:extent cx="5943600" cy="3524250"/>
             <wp:effectExtent l="0" t="0" r="0" b="0"/>
             <wp:docPr id="5" name="er" descr="ER-диаграмма схемы данных проекта" title="ER-диаграмма схемы данных проекта"/>
@@ -8609,10 +7899,7 @@
         <w:jc w:val="center"/>
       </w:pPr>
       <w:r>
-        <w:t>Рисунок 5 – ER</w:t>
-      </w:r>
-      <w:r>
-        <w:t>-диаграмма схемы данных проекта</w:t>
+        <w:t>Рисунок 5 – ER-диаграмма схемы данных проекта</w:t>
       </w:r>
     </w:p>
     <w:p/>
@@ -8702,10 +7989,7 @@
       </w:r>
       <w:proofErr w:type="spellEnd"/>
       <w:r>
-        <w:t xml:space="preserve"> </w:t>
-      </w:r>
-      <w:r>
-        <w:t xml:space="preserve">и </w:t>
+        <w:t xml:space="preserve"> и </w:t>
       </w:r>
       <w:proofErr w:type="spellStart"/>
       <w:r>
@@ -8774,10 +8058,7 @@
       </w:r>
       <w:proofErr w:type="spellStart"/>
       <w:r>
-        <w:t>dim_cust</w:t>
-      </w:r>
-      <w:r>
-        <w:t>omer</w:t>
+        <w:t>dim_customer</w:t>
       </w:r>
       <w:proofErr w:type="spellEnd"/>
       <w:r>
@@ -8825,10 +8106,7 @@
       </w:r>
       <w:proofErr w:type="spellEnd"/>
       <w:r>
-        <w:t xml:space="preserve"> и таблица резуль</w:t>
-      </w:r>
-      <w:r>
-        <w:t xml:space="preserve">татов </w:t>
+        <w:t xml:space="preserve"> и таблица результатов </w:t>
       </w:r>
       <w:proofErr w:type="spellStart"/>
       <w:r>
@@ -8845,10 +8123,7 @@
         <w:jc w:val="both"/>
       </w:pPr>
       <w:r>
-        <w:t>Такое разделение снижает дублирование описательных атрибутов и упрощает запросы по измерениям. Словарь данных с назначением и ключевыми атрибутами объекто</w:t>
-      </w:r>
-      <w:r>
-        <w:t>в приведён в приложении Б.</w:t>
+        <w:t>Такое разделение снижает дублирование описательных атрибутов и упрощает запросы по измерениям. Словарь данных с назначением и ключевыми атрибутами объектов приведён в приложении Б.</w:t>
       </w:r>
     </w:p>
     <w:p>
@@ -8873,10 +8148,7 @@
       </w:r>
       <w:proofErr w:type="spellEnd"/>
       <w:r>
-        <w:t xml:space="preserve"> до обучения модели. Проверяются наличие данных и обязательных столбцов, уникальность идентификаторов заказов, допустимость статусов, положительность </w:t>
-      </w:r>
-      <w:r>
-        <w:t xml:space="preserve">количества и цены, допустимые значения канала, корректность сроков доставки, диапазон рейтинга товара от 0 до 5, уникальность </w:t>
+        <w:t xml:space="preserve"> до обучения модели. Проверяются наличие данных и обязательных столбцов, уникальность идентификаторов заказов, допустимость статусов, положительность количества и цены, допустимые значения канала, корректность сроков доставки, диапазон рейтинга товара от 0 до 5, уникальность </w:t>
       </w:r>
       <w:proofErr w:type="spellStart"/>
       <w:r>
@@ -8893,10 +8165,7 @@
         <w:jc w:val="both"/>
       </w:pPr>
       <w:r>
-        <w:t>Критические нарушения завершают задачу ошибкой и блокируют последующие этапы DAG. При</w:t>
-      </w:r>
-      <w:r>
-        <w:t xml:space="preserve"> запуске конвейера 09.10.2026 задача </w:t>
+        <w:t xml:space="preserve">Критические нарушения завершают задачу ошибкой и блокируют последующие этапы DAG. При запуске конвейера 09.10.2026 задача </w:t>
       </w:r>
       <w:proofErr w:type="spellStart"/>
       <w:r>
@@ -8921,10 +8190,7 @@
         <w:jc w:val="both"/>
       </w:pPr>
       <w:r>
-        <w:t>Реализованные проверки являются минимальным набором правил для прот</w:t>
-      </w:r>
-      <w:r>
-        <w:t>отипа. В промышленном контуре необходимо дополнительно задавать пороги допустимых пропусков, контролировать своевременность поступления данных, отслеживать распределения показателей и сохранять историю результатов проверок.</w:t>
+        <w:t>Реализованные проверки являются минимальным набором правил для прототипа. В промышленном контуре необходимо дополнительно задавать пороги допустимых пропусков, контролировать своевременность поступления данных, отслеживать распределения показателей и сохранять историю результатов проверок.</w:t>
       </w:r>
     </w:p>
     <w:p>
@@ -8974,10 +8240,7 @@
       </w:pPr>
       <w:r>
         <w:lastRenderedPageBreak/>
-        <w:t>Таблица 4 – Параметры об</w:t>
-      </w:r>
-      <w:r>
-        <w:t>учения модели</w:t>
+        <w:t>Таблица 4 – Параметры обучения модели</w:t>
       </w:r>
     </w:p>
     <w:tbl>
@@ -9002,12 +8265,6 @@
         <w:gridCol w:w="5338"/>
       </w:tblGrid>
       <w:tr>
-        <w:tblPrEx>
-          <w:tblCellMar>
-            <w:top w:w="0" w:type="dxa"/>
-            <w:bottom w:w="0" w:type="dxa"/>
-          </w:tblCellMar>
-        </w:tblPrEx>
         <w:trPr>
           <w:cantSplit/>
           <w:tblHeader/>
@@ -9076,12 +8333,6 @@
         </w:tc>
       </w:tr>
       <w:tr>
-        <w:tblPrEx>
-          <w:tblCellMar>
-            <w:top w:w="0" w:type="dxa"/>
-            <w:bottom w:w="0" w:type="dxa"/>
-          </w:tblCellMar>
-        </w:tblPrEx>
         <w:trPr>
           <w:cantSplit/>
         </w:trPr>
@@ -9151,12 +8402,6 @@
         </w:tc>
       </w:tr>
       <w:tr>
-        <w:tblPrEx>
-          <w:tblCellMar>
-            <w:top w:w="0" w:type="dxa"/>
-            <w:bottom w:w="0" w:type="dxa"/>
-          </w:tblCellMar>
-        </w:tblPrEx>
         <w:trPr>
           <w:cantSplit/>
         </w:trPr>
@@ -9224,12 +8469,6 @@
         </w:tc>
       </w:tr>
       <w:tr>
-        <w:tblPrEx>
-          <w:tblCellMar>
-            <w:top w:w="0" w:type="dxa"/>
-            <w:bottom w:w="0" w:type="dxa"/>
-          </w:tblCellMar>
-        </w:tblPrEx>
         <w:trPr>
           <w:cantSplit/>
         </w:trPr>
@@ -9313,12 +8552,6 @@
         </w:tc>
       </w:tr>
       <w:tr>
-        <w:tblPrEx>
-          <w:tblCellMar>
-            <w:top w:w="0" w:type="dxa"/>
-            <w:bottom w:w="0" w:type="dxa"/>
-          </w:tblCellMar>
-        </w:tblPrEx>
         <w:trPr>
           <w:cantSplit/>
         </w:trPr>
@@ -9386,12 +8619,6 @@
         </w:tc>
       </w:tr>
       <w:tr>
-        <w:tblPrEx>
-          <w:tblCellMar>
-            <w:top w:w="0" w:type="dxa"/>
-            <w:bottom w:w="0" w:type="dxa"/>
-          </w:tblCellMar>
-        </w:tblPrEx>
         <w:trPr>
           <w:cantSplit/>
         </w:trPr>
@@ -9461,12 +8688,6 @@
         </w:tc>
       </w:tr>
       <w:tr>
-        <w:tblPrEx>
-          <w:tblCellMar>
-            <w:top w:w="0" w:type="dxa"/>
-            <w:bottom w:w="0" w:type="dxa"/>
-          </w:tblCellMar>
-        </w:tblPrEx>
         <w:trPr>
           <w:cantSplit/>
         </w:trPr>
@@ -9536,12 +8757,6 @@
         </w:tc>
       </w:tr>
       <w:tr>
-        <w:tblPrEx>
-          <w:tblCellMar>
-            <w:top w:w="0" w:type="dxa"/>
-            <w:bottom w:w="0" w:type="dxa"/>
-          </w:tblCellMar>
-        </w:tblPrEx>
         <w:trPr>
           <w:cantSplit/>
         </w:trPr>
@@ -9611,12 +8826,6 @@
         </w:tc>
       </w:tr>
       <w:tr>
-        <w:tblPrEx>
-          <w:tblCellMar>
-            <w:top w:w="0" w:type="dxa"/>
-            <w:bottom w:w="0" w:type="dxa"/>
-          </w:tblCellMar>
-        </w:tblPrEx>
         <w:trPr>
           <w:cantSplit/>
         </w:trPr>
@@ -9700,12 +8909,6 @@
         </w:tc>
       </w:tr>
       <w:tr>
-        <w:tblPrEx>
-          <w:tblCellMar>
-            <w:top w:w="0" w:type="dxa"/>
-            <w:bottom w:w="0" w:type="dxa"/>
-          </w:tblCellMar>
-        </w:tblPrEx>
         <w:trPr>
           <w:cantSplit/>
         </w:trPr>
@@ -9789,12 +8992,6 @@
         </w:tc>
       </w:tr>
       <w:tr>
-        <w:tblPrEx>
-          <w:tblCellMar>
-            <w:top w:w="0" w:type="dxa"/>
-            <w:bottom w:w="0" w:type="dxa"/>
-          </w:tblCellMar>
-        </w:tblPrEx>
         <w:trPr>
           <w:cantSplit/>
         </w:trPr>
@@ -9878,12 +9075,6 @@
         </w:tc>
       </w:tr>
       <w:tr>
-        <w:tblPrEx>
-          <w:tblCellMar>
-            <w:top w:w="0" w:type="dxa"/>
-            <w:bottom w:w="0" w:type="dxa"/>
-          </w:tblCellMar>
-        </w:tblPrEx>
         <w:trPr>
           <w:cantSplit/>
         </w:trPr>
@@ -9951,12 +9142,6 @@
         </w:tc>
       </w:tr>
       <w:tr>
-        <w:tblPrEx>
-          <w:tblCellMar>
-            <w:top w:w="0" w:type="dxa"/>
-            <w:bottom w:w="0" w:type="dxa"/>
-          </w:tblCellMar>
-        </w:tblPrEx>
         <w:trPr>
           <w:cantSplit/>
         </w:trPr>
@@ -10054,10 +9239,7 @@
         <w:jc w:val="both"/>
       </w:pPr>
       <w:r>
-        <w:t>Распределение статус</w:t>
-      </w:r>
-      <w:r>
-        <w:t xml:space="preserve">ов заказов в наборе данных представлено в соответствии с рисунком 6. Классы </w:t>
+        <w:t xml:space="preserve">Распределение статусов заказов в наборе данных представлено в соответствии с рисунком 6. Классы </w:t>
       </w:r>
       <w:proofErr w:type="spellStart"/>
       <w:r>
@@ -10089,10 +9271,7 @@
       </w:r>
       <w:proofErr w:type="spellEnd"/>
       <w:r>
-        <w:t>, то есть отменённые заказы составляют 9 процентов выбор</w:t>
-      </w:r>
-      <w:r>
-        <w:t>ки.</w:t>
+        <w:t>, то есть отменённые заказы составляют 9 процентов выборки.</w:t>
       </w:r>
     </w:p>
     <w:p>
@@ -10107,7 +9286,7 @@
         </w:rPr>
         <w:lastRenderedPageBreak/>
         <w:drawing>
-          <wp:inline distT="0" distB="0" distL="0" distR="0">
+          <wp:inline distT="0" distB="0" distL="0" distR="0" wp14:anchorId="5DE3A149" wp14:editId="00AF5706">
             <wp:extent cx="5400675" cy="3038475"/>
             <wp:effectExtent l="0" t="0" r="0" b="0"/>
             <wp:docPr id="6" name="dist" descr="Распределение статусов заказов" title="Распределение статусов заказов"/>
@@ -10205,12 +9384,6 @@
         <w:gridCol w:w="1788"/>
       </w:tblGrid>
       <w:tr>
-        <w:tblPrEx>
-          <w:tblCellMar>
-            <w:top w:w="0" w:type="dxa"/>
-            <w:bottom w:w="0" w:type="dxa"/>
-          </w:tblCellMar>
-        </w:tblPrEx>
         <w:trPr>
           <w:cantSplit/>
           <w:tblHeader/>
@@ -10268,7 +9441,6 @@
               <w:keepLines/>
               <w:spacing w:line="240" w:lineRule="auto"/>
             </w:pPr>
-            <w:proofErr w:type="spellStart"/>
             <w:r>
               <w:rPr>
                 <w:sz w:val="24"/>
@@ -10276,7 +9448,6 @@
               </w:rPr>
               <w:t>Precision</w:t>
             </w:r>
-            <w:proofErr w:type="spellEnd"/>
           </w:p>
         </w:tc>
         <w:tc>
@@ -10376,12 +9547,6 @@
         </w:tc>
       </w:tr>
       <w:tr>
-        <w:tblPrEx>
-          <w:tblCellMar>
-            <w:top w:w="0" w:type="dxa"/>
-            <w:bottom w:w="0" w:type="dxa"/>
-          </w:tblCellMar>
-        </w:tblPrEx>
         <w:trPr>
           <w:cantSplit/>
         </w:trPr>
@@ -10544,12 +9709,6 @@
         </w:tc>
       </w:tr>
       <w:tr>
-        <w:tblPrEx>
-          <w:tblCellMar>
-            <w:top w:w="0" w:type="dxa"/>
-            <w:bottom w:w="0" w:type="dxa"/>
-          </w:tblCellMar>
-        </w:tblPrEx>
         <w:trPr>
           <w:cantSplit/>
         </w:trPr>
@@ -10712,12 +9871,6 @@
         </w:tc>
       </w:tr>
       <w:tr>
-        <w:tblPrEx>
-          <w:tblCellMar>
-            <w:top w:w="0" w:type="dxa"/>
-            <w:bottom w:w="0" w:type="dxa"/>
-          </w:tblCellMar>
-        </w:tblPrEx>
         <w:trPr>
           <w:cantSplit/>
         </w:trPr>
@@ -10880,12 +10033,6 @@
         </w:tc>
       </w:tr>
       <w:tr>
-        <w:tblPrEx>
-          <w:tblCellMar>
-            <w:top w:w="0" w:type="dxa"/>
-            <w:bottom w:w="0" w:type="dxa"/>
-          </w:tblCellMar>
-        </w:tblPrEx>
         <w:trPr>
           <w:cantSplit/>
         </w:trPr>
@@ -11048,12 +10195,6 @@
         </w:tc>
       </w:tr>
       <w:tr>
-        <w:tblPrEx>
-          <w:tblCellMar>
-            <w:top w:w="0" w:type="dxa"/>
-            <w:bottom w:w="0" w:type="dxa"/>
-          </w:tblCellMar>
-        </w:tblPrEx>
         <w:trPr>
           <w:cantSplit/>
         </w:trPr>
@@ -11216,12 +10357,6 @@
         </w:tc>
       </w:tr>
       <w:tr>
-        <w:tblPrEx>
-          <w:tblCellMar>
-            <w:top w:w="0" w:type="dxa"/>
-            <w:bottom w:w="0" w:type="dxa"/>
-          </w:tblCellMar>
-        </w:tblPrEx>
         <w:trPr>
           <w:cantSplit/>
         </w:trPr>
@@ -11390,7 +10525,7 @@
         </w:rPr>
         <w:lastRenderedPageBreak/>
         <w:drawing>
-          <wp:inline distT="0" distB="0" distL="0" distR="0">
+          <wp:inline distT="0" distB="0" distL="0" distR="0" wp14:anchorId="61AA2B10" wp14:editId="5842F342">
             <wp:extent cx="4495800" cy="3371850"/>
             <wp:effectExtent l="0" t="0" r="0" b="0"/>
             <wp:docPr id="7" name="cm" descr="Матрица ошибок модели на тестовой выборке" title="Матрица ошибок модели на тестовой выборке"/>
@@ -11452,10 +10587,7 @@
       </w:r>
       <w:proofErr w:type="spellEnd"/>
       <w:r>
-        <w:t xml:space="preserve"> распознаётся без ошибок: точность и полнота равны 1,0. Это означает, что признаки однозначно определяют данный класс; наиболее вероятной причиной является срок доставки, по превы</w:t>
-      </w:r>
-      <w:r>
-        <w:t xml:space="preserve">шению которого в синтетическом наборе формируется статус </w:t>
+        <w:t xml:space="preserve"> распознаётся без ошибок: точность и полнота равны 1,0. Это означает, что признаки однозначно определяют данный класс; наиболее вероятной причиной является срок доставки, по превышению которого в синтетическом наборе формируется статус </w:t>
       </w:r>
       <w:proofErr w:type="spellStart"/>
       <w:r>
@@ -11463,10 +10595,7 @@
       </w:r>
       <w:proofErr w:type="spellEnd"/>
       <w:r>
-        <w:t>. В реальной задаче фактический срок доставки известен только после её завершения, поэтому для прогноза до доставки этот признак должен быть заменён плановым сроком, иначе возникает утечка цел</w:t>
-      </w:r>
-      <w:r>
-        <w:t>евой информации.</w:t>
+        <w:t>. В реальной задаче фактический срок доставки известен только после её завершения, поэтому для прогноза до доставки этот признак должен быть заменён плановым сроком, иначе возникает утечка целевой информации.</w:t>
       </w:r>
     </w:p>
     <w:p>
@@ -11515,10 +10644,7 @@
       </w:r>
       <w:proofErr w:type="spellEnd"/>
       <w:r>
-        <w:t xml:space="preserve"> в</w:t>
-      </w:r>
-      <w:r>
-        <w:t xml:space="preserve"> основном обусловлено преобладающим классом </w:t>
+        <w:t xml:space="preserve"> в основном обусловлено преобладающим классом </w:t>
       </w:r>
       <w:proofErr w:type="spellStart"/>
       <w:r>
@@ -11551,18 +10677,7 @@
         <w:jc w:val="both"/>
       </w:pPr>
       <w:r>
-        <w:t>Для повышения качества распознавания отменённых заказов предлагается учитывать</w:t>
-      </w:r>
-      <w:r>
-        <w:t xml:space="preserve"> веса классов при обучении, применять методы балансировки выборки, </w:t>
-      </w:r>
-      <w:proofErr w:type="gramStart"/>
-      <w:r>
-        <w:t>например</w:t>
-      </w:r>
-      <w:proofErr w:type="gramEnd"/>
-      <w:r>
-        <w:t xml:space="preserve"> SMOTE [16], [21], подбирать порог решения для класса </w:t>
+        <w:t xml:space="preserve">Для повышения качества распознавания отменённых заказов предлагается учитывать веса классов при обучении, применять методы балансировки выборки, например SMOTE [16], [21], подбирать порог решения для класса </w:t>
       </w:r>
       <w:proofErr w:type="spellStart"/>
       <w:r>
@@ -11571,10 +10686,7 @@
       </w:r>
       <w:proofErr w:type="spellEnd"/>
       <w:r>
-        <w:t xml:space="preserve">, добавить признаки, связанные с причинами отмены (историю отмен клиента, время до оплаты, наличие товара на складе), </w:t>
-      </w:r>
-      <w:r>
-        <w:t xml:space="preserve">сравнить модель с базовым классификатором и градиентным </w:t>
+        <w:t xml:space="preserve">, добавить признаки, связанные с причинами отмены (историю отмен клиента, время до оплаты, наличие товара на складе), сравнить модель с базовым классификатором и градиентным </w:t>
       </w:r>
       <w:proofErr w:type="spellStart"/>
       <w:r>
@@ -11599,10 +10711,7 @@
         <w:jc w:val="both"/>
       </w:pPr>
       <w:r>
-        <w:t>Ключевое ограничение эксперимента — синтетический характер данных. Полученные метрики подтверждают корректность выполнени</w:t>
-      </w:r>
-      <w:r>
-        <w:t>я технического контура, но не гарантируют аналогичного качества на реальных заказах. Для внедрения необходимо исключить утечки по времени, использовать исторически корректные признаки и провести проверку на данных более позднего периода.</w:t>
+        <w:t>Ключевое ограничение эксперимента — синтетический характер данных. Полученные метрики подтверждают корректность выполнения технического контура, но не гарантируют аналогичного качества на реальных заказах. Для внедрения необходимо исключить утечки по времени, использовать исторически корректные признаки и провести проверку на данных более позднего периода.</w:t>
       </w:r>
     </w:p>
     <w:p>
@@ -11610,10 +10719,7 @@
         <w:pStyle w:val="2"/>
       </w:pPr>
       <w:r>
-        <w:t>2.7 Регистрация эк</w:t>
-      </w:r>
-      <w:r>
-        <w:t>спериментов и прогнозирование</w:t>
+        <w:t>2.7 Регистрация экспериментов и прогнозирование</w:t>
       </w:r>
     </w:p>
     <w:p>
@@ -11638,18 +10744,7 @@
       </w:r>
       <w:proofErr w:type="spellEnd"/>
       <w:r>
-        <w:t xml:space="preserve"> с адресом сервера отслеживания http://mlflow:5000 во внутренней сети контейнеров и получи</w:t>
-      </w:r>
-      <w:r>
-        <w:t xml:space="preserve">л идентификатор 81efb63b03a1443e8e16417bdb245ca2. Модель зарегистрирована в </w:t>
-      </w:r>
-      <w:proofErr w:type="spellStart"/>
-      <w:r>
-        <w:t>Model</w:t>
-      </w:r>
-      <w:proofErr w:type="spellEnd"/>
-      <w:r>
-        <w:t xml:space="preserve"> </w:t>
+        <w:t xml:space="preserve"> с адресом сервера отслеживания http://mlflow:5000 во внутренней сети контейнеров и получил идентификатор 81efb63b03a1443e8e16417bdb245ca2. Модель зарегистрирована в Model </w:t>
       </w:r>
       <w:proofErr w:type="spellStart"/>
       <w:r>
@@ -11674,10 +10769,7 @@
         <w:jc w:val="both"/>
       </w:pPr>
       <w:r>
-        <w:t>Скрипт ml/predict.py получает признаки из аналитическог</w:t>
-      </w:r>
-      <w:r>
-        <w:t xml:space="preserve">о представления, загружает зарегистрированную модель, а при недоступности </w:t>
+        <w:t xml:space="preserve">Скрипт ml/predict.py получает признаки из аналитического представления, загружает зарегистрированную модель, а при недоступности </w:t>
       </w:r>
       <w:proofErr w:type="spellStart"/>
       <w:r>
@@ -11688,16 +10780,8 @@
         <w:t xml:space="preserve"> использует локальную копию артефакта. Для каждого заказа вычисляются предсказанный класс и максимальная вероятность класса. Результат записывается в таблицу </w:t>
       </w:r>
       <w:proofErr w:type="spellStart"/>
-      <w:proofErr w:type="gramStart"/>
-      <w:r>
-        <w:t>mart.order</w:t>
-      </w:r>
-      <w:proofErr w:type="gramEnd"/>
-      <w:r>
-        <w:t>_predict</w:t>
-      </w:r>
-      <w:r>
-        <w:t>ions</w:t>
+      <w:r>
+        <w:t>mart.order_predictions</w:t>
       </w:r>
       <w:proofErr w:type="spellEnd"/>
       <w:r>
@@ -11726,10 +10810,7 @@
         <w:jc w:val="both"/>
       </w:pPr>
       <w:r>
-        <w:t>В журнале обучения зафик</w:t>
-      </w:r>
-      <w:r>
-        <w:t xml:space="preserve">сировано предупреждение библиотеки </w:t>
+        <w:t xml:space="preserve">В журнале обучения зафиксировано предупреждение библиотеки </w:t>
       </w:r>
       <w:proofErr w:type="spellStart"/>
       <w:r>
@@ -11749,10 +10830,7 @@
       </w:r>
       <w:r>
         <w:lastRenderedPageBreak/>
-        <w:t xml:space="preserve">библиотеки подключение к базе данных целесообразно выполнять через </w:t>
-      </w:r>
-      <w:r>
-        <w:t xml:space="preserve">объект </w:t>
+        <w:t xml:space="preserve">библиотеки подключение к базе данных целесообразно выполнять через объект </w:t>
       </w:r>
       <w:proofErr w:type="spellStart"/>
       <w:r>
@@ -11760,15 +10838,7 @@
       </w:r>
       <w:proofErr w:type="spellEnd"/>
       <w:r>
-        <w:t xml:space="preserve"> </w:t>
-      </w:r>
-      <w:proofErr w:type="spellStart"/>
-      <w:r>
-        <w:t>Engine</w:t>
-      </w:r>
-      <w:proofErr w:type="spellEnd"/>
-      <w:r>
-        <w:t>.</w:t>
+        <w:t xml:space="preserve"> Engine.</w:t>
       </w:r>
     </w:p>
     <w:p>
@@ -11788,29 +10858,16 @@
         <w:t xml:space="preserve">Представление </w:t>
       </w:r>
       <w:proofErr w:type="spellStart"/>
-      <w:proofErr w:type="gramStart"/>
-      <w:r>
-        <w:t>mart.v</w:t>
-      </w:r>
-      <w:proofErr w:type="gramEnd"/>
-      <w:r>
-        <w:t>_order_dashboard</w:t>
-      </w:r>
-      <w:proofErr w:type="spellEnd"/>
-      <w:r>
-        <w:t xml:space="preserve"> объединяет показатели заказа с атрибутами измерений даты, клиента, товара и канала. Оно содержит дату, статус, сумму, срок доставки, количество, сегмент клиента, спосо</w:t>
-      </w:r>
-      <w:r>
-        <w:t xml:space="preserve">б оплаты, канал, категорию и рейтинг товара и предназначено для типовых аналитических запросов и подключения BI-инструмента. Отдельная таблица </w:t>
-      </w:r>
-      <w:proofErr w:type="spellStart"/>
-      <w:proofErr w:type="gramStart"/>
-      <w:r>
-        <w:t>mart.order</w:t>
-      </w:r>
-      <w:proofErr w:type="gramEnd"/>
-      <w:r>
-        <w:t>_predictions</w:t>
+      <w:r>
+        <w:t>mart.v_order_dashboard</w:t>
+      </w:r>
+      <w:proofErr w:type="spellEnd"/>
+      <w:r>
+        <w:t xml:space="preserve"> объединяет показатели заказа с атрибутами измерений даты, клиента, товара и канала. Оно содержит дату, статус, сумму, срок доставки, количество, сегмент клиента, способ оплаты, канал, категорию и рейтинг товара и предназначено для типовых аналитических запросов и подключения BI-инструмента. Отдельная таблица </w:t>
+      </w:r>
+      <w:proofErr w:type="spellStart"/>
+      <w:r>
+        <w:t>mart.order_predictions</w:t>
       </w:r>
       <w:proofErr w:type="spellEnd"/>
       <w:r>
@@ -11823,10 +10880,7 @@
         <w:jc w:val="both"/>
       </w:pPr>
       <w:r>
-        <w:t>Пример ан</w:t>
-      </w:r>
-      <w:r>
-        <w:t xml:space="preserve">алитики на основе витрины — выручка по каналам продаж в соответствии с рисунком 8. Выручка распределена между каналами относительно равномерно, наибольшая доля приходится на канал </w:t>
+        <w:t xml:space="preserve">Пример аналитики на основе витрины — выручка по каналам продаж в соответствии с рисунком 8. Выручка распределена между каналами относительно равномерно, наибольшая доля приходится на канал </w:t>
       </w:r>
       <w:proofErr w:type="spellStart"/>
       <w:r>
@@ -11848,7 +10902,7 @@
           <w:noProof/>
         </w:rPr>
         <w:drawing>
-          <wp:inline distT="0" distB="0" distL="0" distR="0">
+          <wp:inline distT="0" distB="0" distL="0" distR="0" wp14:anchorId="1B7B063E" wp14:editId="59AB3524">
             <wp:extent cx="5400675" cy="3038475"/>
             <wp:effectExtent l="0" t="0" r="0" b="0"/>
             <wp:docPr id="8" name="rev" descr="Выручка по каналам продаж" title="Выручка по каналам продаж"/>
@@ -11902,13 +10956,7 @@
         <w:jc w:val="both"/>
       </w:pPr>
       <w:r>
-        <w:t xml:space="preserve">Витрина позволяет ответить </w:t>
-      </w:r>
-      <w:r>
-        <w:t>на вопросы о распределении статусов заказов, объёме выручки по каналам продаж, различиях сумм и сроков доставки по категориям, а также о числе заказов, отнесённых моделью к каждому классу. При построении отчётов необходимо различать фактический и предсказа</w:t>
-      </w:r>
-      <w:r>
-        <w:t>нный статусы. Примеры аналитических запросов приведены в приложении В.</w:t>
+        <w:t>Витрина позволяет ответить на вопросы о распределении статусов заказов, объёме выручки по каналам продаж, различиях сумм и сроков доставки по категориям, а также о числе заказов, отнесённых моделью к каждому классу. При построении отчётов необходимо различать фактический и предсказанный статусы. Примеры аналитических запросов приведены в приложении В.</w:t>
       </w:r>
     </w:p>
     <w:p>
@@ -12110,10 +11158,7 @@
       </w:r>
       <w:proofErr w:type="spellEnd"/>
       <w:r>
-        <w:t xml:space="preserve"> представлено в</w:t>
-      </w:r>
-      <w:r>
-        <w:t xml:space="preserve"> соответствии с рисунком 9.</w:t>
+        <w:t xml:space="preserve"> представлено в соответствии с рисунком 9.</w:t>
       </w:r>
     </w:p>
     <w:p>
@@ -12127,7 +11172,7 @@
           <w:noProof/>
         </w:rPr>
         <w:drawing>
-          <wp:inline distT="0" distB="0" distL="0" distR="0">
+          <wp:inline distT="0" distB="0" distL="0" distR="0" wp14:anchorId="18227DE6" wp14:editId="7E448F88">
             <wp:extent cx="5762625" cy="3543300"/>
             <wp:effectExtent l="0" t="0" r="0" b="0"/>
             <wp:docPr id="9" name="dag" descr="DAG orders_end_to_end в веб-интерфейсе Apache Airflow" title="DAG orders_end_to_end в веб-интерфейсе Apache Airflow"/>
@@ -12243,16 +11288,25 @@
         <w:rPr>
           <w:lang w:val="en-US"/>
         </w:rPr>
+        <w:t xml:space="preserve"> docker-</w:t>
+      </w:r>
+      <w:proofErr w:type="spellStart"/>
+      <w:r>
+        <w:rPr>
+          <w:lang w:val="en-US"/>
+        </w:rPr>
+        <w:t>compose.yml</w:t>
+      </w:r>
+      <w:proofErr w:type="spellEnd"/>
+      <w:r>
+        <w:rPr>
+          <w:lang w:val="en-US"/>
+        </w:rPr>
         <w:t xml:space="preserve"> </w:t>
       </w:r>
-      <w:proofErr w:type="spellStart"/>
-      <w:r>
-        <w:rPr>
-          <w:lang w:val="en-US"/>
-        </w:rPr>
-        <w:t>docker-compose.yml</w:t>
-      </w:r>
-      <w:proofErr w:type="spellEnd"/>
+      <w:r>
+        <w:t>описывает</w:t>
+      </w:r>
       <w:r>
         <w:rPr>
           <w:lang w:val="en-US"/>
@@ -12260,8 +11314,22 @@
         <w:t xml:space="preserve"> </w:t>
       </w:r>
       <w:r>
-        <w:t>описывает</w:t>
-      </w:r>
+        <w:t>сервисы</w:t>
+      </w:r>
+      <w:r>
+        <w:rPr>
+          <w:lang w:val="en-US"/>
+        </w:rPr>
+        <w:t xml:space="preserve"> PostgreSQL, Airflow, </w:t>
+      </w:r>
+      <w:proofErr w:type="spellStart"/>
+      <w:r>
+        <w:rPr>
+          <w:lang w:val="en-US"/>
+        </w:rPr>
+        <w:t>MLflow</w:t>
+      </w:r>
+      <w:proofErr w:type="spellEnd"/>
       <w:r>
         <w:rPr>
           <w:lang w:val="en-US"/>
@@ -12269,22 +11337,8 @@
         <w:t xml:space="preserve"> </w:t>
       </w:r>
       <w:r>
-        <w:t>сервисы</w:t>
-      </w:r>
-      <w:r>
-        <w:rPr>
-          <w:lang w:val="en-US"/>
-        </w:rPr>
-        <w:t xml:space="preserve"> PostgreSQL, Airflow, </w:t>
-      </w:r>
-      <w:proofErr w:type="spellStart"/>
-      <w:r>
-        <w:rPr>
-          <w:lang w:val="en-US"/>
-        </w:rPr>
-        <w:t>MLflow</w:t>
-      </w:r>
-      <w:proofErr w:type="spellEnd"/>
+        <w:t>и</w:t>
+      </w:r>
       <w:r>
         <w:rPr>
           <w:lang w:val="en-US"/>
@@ -12292,58 +11346,46 @@
         <w:t xml:space="preserve"> </w:t>
       </w:r>
       <w:r>
-        <w:t>и</w:t>
-      </w:r>
-      <w:r>
-        <w:rPr>
-          <w:lang w:val="en-US"/>
-        </w:rPr>
+        <w:t>источник</w:t>
+      </w:r>
+      <w:r>
+        <w:rPr>
+          <w:lang w:val="en-US"/>
+        </w:rPr>
+        <w:t xml:space="preserve"> source-</w:t>
+      </w:r>
+      <w:proofErr w:type="spellStart"/>
+      <w:r>
+        <w:rPr>
+          <w:lang w:val="en-US"/>
+        </w:rPr>
+        <w:t>api</w:t>
+      </w:r>
+      <w:proofErr w:type="spellEnd"/>
+      <w:r>
+        <w:rPr>
+          <w:lang w:val="en-US"/>
+        </w:rPr>
+        <w:t xml:space="preserve">. </w:t>
+      </w:r>
+      <w:r>
+        <w:t xml:space="preserve">Стенд развёрнут средствами </w:t>
+      </w:r>
+      <w:proofErr w:type="spellStart"/>
+      <w:r>
+        <w:t>Docker</w:t>
+      </w:r>
+      <w:proofErr w:type="spellEnd"/>
+      <w:r>
         <w:t xml:space="preserve"> </w:t>
       </w:r>
-      <w:r>
-        <w:t>источник</w:t>
-      </w:r>
-      <w:r>
-        <w:rPr>
-          <w:lang w:val="en-US"/>
-        </w:rPr>
-        <w:t xml:space="preserve"> source-</w:t>
-      </w:r>
-      <w:proofErr w:type="spellStart"/>
-      <w:r>
-        <w:rPr>
-          <w:lang w:val="en-US"/>
-        </w:rPr>
-        <w:t>api</w:t>
-      </w:r>
-      <w:proofErr w:type="spellEnd"/>
-      <w:r>
-        <w:rPr>
-          <w:lang w:val="en-US"/>
-        </w:rPr>
-        <w:t xml:space="preserve">. </w:t>
-      </w:r>
-      <w:r>
-        <w:t xml:space="preserve">Стенд развёрнут средствами </w:t>
-      </w:r>
-      <w:proofErr w:type="spellStart"/>
-      <w:r>
-        <w:t>Docker</w:t>
-      </w:r>
-      <w:proofErr w:type="spellEnd"/>
-      <w:r>
-        <w:t xml:space="preserve"> </w:t>
-      </w:r>
       <w:proofErr w:type="spellStart"/>
       <w:r>
         <w:t>Compose</w:t>
       </w:r>
       <w:proofErr w:type="spellEnd"/>
       <w:r>
-        <w:t>, и 09.10.2026 вы</w:t>
-      </w:r>
-      <w:r>
-        <w:t>полнен запуск DAG, в ходе которого этапы загрузки, построения хранилища, контроля качества и обучения модели завершились успешно. Подробный алгоритм обработки по шагам приведён в приложении Г.</w:t>
+        <w:t>, и 09.10.2026 выполнен запуск DAG, в ходе которого этапы загрузки, построения хранилища, контроля качества и обучения модели завершились успешно. Подробный алгоритм обработки по шагам приведён в приложении Г.</w:t>
       </w:r>
     </w:p>
     <w:p>
@@ -12395,12 +11437,6 @@
         <w:gridCol w:w="3238"/>
       </w:tblGrid>
       <w:tr>
-        <w:tblPrEx>
-          <w:tblCellMar>
-            <w:top w:w="0" w:type="dxa"/>
-            <w:bottom w:w="0" w:type="dxa"/>
-          </w:tblCellMar>
-        </w:tblPrEx>
         <w:trPr>
           <w:cantSplit/>
           <w:tblHeader/>
@@ -12500,12 +11536,6 @@
         </w:tc>
       </w:tr>
       <w:tr>
-        <w:tblPrEx>
-          <w:tblCellMar>
-            <w:top w:w="0" w:type="dxa"/>
-            <w:bottom w:w="0" w:type="dxa"/>
-          </w:tblCellMar>
-        </w:tblPrEx>
         <w:trPr>
           <w:cantSplit/>
         </w:trPr>
@@ -12604,12 +11634,6 @@
         </w:tc>
       </w:tr>
       <w:tr>
-        <w:tblPrEx>
-          <w:tblCellMar>
-            <w:top w:w="0" w:type="dxa"/>
-            <w:bottom w:w="0" w:type="dxa"/>
-          </w:tblCellMar>
-        </w:tblPrEx>
         <w:trPr>
           <w:cantSplit/>
         </w:trPr>
@@ -12730,12 +11754,6 @@
         </w:tc>
       </w:tr>
       <w:tr>
-        <w:tblPrEx>
-          <w:tblCellMar>
-            <w:top w:w="0" w:type="dxa"/>
-            <w:bottom w:w="0" w:type="dxa"/>
-          </w:tblCellMar>
-        </w:tblPrEx>
         <w:trPr>
           <w:cantSplit/>
         </w:trPr>
@@ -12884,12 +11902,6 @@
         </w:tc>
       </w:tr>
       <w:tr>
-        <w:tblPrEx>
-          <w:tblCellMar>
-            <w:top w:w="0" w:type="dxa"/>
-            <w:bottom w:w="0" w:type="dxa"/>
-          </w:tblCellMar>
-        </w:tblPrEx>
         <w:trPr>
           <w:cantSplit/>
         </w:trPr>
@@ -13012,12 +12024,6 @@
         </w:tc>
       </w:tr>
       <w:tr>
-        <w:tblPrEx>
-          <w:tblCellMar>
-            <w:top w:w="0" w:type="dxa"/>
-            <w:bottom w:w="0" w:type="dxa"/>
-          </w:tblCellMar>
-        </w:tblPrEx>
         <w:trPr>
           <w:cantSplit/>
         </w:trPr>
@@ -13194,12 +12200,6 @@
         </w:tc>
       </w:tr>
       <w:tr>
-        <w:tblPrEx>
-          <w:tblCellMar>
-            <w:top w:w="0" w:type="dxa"/>
-            <w:bottom w:w="0" w:type="dxa"/>
-          </w:tblCellMar>
-        </w:tblPrEx>
         <w:trPr>
           <w:cantSplit/>
         </w:trPr>
@@ -13309,12 +12309,6 @@
         </w:tc>
       </w:tr>
       <w:tr>
-        <w:tblPrEx>
-          <w:tblCellMar>
-            <w:top w:w="0" w:type="dxa"/>
-            <w:bottom w:w="0" w:type="dxa"/>
-          </w:tblCellMar>
-        </w:tblPrEx>
         <w:trPr>
           <w:cantSplit/>
         </w:trPr>
@@ -13427,12 +12421,6 @@
         </w:tc>
       </w:tr>
       <w:tr>
-        <w:tblPrEx>
-          <w:tblCellMar>
-            <w:top w:w="0" w:type="dxa"/>
-            <w:bottom w:w="0" w:type="dxa"/>
-          </w:tblCellMar>
-        </w:tblPrEx>
         <w:trPr>
           <w:cantSplit/>
         </w:trPr>
@@ -13570,12 +12558,6 @@
         </w:tc>
       </w:tr>
       <w:tr>
-        <w:tblPrEx>
-          <w:tblCellMar>
-            <w:top w:w="0" w:type="dxa"/>
-            <w:bottom w:w="0" w:type="dxa"/>
-          </w:tblCellMar>
-        </w:tblPrEx>
         <w:trPr>
           <w:cantSplit/>
         </w:trPr>
@@ -13743,12 +12725,6 @@
         </w:tc>
       </w:tr>
       <w:tr>
-        <w:tblPrEx>
-          <w:tblCellMar>
-            <w:top w:w="0" w:type="dxa"/>
-            <w:bottom w:w="0" w:type="dxa"/>
-          </w:tblCellMar>
-        </w:tblPrEx>
         <w:trPr>
           <w:cantSplit/>
         </w:trPr>
@@ -13847,12 +12823,6 @@
         </w:tc>
       </w:tr>
       <w:tr>
-        <w:tblPrEx>
-          <w:tblCellMar>
-            <w:top w:w="0" w:type="dxa"/>
-            <w:bottom w:w="0" w:type="dxa"/>
-          </w:tblCellMar>
-        </w:tblPrEx>
         <w:trPr>
           <w:cantSplit/>
         </w:trPr>
@@ -13882,17 +12852,8 @@
                 <w:sz w:val="24"/>
                 <w:szCs w:val="24"/>
               </w:rPr>
-              <w:t xml:space="preserve">Размещение в </w:t>
-            </w:r>
-            <w:proofErr w:type="spellStart"/>
-            <w:r>
-              <w:rPr>
-                <w:sz w:val="24"/>
-                <w:szCs w:val="24"/>
-              </w:rPr>
-              <w:t>репозитории</w:t>
-            </w:r>
-            <w:proofErr w:type="spellEnd"/>
+              <w:t>Размещение в репозитории</w:t>
+            </w:r>
           </w:p>
         </w:tc>
         <w:tc>
@@ -13981,10 +12942,7 @@
         <w:jc w:val="both"/>
       </w:pPr>
       <w:r>
-        <w:t>Автоматические тесты проверяют структуру исходных файлов, количество заказов и товаров, уникальность идентификаторов, наличие объектов хранилища и витрин в SQL-схеме, внешние ключи, порядок задач DAG и наличие документации артефактов машинного обучения. По</w:t>
-      </w:r>
-      <w:r>
-        <w:t xml:space="preserve">следний локальный прогон </w:t>
+        <w:t xml:space="preserve">Автоматические тесты проверяют структуру исходных файлов, количество заказов и товаров, уникальность идентификаторов, наличие объектов хранилища и витрин в SQL-схеме, внешние ключи, порядок задач DAG и наличие документации артефактов машинного обучения. Последний локальный прогон </w:t>
       </w:r>
       <w:proofErr w:type="spellStart"/>
       <w:r>
@@ -14009,10 +12967,7 @@
         <w:jc w:val="both"/>
       </w:pPr>
       <w:r>
-        <w:t>Интеграционная проверка выпол</w:t>
-      </w:r>
-      <w:r>
-        <w:t xml:space="preserve">нена запуском DAG </w:t>
+        <w:t xml:space="preserve">Интеграционная проверка выполнена запуском DAG </w:t>
       </w:r>
       <w:proofErr w:type="spellStart"/>
       <w:r>
@@ -14040,10 +12995,7 @@
       </w:r>
       <w:proofErr w:type="spellEnd"/>
       <w:r>
-        <w:t xml:space="preserve"> и</w:t>
-      </w:r>
-      <w:r>
-        <w:t xml:space="preserve"> завершилась сообщением об успешном окончании обучения.</w:t>
+        <w:t xml:space="preserve"> и завершилась сообщением об успешном окончании обучения.</w:t>
       </w:r>
     </w:p>
     <w:p>
@@ -14060,18 +13012,7 @@
       </w:r>
       <w:proofErr w:type="spellEnd"/>
       <w:r>
-        <w:t xml:space="preserve"> 0,8925, взвешенная F1-мера 0,8631) совпали с результатами локальной проверки модели на том же наборе данных. Это подтверждает </w:t>
-      </w:r>
-      <w:proofErr w:type="spellStart"/>
-      <w:r>
-        <w:t>воспроизводимость</w:t>
-      </w:r>
-      <w:proofErr w:type="spellEnd"/>
-      <w:r>
-        <w:t xml:space="preserve"> обуче</w:t>
-      </w:r>
-      <w:r>
-        <w:t xml:space="preserve">ния при фиксированном значении </w:t>
+        <w:t xml:space="preserve"> 0,8925, взвешенная F1-мера 0,8631) совпали с результатами локальной проверки модели на том же наборе данных. Это подтверждает воспроизводимость обучения при фиксированном значении </w:t>
       </w:r>
       <w:proofErr w:type="spellStart"/>
       <w:r>
@@ -14087,15 +13028,7 @@
         <w:pStyle w:val="2"/>
       </w:pPr>
       <w:r>
-        <w:t xml:space="preserve">2.12 Создание удаленного </w:t>
-      </w:r>
-      <w:proofErr w:type="spellStart"/>
-      <w:r>
-        <w:t>репозитория</w:t>
-      </w:r>
-      <w:proofErr w:type="spellEnd"/>
-      <w:r>
-        <w:t xml:space="preserve"> и загрузка результатов работы на него</w:t>
+        <w:t>2.12 Создание удаленного репозитория и загрузка результатов работы на него</w:t>
       </w:r>
     </w:p>
     <w:p>
@@ -14104,15 +13037,7 @@
         <w:jc w:val="both"/>
       </w:pPr>
       <w:r>
-        <w:t xml:space="preserve">Практическая часть работы размещена в удалённом </w:t>
-      </w:r>
-      <w:proofErr w:type="spellStart"/>
-      <w:r>
-        <w:t>репозитории</w:t>
-      </w:r>
-      <w:proofErr w:type="spellEnd"/>
-      <w:r>
-        <w:t xml:space="preserve"> на платформе </w:t>
+        <w:t xml:space="preserve">Практическая часть работы размещена в удалённом репозитории на платформе </w:t>
       </w:r>
       <w:proofErr w:type="spellStart"/>
       <w:r>
@@ -14120,18 +13045,7 @@
       </w:r>
       <w:proofErr w:type="spellEnd"/>
       <w:r>
-        <w:t>. Ни</w:t>
-      </w:r>
-      <w:r>
-        <w:t xml:space="preserve">же указаны страница слушателя и адрес </w:t>
-      </w:r>
-      <w:proofErr w:type="spellStart"/>
-      <w:r>
-        <w:t>репозитория</w:t>
-      </w:r>
-      <w:proofErr w:type="spellEnd"/>
-      <w:r>
-        <w:t>.</w:t>
+        <w:t>. Ниже указаны страница слушателя и адрес репозитория.</w:t>
       </w:r>
     </w:p>
     <w:p>
@@ -14151,7 +13065,6 @@
         <w:ind w:firstLine="709"/>
         <w:jc w:val="both"/>
       </w:pPr>
-      <w:proofErr w:type="spellStart"/>
       <w:r>
         <w:rPr>
           <w:highlight w:val="yellow"/>
@@ -14162,14 +13075,7 @@
         <w:rPr>
           <w:highlight w:val="yellow"/>
         </w:rPr>
-        <w:t>епозиторий</w:t>
-      </w:r>
-      <w:proofErr w:type="spellEnd"/>
-      <w:r>
-        <w:rPr>
-          <w:highlight w:val="yellow"/>
-        </w:rPr>
-        <w:t>: https://github.com/</w:t>
+        <w:t>епозиторий: https://github.com/</w:t>
       </w:r>
     </w:p>
     <w:p>
@@ -14178,18 +13084,7 @@
         <w:jc w:val="both"/>
       </w:pPr>
       <w:r>
-        <w:t xml:space="preserve">Для размещения проекта создан </w:t>
-      </w:r>
-      <w:proofErr w:type="spellStart"/>
-      <w:r>
-        <w:t>репозиторий</w:t>
-      </w:r>
-      <w:proofErr w:type="spellEnd"/>
-      <w:r>
-        <w:t>, в который загружены исходный код, SQL-скрипты, DAG, модул</w:t>
-      </w:r>
-      <w:r>
-        <w:t xml:space="preserve">и машинного обучения, тесты, конфигурация </w:t>
+        <w:t xml:space="preserve">Для размещения проекта создан репозиторий, в который загружены исходный код, SQL-скрипты, DAG, модули машинного обучения, тесты, конфигурация </w:t>
       </w:r>
       <w:proofErr w:type="spellStart"/>
       <w:r>
@@ -14205,27 +13100,11 @@
       </w:r>
       <w:proofErr w:type="spellEnd"/>
       <w:r>
-        <w:t xml:space="preserve"> и документация. Перед публикацией проверено отсутствие паролей и других секретов: параметры подключения вынесены в файл переменных окружения, а в </w:t>
-      </w:r>
-      <w:proofErr w:type="spellStart"/>
-      <w:r>
-        <w:t>репозиторий</w:t>
-      </w:r>
-      <w:proofErr w:type="spellEnd"/>
-      <w:r>
-        <w:t xml:space="preserve"> помещён только </w:t>
-      </w:r>
-      <w:proofErr w:type="gramStart"/>
-      <w:r>
-        <w:t>шаблон .</w:t>
-      </w:r>
-      <w:proofErr w:type="spellStart"/>
-      <w:r>
-        <w:t>env</w:t>
-      </w:r>
-      <w:proofErr w:type="gramEnd"/>
-      <w:r>
-        <w:t>.example</w:t>
+        <w:t xml:space="preserve"> и документация. Перед публикацией проверено отсутствие паролей и других секретов: параметры подключения вынесены в файл переменных окружения, а в репозиторий помещён только шаблон .</w:t>
+      </w:r>
+      <w:proofErr w:type="spellStart"/>
+      <w:r>
+        <w:t>env.example</w:t>
       </w:r>
       <w:proofErr w:type="spellEnd"/>
       <w:r>
@@ -14238,24 +13117,11 @@
         <w:jc w:val="both"/>
       </w:pPr>
       <w:r>
-        <w:t xml:space="preserve">Файл </w:t>
-      </w:r>
-      <w:r>
-        <w:t xml:space="preserve">README.md содержит краткое описание системы, архитектурную схему, версии сервисов, порядок запуска, команды тестирования, структуру каталогов, описание переменных окружения и ограничения демонстрационного набора. </w:t>
-      </w:r>
-      <w:proofErr w:type="spellStart"/>
-      <w:r>
-        <w:t>Репозиторий</w:t>
-      </w:r>
-      <w:proofErr w:type="spellEnd"/>
-      <w:r>
-        <w:t xml:space="preserve"> содержит ту версию кода, котора</w:t>
+        <w:t>Файл README.md содержит краткое описание системы, архитектурную схему, версии сервисов, порядок запуска, команды тестирования, структуру каталогов, описание переменных окружения и ограничения демонстрационного набора. Репозиторий содержит ту версию кода, котора</w:t>
       </w:r>
       <w:r>
         <w:t>я демонстрируется на защите.</w:t>
       </w:r>
-      <w:bookmarkStart w:id="0" w:name="_GoBack"/>
-      <w:bookmarkEnd w:id="0"/>
     </w:p>
     <w:p>
       <w:pPr>
@@ -14263,10 +13129,7 @@
       </w:pPr>
       <w:r>
         <w:lastRenderedPageBreak/>
-        <w:t>3</w:t>
-      </w:r>
-      <w:r>
-        <w:t xml:space="preserve"> Взаимодействие пользователя с системой</w:t>
+        <w:t>3 Взаимодействие пользователя с системой</w:t>
       </w:r>
     </w:p>
     <w:p>
@@ -14284,10 +13147,7 @@
         <w:jc w:val="both"/>
       </w:pPr>
       <w:r>
-        <w:t xml:space="preserve">Работа </w:t>
-      </w:r>
-      <w:r>
-        <w:t xml:space="preserve">инженера данных начинается с проверки конфигурации окружения и запуска сервисов согласно README. После запуска </w:t>
+        <w:t xml:space="preserve">Работа инженера данных начинается с проверки конфигурации окружения и запуска сервисов согласно README. После запуска </w:t>
       </w:r>
       <w:proofErr w:type="spellStart"/>
       <w:r>
@@ -14303,10 +13163,7 @@
       </w:r>
       <w:proofErr w:type="spellEnd"/>
       <w:r>
-        <w:t>, запускает его вручную или дожидается запуска по расписанию и наблюдает за стат</w:t>
-      </w:r>
-      <w:r>
-        <w:t xml:space="preserve">усом задач. Если задача завершается ошибкой, инженер открывает её журнал, проверяет доступность источника, подключение к </w:t>
+        <w:t xml:space="preserve">, запускает его вручную или дожидается запуска по расписанию и наблюдает за статусом задач. Если задача завершается ошибкой, инженер открывает её журнал, проверяет доступность источника, подключение к </w:t>
       </w:r>
       <w:proofErr w:type="spellStart"/>
       <w:r>
@@ -14323,10 +13180,7 @@
         <w:jc w:val="both"/>
       </w:pPr>
       <w:r>
-        <w:t>После успешного выполнен</w:t>
-      </w:r>
-      <w:r>
-        <w:t xml:space="preserve">ия конвейера специалист по машинному обучению открывает </w:t>
+        <w:t xml:space="preserve">После успешного выполнения конвейера специалист по машинному обучению открывает </w:t>
       </w:r>
       <w:proofErr w:type="spellStart"/>
       <w:r>
@@ -14367,19 +13221,11 @@
         <w:jc w:val="both"/>
       </w:pPr>
       <w:r>
-        <w:t>Аналитик вы</w:t>
-      </w:r>
-      <w:r>
-        <w:t xml:space="preserve">полняет SQL-запросы к </w:t>
-      </w:r>
-      <w:proofErr w:type="spellStart"/>
-      <w:proofErr w:type="gramStart"/>
-      <w:r>
-        <w:t>mart.v</w:t>
-      </w:r>
-      <w:proofErr w:type="gramEnd"/>
-      <w:r>
-        <w:t>_order_dashboard</w:t>
+        <w:t xml:space="preserve">Аналитик выполняет SQL-запросы к </w:t>
+      </w:r>
+      <w:proofErr w:type="spellStart"/>
+      <w:r>
+        <w:t>mart.v_order_dashboard</w:t>
       </w:r>
       <w:proofErr w:type="spellEnd"/>
       <w:r>
@@ -14399,10 +13245,7 @@
       </w:r>
       <w:proofErr w:type="spellEnd"/>
       <w:r>
-        <w:t>. В рамках прототипа BI-интерфейс не является обязательной частью ре</w:t>
-      </w:r>
-      <w:r>
-        <w:t>ализации: подготовлены представление и таблица для подключения внешнего инструмента.</w:t>
+        <w:t>. В рамках прототипа BI-интерфейс не является обязательной частью реализации: подготовлены представление и таблица для подключения внешнего инструмента.</w:t>
       </w:r>
     </w:p>
     <w:p>
@@ -14429,13 +13272,7 @@
         <w:jc w:val="both"/>
       </w:pPr>
       <w:r>
-        <w:t>В выпускной квалификационной работе разработан прототип интел</w:t>
-      </w:r>
-      <w:r>
-        <w:t>лектуальной платформы обработки и прогнозирования статуса заказов. Проведён анализ предметной области с точки зрения источников данных, формализован бизнес-процесс обработки заказа и выделены малоэффективные аспекты работы с данными. Описаны используемые м</w:t>
-      </w:r>
-      <w:r>
-        <w:t>етоды, их достоинства, недостатки и области применения.</w:t>
+        <w:t>В выпускной квалификационной работе разработан прототип интеллектуальной платформы обработки и прогнозирования статуса заказов. Проведён анализ предметной области с точки зрения источников данных, формализован бизнес-процесс обработки заказа и выделены малоэффективные аспекты работы с данными. Описаны используемые методы, их достоинства, недостатки и области применения.</w:t>
       </w:r>
     </w:p>
     <w:p>
@@ -14452,10 +13289,7 @@
       </w:r>
       <w:proofErr w:type="spellEnd"/>
       <w:r>
-        <w:t>, построение хранилища по схеме «звезда», проверки качества, обучение классификатора, регистрац</w:t>
-      </w:r>
-      <w:r>
-        <w:t xml:space="preserve">ию экспериментов и версий модели в </w:t>
+        <w:t xml:space="preserve">, построение хранилища по схеме «звезда», проверки качества, обучение классификатора, регистрацию экспериментов и версий модели в </w:t>
       </w:r>
       <w:proofErr w:type="spellStart"/>
       <w:r>
@@ -14471,15 +13305,7 @@
       </w:r>
       <w:proofErr w:type="spellEnd"/>
       <w:r>
-        <w:t xml:space="preserve"> реализован DAG </w:t>
-      </w:r>
-      <w:proofErr w:type="spellStart"/>
-      <w:r>
-        <w:t>Apache</w:t>
-      </w:r>
-      <w:proofErr w:type="spellEnd"/>
-      <w:r>
-        <w:t xml:space="preserve"> </w:t>
+        <w:t xml:space="preserve"> реализован DAG Apache </w:t>
       </w:r>
       <w:proofErr w:type="spellStart"/>
       <w:r>
@@ -14490,13 +13316,8 @@
         <w:t xml:space="preserve"> из семи задач, для аналитики подготовлено представление </w:t>
       </w:r>
       <w:proofErr w:type="spellStart"/>
-      <w:proofErr w:type="gramStart"/>
-      <w:r>
-        <w:t>mart.v</w:t>
-      </w:r>
-      <w:proofErr w:type="gramEnd"/>
-      <w:r>
-        <w:t>_order_dashboard</w:t>
+      <w:r>
+        <w:t>mart.v_order_dashboard</w:t>
       </w:r>
       <w:proofErr w:type="spellEnd"/>
       <w:r>
@@ -14504,10 +13325,7 @@
       </w:r>
       <w:proofErr w:type="spellStart"/>
       <w:r>
-        <w:t>mart.order_pre</w:t>
-      </w:r>
-      <w:r>
-        <w:t>dictions</w:t>
+        <w:t>mart.order_predictions</w:t>
       </w:r>
       <w:proofErr w:type="spellEnd"/>
       <w:r>
@@ -14544,10 +13362,7 @@
       </w:r>
       <w:proofErr w:type="spellEnd"/>
       <w:r>
-        <w:t xml:space="preserve"> 0,8</w:t>
-      </w:r>
-      <w:r>
-        <w:t xml:space="preserve">925 и взвешенную F1-меру 0,8631 и зарегистрирована в </w:t>
+        <w:t xml:space="preserve"> 0,8925 и взвешенную F1-меру 0,8631 и зарегистрирована в </w:t>
       </w:r>
       <w:proofErr w:type="spellStart"/>
       <w:r>
@@ -14572,10 +13387,7 @@
         <w:jc w:val="both"/>
       </w:pPr>
       <w:r>
-        <w:t>Анализ метрик по классам показал, что высокая доля верных ответов обеспечивается</w:t>
-      </w:r>
-      <w:r>
-        <w:t xml:space="preserve"> преобладающим классом </w:t>
+        <w:t xml:space="preserve">Анализ метрик по классам показал, что высокая доля верных ответов обеспечивается преобладающим классом </w:t>
       </w:r>
       <w:proofErr w:type="spellStart"/>
       <w:r>
@@ -14616,17 +13428,11 @@
         <w:jc w:val="both"/>
       </w:pPr>
       <w:r>
-        <w:t>Перспективы развития включают ус</w:t>
-      </w:r>
-      <w:r>
-        <w:t>транение дисбаланса классов и утечки по сроку доставки, подключение реальных источников, инкрементальную загрузку данных, расширение правил качества, ролевую модель доступа, мониторинг своевременности данных и дрейфа модели, калибровку вероятностей и раз</w:t>
+        <w:t>Перспективы развития включают устранение дисбаланса классов и утечки по сроку доставки, подключение реальных источников, инкрементальную загрузку данных, расширение правил качества, ролевую модель доступа, мониторинг своевременности данных и дрейфа модели, калибровку вероятностей и раз</w:t>
       </w:r>
       <w:r>
         <w:lastRenderedPageBreak/>
-        <w:t>ра</w:t>
-      </w:r>
-      <w:r>
-        <w:t>ботку BI-</w:t>
+        <w:t>работку BI-</w:t>
       </w:r>
       <w:proofErr w:type="spellStart"/>
       <w:r>
@@ -14652,18 +13458,7 @@
         <w:jc w:val="both"/>
       </w:pPr>
       <w:r>
-        <w:t>1 Росс</w:t>
-      </w:r>
-      <w:r>
-        <w:t>ийская Федерация. Законы. Об информации, информационных технологиях и о защите информации [Текст</w:t>
-      </w:r>
-      <w:proofErr w:type="gramStart"/>
-      <w:r>
-        <w:t>] :</w:t>
-      </w:r>
-      <w:proofErr w:type="gramEnd"/>
-      <w:r>
-        <w:t xml:space="preserve"> </w:t>
+        <w:t xml:space="preserve">1 Российская Федерация. Законы. Об информации, информационных технологиях и о защите информации [Текст] : </w:t>
       </w:r>
       <w:proofErr w:type="spellStart"/>
       <w:r>
@@ -14671,10 +13466,7 @@
       </w:r>
       <w:proofErr w:type="spellEnd"/>
       <w:r>
-        <w:t>. закон от 27 июля 2006 г. № 149-ФЗ : [принят Гос. Думой 8 июля 2006 г.] // Собрание законодательства Российской Федерации. – 2006. – № 31 (ч. 1). – Ст</w:t>
-      </w:r>
-      <w:r>
-        <w:t>. 3448.</w:t>
+        <w:t>. закон от 27 июля 2006 г. № 149-ФЗ : [принят Гос. Думой 8 июля 2006 г.] // Собрание законодательства Российской Федерации. – 2006. – № 31 (ч. 1). – Ст. 3448.</w:t>
       </w:r>
     </w:p>
     <w:p>
@@ -14683,15 +13475,7 @@
         <w:jc w:val="both"/>
       </w:pPr>
       <w:r>
-        <w:t>2 Российская Федерация. Законы. О персональных данных [Текст</w:t>
-      </w:r>
-      <w:proofErr w:type="gramStart"/>
-      <w:r>
-        <w:t>] :</w:t>
-      </w:r>
-      <w:proofErr w:type="gramEnd"/>
-      <w:r>
-        <w:t xml:space="preserve"> </w:t>
+        <w:t xml:space="preserve">2 Российская Федерация. Законы. О персональных данных [Текст] : </w:t>
       </w:r>
       <w:proofErr w:type="spellStart"/>
       <w:r>
@@ -14708,18 +13492,7 @@
         <w:jc w:val="both"/>
       </w:pPr>
       <w:r>
-        <w:t>3 Российская Федерац</w:t>
-      </w:r>
-      <w:r>
-        <w:t>ия. Президент. О развитии искусственного интеллекта в Российской Федерации [Текст</w:t>
-      </w:r>
-      <w:proofErr w:type="gramStart"/>
-      <w:r>
-        <w:t>] :</w:t>
-      </w:r>
-      <w:proofErr w:type="gramEnd"/>
-      <w:r>
-        <w:t xml:space="preserve"> указ Президента Рос. Федерации от 10 окт. 2019 г. № 490 // Собрание законодательства Российской Федерации. – 2019. – № 41. – Ст. 5700.</w:t>
+        <w:t>3 Российская Федерация. Президент. О развитии искусственного интеллекта в Российской Федерации [Текст] : указ Президента Рос. Федерации от 10 окт. 2019 г. № 490 // Собрание законодательства Российской Федерации. – 2019. – № 41. – Ст. 5700.</w:t>
       </w:r>
     </w:p>
     <w:p>
@@ -14728,10 +13501,7 @@
         <w:jc w:val="both"/>
       </w:pPr>
       <w:r>
-        <w:t>4 ГОСТ Р ИСО/МЭК 25010–2015. Информа</w:t>
-      </w:r>
-      <w:r>
-        <w:t>ционные технологии. Системная и программная инженерия. Требования и оценка качества систем и программного обеспечения (</w:t>
+        <w:t>4 ГОСТ Р ИСО/МЭК 25010–2015. Информационные технологии. Системная и программная инженерия. Требования и оценка качества систем и программного обеспечения (</w:t>
       </w:r>
       <w:proofErr w:type="spellStart"/>
       <w:r>
@@ -14747,15 +13517,7 @@
       </w:r>
       <w:proofErr w:type="spellEnd"/>
       <w:r>
-        <w:t xml:space="preserve">. 2016–06–01. – </w:t>
-      </w:r>
-      <w:proofErr w:type="gramStart"/>
-      <w:r>
-        <w:t>М. :</w:t>
-      </w:r>
-      <w:proofErr w:type="gramEnd"/>
-      <w:r>
-        <w:t xml:space="preserve"> </w:t>
+        <w:t xml:space="preserve">. 2016–06–01. – М. : </w:t>
       </w:r>
       <w:proofErr w:type="spellStart"/>
       <w:r>
@@ -14772,10 +13534,7 @@
         <w:jc w:val="both"/>
       </w:pPr>
       <w:r>
-        <w:t>5 ГОСТ 7.32–201</w:t>
-      </w:r>
-      <w:r>
-        <w:t xml:space="preserve">7. Система стандартов по информации, библиотечному и издательскому делу. Отчет о научно-исследовательской работе. Структура и правила оформления [Текст]. – </w:t>
+        <w:t xml:space="preserve">5 ГОСТ 7.32–2017. Система стандартов по информации, библиотечному и издательскому делу. Отчет о научно-исследовательской работе. Структура и правила оформления [Текст]. – </w:t>
       </w:r>
       <w:proofErr w:type="spellStart"/>
       <w:r>
@@ -14783,15 +13542,7 @@
       </w:r>
       <w:proofErr w:type="spellEnd"/>
       <w:r>
-        <w:t xml:space="preserve">. 2018–07–01. – </w:t>
-      </w:r>
-      <w:proofErr w:type="gramStart"/>
-      <w:r>
-        <w:t>М. :</w:t>
-      </w:r>
-      <w:proofErr w:type="gramEnd"/>
-      <w:r>
-        <w:t xml:space="preserve"> </w:t>
+        <w:t xml:space="preserve">. 2018–07–01. – М. : </w:t>
       </w:r>
       <w:proofErr w:type="spellStart"/>
       <w:r>
@@ -14816,15 +13567,7 @@
       </w:r>
       <w:proofErr w:type="spellEnd"/>
       <w:r>
-        <w:t xml:space="preserve">. 2019–07–01. – </w:t>
-      </w:r>
-      <w:proofErr w:type="gramStart"/>
-      <w:r>
-        <w:t>М. :</w:t>
-      </w:r>
-      <w:proofErr w:type="gramEnd"/>
-      <w:r>
-        <w:t xml:space="preserve"> </w:t>
+        <w:t xml:space="preserve">. 2019–07–01. – М. : </w:t>
       </w:r>
       <w:proofErr w:type="spellStart"/>
       <w:r>
@@ -14841,10 +13584,7 @@
         <w:jc w:val="both"/>
       </w:pPr>
       <w:r>
-        <w:t>7 Г</w:t>
-      </w:r>
-      <w:r>
-        <w:t xml:space="preserve">ОСТ Р 59277–2020. Системы искусственного интеллекта. Классификация систем искусственного интеллекта [Текст]. – </w:t>
+        <w:t xml:space="preserve">7 ГОСТ Р 59277–2020. Системы искусственного интеллекта. Классификация систем искусственного интеллекта [Текст]. – </w:t>
       </w:r>
       <w:proofErr w:type="spellStart"/>
       <w:r>
@@ -14852,15 +13592,7 @@
       </w:r>
       <w:proofErr w:type="spellEnd"/>
       <w:r>
-        <w:t xml:space="preserve">. 2021–03–01. – </w:t>
-      </w:r>
-      <w:proofErr w:type="gramStart"/>
-      <w:r>
-        <w:t>М. :</w:t>
-      </w:r>
-      <w:proofErr w:type="gramEnd"/>
-      <w:r>
-        <w:t xml:space="preserve"> </w:t>
+        <w:t xml:space="preserve">. 2021–03–01. – М. : </w:t>
       </w:r>
       <w:proofErr w:type="spellStart"/>
       <w:r>
@@ -14910,10 +13642,7 @@
       </w:r>
       <w:proofErr w:type="spellEnd"/>
       <w:r>
-        <w:t>: конце</w:t>
-      </w:r>
-      <w:r>
-        <w:t xml:space="preserve">пции, инструменты и техники для создания интеллектуальных систем [Текст] / О. </w:t>
+        <w:t xml:space="preserve">: концепции, инструменты и техники для создания интеллектуальных систем [Текст] / О. </w:t>
       </w:r>
       <w:proofErr w:type="spellStart"/>
       <w:r>
@@ -14921,15 +13650,7 @@
       </w:r>
       <w:proofErr w:type="spellEnd"/>
       <w:r>
-        <w:t>. – 2-е изд. – СПб</w:t>
-      </w:r>
-      <w:proofErr w:type="gramStart"/>
-      <w:r>
-        <w:t>. :</w:t>
-      </w:r>
-      <w:proofErr w:type="gramEnd"/>
-      <w:r>
-        <w:t xml:space="preserve"> Диалектика, 2020. – 1040 с.</w:t>
+        <w:t>. – 2-е изд. – СПб. : Диалектика, 2020. – 1040 с.</w:t>
       </w:r>
     </w:p>
     <w:p>
@@ -14954,18 +13675,7 @@
       </w:r>
       <w:proofErr w:type="spellEnd"/>
       <w:r>
-        <w:t>. – СПб</w:t>
-      </w:r>
-      <w:proofErr w:type="gramStart"/>
-      <w:r>
-        <w:t>. :</w:t>
-      </w:r>
-      <w:proofErr w:type="gramEnd"/>
-      <w:r>
-        <w:t xml:space="preserve"> П</w:t>
-      </w:r>
-      <w:r>
-        <w:t>итер, 2018. – 640 с.</w:t>
+        <w:t>. – СПб. : Питер, 2018. – 640 с.</w:t>
       </w:r>
     </w:p>
     <w:p>
@@ -14982,15 +13692,7 @@
       </w:r>
       <w:proofErr w:type="spellEnd"/>
       <w:r>
-        <w:t xml:space="preserve">, У. </w:t>
-      </w:r>
-      <w:proofErr w:type="spellStart"/>
-      <w:r>
-        <w:t>Python</w:t>
-      </w:r>
-      <w:proofErr w:type="spellEnd"/>
-      <w:r>
-        <w:t xml:space="preserve"> и анализ данных [Текст] / У. </w:t>
+        <w:t xml:space="preserve">, У. Python и анализ данных [Текст] / У. </w:t>
       </w:r>
       <w:proofErr w:type="spellStart"/>
       <w:r>
@@ -14998,15 +13700,7 @@
       </w:r>
       <w:proofErr w:type="spellEnd"/>
       <w:r>
-        <w:t xml:space="preserve">. – 2-е изд. – </w:t>
-      </w:r>
-      <w:proofErr w:type="gramStart"/>
-      <w:r>
-        <w:t>М. :</w:t>
-      </w:r>
-      <w:proofErr w:type="gramEnd"/>
-      <w:r>
-        <w:t xml:space="preserve"> ДМК Пресс, 2020. – 540 с.</w:t>
+        <w:t>. – 2-е изд. – М. : ДМК Пресс, 2020. – 540 с.</w:t>
       </w:r>
     </w:p>
     <w:p>
@@ -15015,23 +13709,7 @@
         <w:jc w:val="both"/>
       </w:pPr>
       <w:r>
-        <w:t xml:space="preserve">11 Рашка, С. </w:t>
-      </w:r>
-      <w:proofErr w:type="spellStart"/>
-      <w:r>
-        <w:t>Python</w:t>
-      </w:r>
-      <w:proofErr w:type="spellEnd"/>
-      <w:r>
-        <w:t xml:space="preserve"> и машинное обучение: машинное и глубокое обучение с использованием </w:t>
-      </w:r>
-      <w:proofErr w:type="spellStart"/>
-      <w:r>
-        <w:t>Python</w:t>
-      </w:r>
-      <w:proofErr w:type="spellEnd"/>
-      <w:r>
-        <w:t xml:space="preserve">, </w:t>
+        <w:t xml:space="preserve">11 Рашка, С. Python и машинное обучение: машинное и глубокое обучение с использованием Python, </w:t>
       </w:r>
       <w:proofErr w:type="spellStart"/>
       <w:r>
@@ -15047,10 +13725,7 @@
       </w:r>
       <w:proofErr w:type="spellEnd"/>
       <w:r>
-        <w:t xml:space="preserve"> 2 [Текст] </w:t>
-      </w:r>
-      <w:r>
-        <w:t xml:space="preserve">/ С. Рашка, В. </w:t>
+        <w:t xml:space="preserve"> 2 [Текст] / С. Рашка, В. </w:t>
       </w:r>
       <w:proofErr w:type="spellStart"/>
       <w:r>
@@ -15058,15 +13733,7 @@
       </w:r>
       <w:proofErr w:type="spellEnd"/>
       <w:r>
-        <w:t>. – 3-е изд. – СПб</w:t>
-      </w:r>
-      <w:proofErr w:type="gramStart"/>
-      <w:r>
-        <w:t>. :</w:t>
-      </w:r>
-      <w:proofErr w:type="gramEnd"/>
-      <w:r>
-        <w:t xml:space="preserve"> Диалектика, 2020. – 848 с.</w:t>
+        <w:t>. – 3-е изд. – СПб. : Диалектика, 2020. – 848 с.</w:t>
       </w:r>
     </w:p>
     <w:p>
@@ -15091,15 +13758,7 @@
       </w:r>
       <w:proofErr w:type="spellEnd"/>
       <w:r>
-        <w:t xml:space="preserve">. – </w:t>
-      </w:r>
-      <w:proofErr w:type="gramStart"/>
-      <w:r>
-        <w:t>М. :</w:t>
-      </w:r>
-      <w:proofErr w:type="gramEnd"/>
-      <w:r>
-        <w:t xml:space="preserve"> ДМК Пресс, 2015. – 400 с.</w:t>
+        <w:t>. – М. : ДМК Пресс, 2015. – 400 с.</w:t>
       </w:r>
     </w:p>
     <w:p>
@@ -15128,13 +13787,7 @@
         <w:rPr>
           <w:lang w:val="en-US"/>
         </w:rPr>
-        <w:t xml:space="preserve">, C. Data and </w:t>
-      </w:r>
-      <w:r>
-        <w:rPr>
-          <w:lang w:val="en-US"/>
-        </w:rPr>
-        <w:t>Information Quality: Dimensions, Principles and Techniques [</w:t>
+        <w:t>, C. Data and Information Quality: Dimensions, Principles and Techniques [</w:t>
       </w:r>
       <w:r>
         <w:t>Текст</w:t>
@@ -15171,21 +13824,7 @@
         <w:rPr>
           <w:lang w:val="en-US"/>
         </w:rPr>
-        <w:t xml:space="preserve">. – </w:t>
-      </w:r>
-      <w:proofErr w:type="gramStart"/>
-      <w:r>
-        <w:rPr>
-          <w:lang w:val="en-US"/>
-        </w:rPr>
-        <w:t>Cham :</w:t>
-      </w:r>
-      <w:proofErr w:type="gramEnd"/>
-      <w:r>
-        <w:rPr>
-          <w:lang w:val="en-US"/>
-        </w:rPr>
-        <w:t xml:space="preserve"> Springer, 2016. – 500 p.</w:t>
+        <w:t>. – Cham : Springer, 2016. – 500 p.</w:t>
       </w:r>
     </w:p>
     <w:p>
@@ -15266,13 +13905,7 @@
         <w:rPr>
           <w:lang w:val="en-US"/>
         </w:rPr>
-        <w:t xml:space="preserve">, </w:t>
-      </w:r>
-      <w:r>
-        <w:rPr>
-          <w:lang w:val="en-US"/>
-        </w:rPr>
-        <w:t>L. Random Forests [</w:t>
+        <w:t>, L. Random Forests [</w:t>
       </w:r>
       <w:r>
         <w:t>Текст</w:t>
@@ -15310,21 +13943,7 @@
         <w:rPr>
           <w:lang w:val="en-US"/>
         </w:rPr>
-        <w:t>16 Chawla, N. V. SMOTE: Synthetic Minority Over-</w:t>
-      </w:r>
-      <w:proofErr w:type="gramStart"/>
-      <w:r>
-        <w:rPr>
-          <w:lang w:val="en-US"/>
-        </w:rPr>
-        <w:t>sampling</w:t>
-      </w:r>
-      <w:proofErr w:type="gramEnd"/>
-      <w:r>
-        <w:rPr>
-          <w:lang w:val="en-US"/>
-        </w:rPr>
-        <w:t xml:space="preserve"> Technique [</w:t>
+        <w:t>16 Chawla, N. V. SMOTE: Synthetic Minority Over-sampling Technique [</w:t>
       </w:r>
       <w:r>
         <w:t>Текст</w:t>
@@ -15347,13 +13966,7 @@
         <w:rPr>
           <w:lang w:val="en-US"/>
         </w:rPr>
-        <w:t xml:space="preserve"> // Journal of Artificial In</w:t>
-      </w:r>
-      <w:r>
-        <w:rPr>
-          <w:lang w:val="en-US"/>
-        </w:rPr>
-        <w:t>telligence Research. – 2002. – Vol. 16. – P. 321–357.</w:t>
+        <w:t xml:space="preserve"> // Journal of Artificial Intelligence Research. – 2002. – Vol. 16. – P. 321–357.</w:t>
       </w:r>
     </w:p>
     <w:p>
@@ -15368,21 +13981,7 @@
         <w:rPr>
           <w:lang w:val="en-US"/>
         </w:rPr>
-        <w:t xml:space="preserve">17 </w:t>
-      </w:r>
-      <w:proofErr w:type="spellStart"/>
-      <w:r>
-        <w:rPr>
-          <w:lang w:val="en-US"/>
-        </w:rPr>
-        <w:t>Codd</w:t>
-      </w:r>
-      <w:proofErr w:type="spellEnd"/>
-      <w:r>
-        <w:rPr>
-          <w:lang w:val="en-US"/>
-        </w:rPr>
-        <w:t>, E. F. A Relational Model of Data for Large Shared Data Banks [</w:t>
+        <w:t>17 Codd, E. F. A Relational Model of Data for Large Shared Data Banks [</w:t>
       </w:r>
       <w:r>
         <w:t>Текст</w:t>
@@ -15391,21 +13990,7 @@
         <w:rPr>
           <w:lang w:val="en-US"/>
         </w:rPr>
-        <w:t xml:space="preserve">] / E. F. </w:t>
-      </w:r>
-      <w:proofErr w:type="spellStart"/>
-      <w:r>
-        <w:rPr>
-          <w:lang w:val="en-US"/>
-        </w:rPr>
-        <w:t>Codd</w:t>
-      </w:r>
-      <w:proofErr w:type="spellEnd"/>
-      <w:r>
-        <w:rPr>
-          <w:lang w:val="en-US"/>
-        </w:rPr>
-        <w:t xml:space="preserve"> // Communications of the ACM. – 1970. – Vol. 13, № 6. – P. 377–387.</w:t>
+        <w:t>] / E. F. Codd // Communications of the ACM. – 1970. – Vol. 13, № 6. – P. 377–387.</w:t>
       </w:r>
     </w:p>
     <w:p>
@@ -15420,13 +14005,7 @@
         <w:rPr>
           <w:lang w:val="en-US"/>
         </w:rPr>
-        <w:t>18 DAMA International. DAMA-DMBOK: Data Man</w:t>
-      </w:r>
-      <w:r>
-        <w:rPr>
-          <w:lang w:val="en-US"/>
-        </w:rPr>
-        <w:t>agement Body of Knowledge [</w:t>
+        <w:t>18 DAMA International. DAMA-DMBOK: Data Management Body of Knowledge [</w:t>
       </w:r>
       <w:r>
         <w:t>Текст</w:t>
@@ -15435,21 +14014,7 @@
         <w:rPr>
           <w:lang w:val="en-US"/>
         </w:rPr>
-        <w:t xml:space="preserve">]. – 2nd ed. – Basking </w:t>
-      </w:r>
-      <w:proofErr w:type="gramStart"/>
-      <w:r>
-        <w:rPr>
-          <w:lang w:val="en-US"/>
-        </w:rPr>
-        <w:t>Ridge :</w:t>
-      </w:r>
-      <w:proofErr w:type="gramEnd"/>
-      <w:r>
-        <w:rPr>
-          <w:lang w:val="en-US"/>
-        </w:rPr>
-        <w:t xml:space="preserve"> Technics Publications, 2017. – 628 p.</w:t>
+        <w:t>]. – 2nd ed. – Basking Ridge : Technics Publications, 2017. – 628 p.</w:t>
       </w:r>
     </w:p>
     <w:p>
@@ -15502,35 +14067,7 @@
         <w:rPr>
           <w:lang w:val="en-US"/>
         </w:rPr>
-        <w:t xml:space="preserve">, J. de </w:t>
-      </w:r>
-      <w:proofErr w:type="spellStart"/>
-      <w:r>
-        <w:rPr>
-          <w:lang w:val="en-US"/>
-        </w:rPr>
-        <w:t>Ruiter</w:t>
-      </w:r>
-      <w:proofErr w:type="spellEnd"/>
-      <w:r>
-        <w:rPr>
-          <w:lang w:val="en-US"/>
-        </w:rPr>
-        <w:t xml:space="preserve">. – Shelter </w:t>
-      </w:r>
-      <w:proofErr w:type="gramStart"/>
-      <w:r>
-        <w:rPr>
-          <w:lang w:val="en-US"/>
-        </w:rPr>
-        <w:t>Island :</w:t>
-      </w:r>
-      <w:proofErr w:type="gramEnd"/>
-      <w:r>
-        <w:rPr>
-          <w:lang w:val="en-US"/>
-        </w:rPr>
-        <w:t xml:space="preserve"> Manning, 2021. – 480 p.</w:t>
+        <w:t>, J. de Ruiter. – Shelter Island : Manning, 2021. – 480 p.</w:t>
       </w:r>
     </w:p>
     <w:p>
@@ -15545,13 +14082,7 @@
         <w:rPr>
           <w:lang w:val="en-US"/>
         </w:rPr>
-        <w:t>20 Hastie, T. The Elem</w:t>
-      </w:r>
-      <w:r>
-        <w:rPr>
-          <w:lang w:val="en-US"/>
-        </w:rPr>
-        <w:t>ents of Statistical Learning: Data Mining, Inference, and Prediction [</w:t>
+        <w:t>20 Hastie, T. The Elements of Statistical Learning: Data Mining, Inference, and Prediction [</w:t>
       </w:r>
       <w:r>
         <w:t>Текст</w:t>
@@ -15574,21 +14105,7 @@
         <w:rPr>
           <w:lang w:val="en-US"/>
         </w:rPr>
-        <w:t xml:space="preserve">, J. Friedman. – 2nd ed. – New </w:t>
-      </w:r>
-      <w:proofErr w:type="gramStart"/>
-      <w:r>
-        <w:rPr>
-          <w:lang w:val="en-US"/>
-        </w:rPr>
-        <w:t>York :</w:t>
-      </w:r>
-      <w:proofErr w:type="gramEnd"/>
-      <w:r>
-        <w:rPr>
-          <w:lang w:val="en-US"/>
-        </w:rPr>
-        <w:t xml:space="preserve"> Springer, 2009. – 745 p.</w:t>
+        <w:t>, J. Friedman. – 2nd ed. – New York : Springer, 2009. – 745 p.</w:t>
       </w:r>
     </w:p>
     <w:p>
@@ -15612,13 +14129,7 @@
         <w:rPr>
           <w:lang w:val="en-US"/>
         </w:rPr>
-        <w:t>] / H. He, E. A. Garcia // IEEE Transactions</w:t>
-      </w:r>
-      <w:r>
-        <w:rPr>
-          <w:lang w:val="en-US"/>
-        </w:rPr>
-        <w:t xml:space="preserve"> on Knowledge and Data Engineering. – 2009. – Vol. 21, № 9. – P. 1263–1284.</w:t>
+        <w:t>] / H. He, E. A. Garcia // IEEE Transactions on Knowledge and Data Engineering. – 2009. – Vol. 21, № 9. – P. 1263–1284.</w:t>
       </w:r>
     </w:p>
     <w:p>
@@ -15670,21 +14181,7 @@
         <w:rPr>
           <w:lang w:val="en-US"/>
         </w:rPr>
-        <w:t xml:space="preserve">. – </w:t>
-      </w:r>
-      <w:proofErr w:type="gramStart"/>
-      <w:r>
-        <w:rPr>
-          <w:lang w:val="en-US"/>
-        </w:rPr>
-        <w:t>Sebastopol :</w:t>
-      </w:r>
-      <w:proofErr w:type="gramEnd"/>
-      <w:r>
-        <w:rPr>
-          <w:lang w:val="en-US"/>
-        </w:rPr>
-        <w:t xml:space="preserve"> O’Reilly Media, 2022. – 386 p.</w:t>
+        <w:t>. – Sebastopol : O’Reilly Media, 2022. – 386 p.</w:t>
       </w:r>
     </w:p>
     <w:p>
@@ -15736,27 +14233,7 @@
         <w:rPr>
           <w:lang w:val="en-US"/>
         </w:rPr>
-        <w:t>.</w:t>
-      </w:r>
-      <w:r>
-        <w:rPr>
-          <w:lang w:val="en-US"/>
-        </w:rPr>
-        <w:t xml:space="preserve"> – 4th ed. – </w:t>
-      </w:r>
-      <w:proofErr w:type="gramStart"/>
-      <w:r>
-        <w:rPr>
-          <w:lang w:val="en-US"/>
-        </w:rPr>
-        <w:t>Indianapolis :</w:t>
-      </w:r>
-      <w:proofErr w:type="gramEnd"/>
-      <w:r>
-        <w:rPr>
-          <w:lang w:val="en-US"/>
-        </w:rPr>
-        <w:t xml:space="preserve"> Wiley, 2005. – 543 p.</w:t>
+        <w:t>. – 4th ed. – Indianapolis : Wiley, 2005. – 543 p.</w:t>
       </w:r>
     </w:p>
     <w:p>
@@ -15780,21 +14257,7 @@
         <w:rPr>
           <w:lang w:val="en-US"/>
         </w:rPr>
-        <w:t xml:space="preserve">] / R. Kimball, J. Caserta. – </w:t>
-      </w:r>
-      <w:proofErr w:type="gramStart"/>
-      <w:r>
-        <w:rPr>
-          <w:lang w:val="en-US"/>
-        </w:rPr>
-        <w:t>Indianapolis :</w:t>
-      </w:r>
-      <w:proofErr w:type="gramEnd"/>
-      <w:r>
-        <w:rPr>
-          <w:lang w:val="en-US"/>
-        </w:rPr>
-        <w:t xml:space="preserve"> Wiley, 2004. – 526 p.</w:t>
+        <w:t>] / R. Kimball, J. Caserta. – Indianapolis : Wiley, 2004. – 526 p.</w:t>
       </w:r>
     </w:p>
     <w:p>
@@ -15809,13 +14272,7 @@
         <w:rPr>
           <w:lang w:val="en-US"/>
         </w:rPr>
-        <w:t>25 Kimb</w:t>
-      </w:r>
-      <w:r>
-        <w:rPr>
-          <w:lang w:val="en-US"/>
-        </w:rPr>
-        <w:t>all, R. The Data Warehouse Toolkit: The Definitive Guide to Dimensional Modeling [</w:t>
+        <w:t>25 Kimball, R. The Data Warehouse Toolkit: The Definitive Guide to Dimensional Modeling [</w:t>
       </w:r>
       <w:r>
         <w:t>Текст</w:t>
@@ -15824,21 +14281,7 @@
         <w:rPr>
           <w:lang w:val="en-US"/>
         </w:rPr>
-        <w:t xml:space="preserve">] / R. Kimball, M. Ross. – 3rd ed. – </w:t>
-      </w:r>
-      <w:proofErr w:type="gramStart"/>
-      <w:r>
-        <w:rPr>
-          <w:lang w:val="en-US"/>
-        </w:rPr>
-        <w:t>Indianapolis :</w:t>
-      </w:r>
-      <w:proofErr w:type="gramEnd"/>
-      <w:r>
-        <w:rPr>
-          <w:lang w:val="en-US"/>
-        </w:rPr>
-        <w:t xml:space="preserve"> Wiley, 2013. – 600 p.</w:t>
+        <w:t>] / R. Kimball, M. Ross. – 3rd ed. – Indianapolis : Wiley, 2013. – 600 p.</w:t>
       </w:r>
     </w:p>
     <w:p>
@@ -15881,13 +14324,7 @@
         <w:rPr>
           <w:lang w:val="en-US"/>
         </w:rPr>
-        <w:t xml:space="preserve">): Overview, Definition, and Architecture </w:t>
-      </w:r>
-      <w:r>
-        <w:rPr>
-          <w:lang w:val="en-US"/>
-        </w:rPr>
-        <w:t>[</w:t>
+        <w:t>): Overview, Definition, and Architecture [</w:t>
       </w:r>
       <w:r>
         <w:t>Текст</w:t>
@@ -15962,13 +14399,7 @@
         <w:rPr>
           <w:lang w:val="en-US"/>
         </w:rPr>
-        <w:t>] / D. Merkel // Linux Journal. – 2014. – Vol. 2014, № 239</w:t>
-      </w:r>
-      <w:r>
-        <w:rPr>
-          <w:lang w:val="en-US"/>
-        </w:rPr>
-        <w:t>. – Art. 2.</w:t>
+        <w:t>] / D. Merkel // Linux Journal. – 2014. – Vol. 2014, № 239. – Art. 2.</w:t>
       </w:r>
     </w:p>
     <w:p>
@@ -15997,21 +14428,7 @@
         <w:rPr>
           <w:lang w:val="en-US"/>
         </w:rPr>
-        <w:t xml:space="preserve">, F. </w:t>
-      </w:r>
-      <w:proofErr w:type="spellStart"/>
-      <w:r>
-        <w:rPr>
-          <w:lang w:val="en-US"/>
-        </w:rPr>
-        <w:t>Scikit</w:t>
-      </w:r>
-      <w:proofErr w:type="spellEnd"/>
-      <w:r>
-        <w:rPr>
-          <w:lang w:val="en-US"/>
-        </w:rPr>
-        <w:t>-learn: Machine Learning in Python [</w:t>
+        <w:t>, F. Scikit-learn: Machine Learning in Python [</w:t>
       </w:r>
       <w:r>
         <w:t>Текст</w:t>
@@ -16077,13 +14494,7 @@
         <w:rPr>
           <w:lang w:val="en-US"/>
         </w:rPr>
-        <w:t xml:space="preserve">29 Reis, J. Fundamentals of Data Engineering: Plan </w:t>
-      </w:r>
-      <w:r>
-        <w:rPr>
-          <w:lang w:val="en-US"/>
-        </w:rPr>
-        <w:t>and Build Robust Data Systems [</w:t>
+        <w:t>29 Reis, J. Fundamentals of Data Engineering: Plan and Build Robust Data Systems [</w:t>
       </w:r>
       <w:r>
         <w:t>Текст</w:t>
@@ -16092,35 +14503,7 @@
         <w:rPr>
           <w:lang w:val="en-US"/>
         </w:rPr>
-        <w:t xml:space="preserve">] / J. Reis, M. </w:t>
-      </w:r>
-      <w:proofErr w:type="spellStart"/>
-      <w:r>
-        <w:rPr>
-          <w:lang w:val="en-US"/>
-        </w:rPr>
-        <w:t>Housley</w:t>
-      </w:r>
-      <w:proofErr w:type="spellEnd"/>
-      <w:r>
-        <w:rPr>
-          <w:lang w:val="en-US"/>
-        </w:rPr>
-        <w:t xml:space="preserve">. – </w:t>
-      </w:r>
-      <w:proofErr w:type="gramStart"/>
-      <w:r>
-        <w:rPr>
-          <w:lang w:val="en-US"/>
-        </w:rPr>
-        <w:t>Sebastopol :</w:t>
-      </w:r>
-      <w:proofErr w:type="gramEnd"/>
-      <w:r>
-        <w:rPr>
-          <w:lang w:val="en-US"/>
-        </w:rPr>
-        <w:t xml:space="preserve"> O’Reilly Media, 2022. – 447 p.</w:t>
+        <w:t>] / J. Reis, M. Housley. – Sebastopol : O’Reilly Media, 2022. – 447 p.</w:t>
       </w:r>
     </w:p>
     <w:p>
@@ -16136,21 +14519,7 @@
           <w:lang w:val="en-US"/>
         </w:rPr>
         <w:lastRenderedPageBreak/>
-        <w:t xml:space="preserve">30 </w:t>
-      </w:r>
-      <w:proofErr w:type="spellStart"/>
-      <w:r>
-        <w:rPr>
-          <w:lang w:val="en-US"/>
-        </w:rPr>
-        <w:t>Sculley</w:t>
-      </w:r>
-      <w:proofErr w:type="spellEnd"/>
-      <w:r>
-        <w:rPr>
-          <w:lang w:val="en-US"/>
-        </w:rPr>
-        <w:t>, D. Hidden Technical Debt in Machine Learning Systems [</w:t>
+        <w:t>30 Sculley, D. Hidden Technical Debt in Machine Learning Systems [</w:t>
       </w:r>
       <w:r>
         <w:t>Текст</w:t>
@@ -16159,41 +14528,7 @@
         <w:rPr>
           <w:lang w:val="en-US"/>
         </w:rPr>
-        <w:t xml:space="preserve">] / D. </w:t>
-      </w:r>
-      <w:proofErr w:type="spellStart"/>
-      <w:r>
-        <w:rPr>
-          <w:lang w:val="en-US"/>
-        </w:rPr>
-        <w:t>Sculley</w:t>
-      </w:r>
-      <w:proofErr w:type="spellEnd"/>
-      <w:r>
-        <w:rPr>
-          <w:lang w:val="en-US"/>
-        </w:rPr>
-        <w:t xml:space="preserve">, G. Holt, D. </w:t>
-      </w:r>
-      <w:proofErr w:type="spellStart"/>
-      <w:r>
-        <w:rPr>
-          <w:lang w:val="en-US"/>
-        </w:rPr>
-        <w:t>Golovin</w:t>
-      </w:r>
-      <w:proofErr w:type="spellEnd"/>
-      <w:r>
-        <w:rPr>
-          <w:lang w:val="en-US"/>
-        </w:rPr>
-        <w:t xml:space="preserve"> [et al.] // Advances in Neural Information</w:t>
-      </w:r>
-      <w:r>
-        <w:rPr>
-          <w:lang w:val="en-US"/>
-        </w:rPr>
-        <w:t xml:space="preserve"> Processing Systems 28 (NIPS 2015). – 2015. – P. 2503–2511.</w:t>
+        <w:t>] / D. Sculley, G. Holt, D. Golovin [et al.] // Advances in Neural Information Processing Systems 28 (NIPS 2015). – 2015. – P. 2503–2511.</w:t>
       </w:r>
     </w:p>
     <w:p>
@@ -16208,21 +14543,7 @@
         <w:rPr>
           <w:lang w:val="en-US"/>
         </w:rPr>
-        <w:t xml:space="preserve">31 </w:t>
-      </w:r>
-      <w:proofErr w:type="spellStart"/>
-      <w:r>
-        <w:rPr>
-          <w:lang w:val="en-US"/>
-        </w:rPr>
-        <w:t>Sokolova</w:t>
-      </w:r>
-      <w:proofErr w:type="spellEnd"/>
-      <w:r>
-        <w:rPr>
-          <w:lang w:val="en-US"/>
-        </w:rPr>
-        <w:t>, M. A systematic analysis of performance measures for classification tasks [</w:t>
+        <w:t>31 Sokolova, M. A systematic analysis of performance measures for classification tasks [</w:t>
       </w:r>
       <w:r>
         <w:t>Текст</w:t>
@@ -16231,21 +14552,7 @@
         <w:rPr>
           <w:lang w:val="en-US"/>
         </w:rPr>
-        <w:t xml:space="preserve">] / M. </w:t>
-      </w:r>
-      <w:proofErr w:type="spellStart"/>
-      <w:r>
-        <w:rPr>
-          <w:lang w:val="en-US"/>
-        </w:rPr>
-        <w:t>Sokolova</w:t>
-      </w:r>
-      <w:proofErr w:type="spellEnd"/>
-      <w:r>
-        <w:rPr>
-          <w:lang w:val="en-US"/>
-        </w:rPr>
-        <w:t>, G. Lapalme // Information Processing and Management. – 2009. – Vol. 45, № 4. – P. 427–437.</w:t>
+        <w:t>] / M. Sokolova, G. Lapalme // Information Processing and Management. – 2009. – Vol. 45, № 4. – P. 427–437.</w:t>
       </w:r>
     </w:p>
     <w:p>
@@ -16260,13 +14567,7 @@
         <w:rPr>
           <w:lang w:val="en-US"/>
         </w:rPr>
-        <w:t>32 Wang, R. Y. Beyond Accuracy: What Data Quality Means</w:t>
-      </w:r>
-      <w:r>
-        <w:rPr>
-          <w:lang w:val="en-US"/>
-        </w:rPr>
-        <w:t xml:space="preserve"> to Data Consumers [</w:t>
+        <w:t>32 Wang, R. Y. Beyond Accuracy: What Data Quality Means to Data Consumers [</w:t>
       </w:r>
       <w:r>
         <w:t>Текст</w:t>
@@ -16341,13 +14642,7 @@
         <w:rPr>
           <w:lang w:val="en-US"/>
         </w:rPr>
-        <w:t>, A. Chen, A. Davidson [et al.</w:t>
-      </w:r>
-      <w:r>
-        <w:rPr>
-          <w:lang w:val="en-US"/>
-        </w:rPr>
-        <w:t>] // IEEE Data Engineering Bulletin. – 2018. – Vol. 41, № 4. – P. 39–45.</w:t>
+        <w:t>, A. Chen, A. Davidson [et al.] // IEEE Data Engineering Bulletin. – 2018. – Vol. 41, № 4. – P. 39–45.</w:t>
       </w:r>
     </w:p>
     <w:p>
@@ -16356,11 +14651,11 @@
         <w:jc w:val="both"/>
       </w:pPr>
       <w:r>
-        <w:t xml:space="preserve">34 </w:t>
-      </w:r>
-      <w:proofErr w:type="spellStart"/>
-      <w:r>
-        <w:t>Apache</w:t>
+        <w:t xml:space="preserve">34 Apache </w:t>
+      </w:r>
+      <w:proofErr w:type="spellStart"/>
+      <w:r>
+        <w:t>Airflow</w:t>
       </w:r>
       <w:proofErr w:type="spellEnd"/>
       <w:r>
@@ -16368,27 +14663,11 @@
       </w:r>
       <w:proofErr w:type="spellStart"/>
       <w:r>
-        <w:t>Airflow</w:t>
-      </w:r>
-      <w:proofErr w:type="spellEnd"/>
-      <w:r>
-        <w:t xml:space="preserve"> </w:t>
-      </w:r>
-      <w:proofErr w:type="spellStart"/>
-      <w:r>
         <w:t>Documentation</w:t>
       </w:r>
       <w:proofErr w:type="spellEnd"/>
       <w:r>
-        <w:t xml:space="preserve"> [Электронный ресурс</w:t>
-      </w:r>
-      <w:proofErr w:type="gramStart"/>
-      <w:r>
-        <w:t>] :</w:t>
-      </w:r>
-      <w:proofErr w:type="gramEnd"/>
-      <w:r>
-        <w:t xml:space="preserve"> – Режим доступа: https://airflow.apache.org/docs/. (дата обращения: 09.10.2026).</w:t>
+        <w:t xml:space="preserve"> [Электронный ресурс] : – Режим доступа: https://airflow.apache.org/docs/. (дата обращения: 09.10.2026).</w:t>
       </w:r>
     </w:p>
     <w:p>
@@ -16429,15 +14708,7 @@
       </w:r>
       <w:proofErr w:type="spellEnd"/>
       <w:r>
-        <w:t xml:space="preserve"> [Электронный ресурс</w:t>
-      </w:r>
-      <w:proofErr w:type="gramStart"/>
-      <w:r>
-        <w:t>] :</w:t>
-      </w:r>
-      <w:proofErr w:type="gramEnd"/>
-      <w:r>
-        <w:t xml:space="preserve"> – Режим доступа: https://docs.docker.com/compose/. (дата обращения: 09.10.2026).</w:t>
+        <w:t xml:space="preserve"> [Электронный ресурс] : – Режим доступа: https://docs.docker.com/compose/. (дата обращения: 09.10.2026).</w:t>
       </w:r>
     </w:p>
     <w:p>
@@ -16462,18 +14733,7 @@
       </w:r>
       <w:proofErr w:type="spellEnd"/>
       <w:r>
-        <w:t xml:space="preserve"> [Электронный ресурс</w:t>
-      </w:r>
-      <w:proofErr w:type="gramStart"/>
-      <w:r>
-        <w:t>] :</w:t>
-      </w:r>
-      <w:proofErr w:type="gramEnd"/>
-      <w:r>
-        <w:t xml:space="preserve"> – Режим доступа: https://fastapi.tiangolo.com/. (дата обращения: 09.10.20</w:t>
-      </w:r>
-      <w:r>
-        <w:t>26).</w:t>
+        <w:t xml:space="preserve"> [Электронный ресурс] : – Режим доступа: https://fastapi.tiangolo.com/. (дата обращения: 09.10.2026).</w:t>
       </w:r>
     </w:p>
     <w:p>
@@ -16498,15 +14758,7 @@
       </w:r>
       <w:proofErr w:type="spellEnd"/>
       <w:r>
-        <w:t xml:space="preserve"> [Электронный ресурс</w:t>
-      </w:r>
-      <w:proofErr w:type="gramStart"/>
-      <w:r>
-        <w:t>] :</w:t>
-      </w:r>
-      <w:proofErr w:type="gramEnd"/>
-      <w:r>
-        <w:t xml:space="preserve"> – Режим доступа: https://docs.github.com/. (дата обращения: 09.10.2026).</w:t>
+        <w:t xml:space="preserve"> [Электронный ресурс] : – Режим доступа: https://docs.github.com/. (дата обращения: 09.10.2026).</w:t>
       </w:r>
     </w:p>
     <w:p>
@@ -16531,15 +14783,7 @@
       </w:r>
       <w:proofErr w:type="spellEnd"/>
       <w:r>
-        <w:t xml:space="preserve"> [Электронный ресурс</w:t>
-      </w:r>
-      <w:proofErr w:type="gramStart"/>
-      <w:r>
-        <w:t>] :</w:t>
-      </w:r>
-      <w:proofErr w:type="gramEnd"/>
-      <w:r>
-        <w:t xml:space="preserve"> – Режим доступа: https://mlflow.org/docs/latest/. (дата обращения: 09.10.2026).</w:t>
+        <w:t xml:space="preserve"> [Электронный ресурс] : – Режим доступа: https://mlflow.org/docs/latest/. (дата обращения: 09.10.2026).</w:t>
       </w:r>
     </w:p>
     <w:p>
@@ -16560,22 +14804,11 @@
       </w:r>
       <w:proofErr w:type="spellStart"/>
       <w:r>
-        <w:t>Doc</w:t>
-      </w:r>
-      <w:r>
-        <w:t>umentation</w:t>
-      </w:r>
-      <w:proofErr w:type="spellEnd"/>
-      <w:r>
-        <w:t xml:space="preserve"> [Электронный ресурс</w:t>
-      </w:r>
-      <w:proofErr w:type="gramStart"/>
-      <w:r>
-        <w:t>] :</w:t>
-      </w:r>
-      <w:proofErr w:type="gramEnd"/>
-      <w:r>
-        <w:t xml:space="preserve"> – Режим доступа: https://pandas.pydata.org/docs/. (дата обращения: 09.10.2026).</w:t>
+        <w:t>Documentation</w:t>
+      </w:r>
+      <w:proofErr w:type="spellEnd"/>
+      <w:r>
+        <w:t xml:space="preserve"> [Электронный ресурс] : – Режим доступа: https://pandas.pydata.org/docs/. (дата обращения: 09.10.2026).</w:t>
       </w:r>
     </w:p>
     <w:p>
@@ -16600,15 +14833,7 @@
       </w:r>
       <w:proofErr w:type="spellEnd"/>
       <w:r>
-        <w:t xml:space="preserve"> [Электронный ресурс</w:t>
-      </w:r>
-      <w:proofErr w:type="gramStart"/>
-      <w:r>
-        <w:t>] :</w:t>
-      </w:r>
-      <w:proofErr w:type="gramEnd"/>
-      <w:r>
-        <w:t xml:space="preserve"> – Режим доступа: https://www.postgresql.org/docs/. (дата обращения: 09.10.2026).</w:t>
+        <w:t xml:space="preserve"> [Электронный ресурс] : – Режим доступа: https://www.postgresql.org/docs/. (дата обращения: 09.10.2026).</w:t>
       </w:r>
     </w:p>
     <w:p>
@@ -16617,15 +14842,7 @@
         <w:jc w:val="both"/>
       </w:pPr>
       <w:r>
-        <w:t xml:space="preserve">41 </w:t>
-      </w:r>
-      <w:proofErr w:type="spellStart"/>
-      <w:r>
-        <w:t>Python</w:t>
-      </w:r>
-      <w:proofErr w:type="spellEnd"/>
-      <w:r>
-        <w:t xml:space="preserve"> </w:t>
+        <w:t xml:space="preserve">41 Python </w:t>
       </w:r>
       <w:proofErr w:type="spellStart"/>
       <w:r>
@@ -16633,15 +14850,7 @@
       </w:r>
       <w:proofErr w:type="spellEnd"/>
       <w:r>
-        <w:t xml:space="preserve"> [Электронный ресурс</w:t>
-      </w:r>
-      <w:proofErr w:type="gramStart"/>
-      <w:r>
-        <w:t>] :</w:t>
-      </w:r>
-      <w:proofErr w:type="gramEnd"/>
-      <w:r>
-        <w:t xml:space="preserve"> – Режим доступа: https://docs.python.org/3/. (дата обращения: 09.10.2026).</w:t>
+        <w:t xml:space="preserve"> [Электронный ресурс] : – Режим доступа: https://docs.python.org/3/. (дата обращения: 09.10.2026).</w:t>
       </w:r>
     </w:p>
     <w:p>
@@ -16658,34 +14867,7 @@
       </w:r>
       <w:proofErr w:type="spellEnd"/>
       <w:r>
-        <w:t xml:space="preserve"> </w:t>
-      </w:r>
-      <w:proofErr w:type="spellStart"/>
-      <w:r>
-        <w:t>User</w:t>
-      </w:r>
-      <w:proofErr w:type="spellEnd"/>
-      <w:r>
-        <w:t xml:space="preserve"> </w:t>
-      </w:r>
-      <w:proofErr w:type="spellStart"/>
-      <w:r>
-        <w:t>Guide</w:t>
-      </w:r>
-      <w:proofErr w:type="spellEnd"/>
-      <w:r>
-        <w:t xml:space="preserve"> [Электронный ресурс</w:t>
-      </w:r>
-      <w:proofErr w:type="gramStart"/>
-      <w:r>
-        <w:t>] :</w:t>
-      </w:r>
-      <w:proofErr w:type="gramEnd"/>
-      <w:r>
-        <w:t xml:space="preserve"> – Режим доступа: https://scikit-learn.org/stable/user_guide.html. (дата обращения: 09.10.2026)</w:t>
-      </w:r>
-      <w:r>
-        <w:t>.</w:t>
+        <w:t xml:space="preserve"> User Guide [Электронный ресурс] : – Режим доступа: https://scikit-learn.org/stable/user_guide.html. (дата обращения: 09.10.2026).</w:t>
       </w:r>
     </w:p>
     <w:p>
@@ -16698,26 +14880,16 @@
       </w:r>
       <w:r>
         <w:br/>
-        <w:t xml:space="preserve">Структура </w:t>
-      </w:r>
-      <w:proofErr w:type="spellStart"/>
-      <w:r>
-        <w:t>репозитория</w:t>
-      </w:r>
-      <w:proofErr w:type="spellEnd"/>
+        <w:t>Структура репозитория</w:t>
+      </w:r>
     </w:p>
     <w:p>
       <w:pPr>
         <w:ind w:firstLine="709"/>
         <w:jc w:val="both"/>
       </w:pPr>
-      <w:proofErr w:type="spellStart"/>
-      <w:r>
-        <w:t>Репозиторий</w:t>
-      </w:r>
-      <w:proofErr w:type="spellEnd"/>
-      <w:r>
-        <w:t xml:space="preserve"> проекта содержит следующие основные каталоги и файлы:</w:t>
+      <w:r>
+        <w:t>Репозиторий проекта содержит следующие основные каталоги и файлы:</w:t>
       </w:r>
     </w:p>
     <w:p>
@@ -16749,18 +14921,7 @@
       </w:r>
       <w:proofErr w:type="spellEnd"/>
       <w:r>
-        <w:t xml:space="preserve"> — генерация источников, </w:t>
-      </w:r>
-      <w:proofErr w:type="spellStart"/>
-      <w:r>
-        <w:t>парсер</w:t>
-      </w:r>
-      <w:proofErr w:type="spellEnd"/>
-      <w:r>
-        <w:t xml:space="preserve"> API, загрузка промежуточного слоя, построение хранилища, контроль качеств</w:t>
-      </w:r>
-      <w:r>
-        <w:t>а;</w:t>
+        <w:t xml:space="preserve"> — генерация источников, парсер API, загрузка промежуточного слоя, построение хранилища, контроль качества;</w:t>
       </w:r>
     </w:p>
     <w:p>
@@ -16861,10 +15022,7 @@
       </w:r>
       <w:proofErr w:type="spellEnd"/>
       <w:r>
-        <w:t xml:space="preserve"> — описание архитектуры, результаты, ER-диаграмма, сценарий дем</w:t>
-      </w:r>
-      <w:r>
-        <w:t>онстрации и презентация;</w:t>
+        <w:t xml:space="preserve"> — описание архитектуры, результаты, ER-диаграмма, сценарий демонстрации и презентация;</w:t>
       </w:r>
     </w:p>
     <w:p>
@@ -16898,19 +15056,11 @@
         <w:jc w:val="both"/>
       </w:pPr>
       <w:r>
-        <w:t xml:space="preserve">- README.md </w:t>
-      </w:r>
-      <w:proofErr w:type="gramStart"/>
-      <w:r>
-        <w:t>и .</w:t>
-      </w:r>
-      <w:proofErr w:type="spellStart"/>
-      <w:r>
-        <w:t>env</w:t>
-      </w:r>
-      <w:proofErr w:type="gramEnd"/>
-      <w:r>
-        <w:t>.example</w:t>
+        <w:t>- README.md и .</w:t>
+      </w:r>
+      <w:proofErr w:type="spellStart"/>
+      <w:r>
+        <w:t>env.example</w:t>
       </w:r>
       <w:proofErr w:type="spellEnd"/>
       <w:r>
@@ -16936,10 +15086,7 @@
         <w:jc w:val="both"/>
       </w:pPr>
       <w:r>
-        <w:t>Словарь данных фиксирует назначение основных</w:t>
-      </w:r>
-      <w:r>
-        <w:t xml:space="preserve"> объектов, ключи и ограничения и приведён в таблице Б.1. В прототипе словарь отражает структуру SQL-схемы и входных файлов; при подключении реальных источников он должен быть согласован с владельцами систем.</w:t>
+        <w:t>Словарь данных фиксирует назначение основных объектов, ключи и ограничения и приведён в таблице Б.1. В прототипе словарь отражает структуру SQL-схемы и входных файлов; при подключении реальных источников он должен быть согласован с владельцами систем.</w:t>
       </w:r>
     </w:p>
     <w:p>
@@ -16969,16 +15116,10 @@
       </w:tblPr>
       <w:tblGrid>
         <w:gridCol w:w="2740"/>
-        <w:gridCol w:w="2782"/>
-        <w:gridCol w:w="4116"/>
+        <w:gridCol w:w="2784"/>
+        <w:gridCol w:w="4114"/>
       </w:tblGrid>
       <w:tr>
-        <w:tblPrEx>
-          <w:tblCellMar>
-            <w:top w:w="0" w:type="dxa"/>
-            <w:bottom w:w="0" w:type="dxa"/>
-          </w:tblCellMar>
-        </w:tblPrEx>
         <w:trPr>
           <w:cantSplit/>
           <w:tblHeader/>
@@ -17072,25 +15213,12 @@
                 <w:sz w:val="24"/>
                 <w:szCs w:val="24"/>
               </w:rPr>
-              <w:t>К</w:t>
-            </w:r>
-            <w:r>
-              <w:rPr>
-                <w:sz w:val="24"/>
-                <w:szCs w:val="24"/>
-              </w:rPr>
-              <w:t>лючевые атрибуты и ограничения</w:t>
+              <w:t>Ключевые атрибуты и ограничения</w:t>
             </w:r>
           </w:p>
         </w:tc>
       </w:tr>
       <w:tr>
-        <w:tblPrEx>
-          <w:tblCellMar>
-            <w:top w:w="0" w:type="dxa"/>
-            <w:bottom w:w="0" w:type="dxa"/>
-          </w:tblCellMar>
-        </w:tblPrEx>
         <w:trPr>
           <w:cantSplit/>
         </w:trPr>
@@ -17467,12 +15595,6 @@
         </w:tc>
       </w:tr>
       <w:tr>
-        <w:tblPrEx>
-          <w:tblCellMar>
-            <w:top w:w="0" w:type="dxa"/>
-            <w:bottom w:w="0" w:type="dxa"/>
-          </w:tblCellMar>
-        </w:tblPrEx>
         <w:trPr>
           <w:cantSplit/>
         </w:trPr>
@@ -17681,12 +15803,6 @@
         </w:tc>
       </w:tr>
       <w:tr>
-        <w:tblPrEx>
-          <w:tblCellMar>
-            <w:top w:w="0" w:type="dxa"/>
-            <w:bottom w:w="0" w:type="dxa"/>
-          </w:tblCellMar>
-        </w:tblPrEx>
         <w:trPr>
           <w:cantSplit/>
         </w:trPr>
@@ -17819,12 +15935,6 @@
         </w:tc>
       </w:tr>
       <w:tr>
-        <w:tblPrEx>
-          <w:tblCellMar>
-            <w:top w:w="0" w:type="dxa"/>
-            <w:bottom w:w="0" w:type="dxa"/>
-          </w:tblCellMar>
-        </w:tblPrEx>
         <w:trPr>
           <w:cantSplit/>
         </w:trPr>
@@ -17967,12 +16077,6 @@
         </w:tc>
       </w:tr>
       <w:tr>
-        <w:tblPrEx>
-          <w:tblCellMar>
-            <w:top w:w="0" w:type="dxa"/>
-            <w:bottom w:w="0" w:type="dxa"/>
-          </w:tblCellMar>
-        </w:tblPrEx>
         <w:trPr>
           <w:cantSplit/>
         </w:trPr>
@@ -18133,12 +16237,6 @@
         </w:tc>
       </w:tr>
       <w:tr>
-        <w:tblPrEx>
-          <w:tblCellMar>
-            <w:top w:w="0" w:type="dxa"/>
-            <w:bottom w:w="0" w:type="dxa"/>
-          </w:tblCellMar>
-        </w:tblPrEx>
         <w:trPr>
           <w:cantSplit/>
         </w:trPr>
@@ -18264,12 +16362,6 @@
         </w:tc>
       </w:tr>
       <w:tr>
-        <w:tblPrEx>
-          <w:tblCellMar>
-            <w:top w:w="0" w:type="dxa"/>
-            <w:bottom w:w="0" w:type="dxa"/>
-          </w:tblCellMar>
-        </w:tblPrEx>
         <w:trPr>
           <w:cantSplit/>
         </w:trPr>
@@ -18568,12 +16660,6 @@
         </w:tc>
       </w:tr>
       <w:tr>
-        <w:tblPrEx>
-          <w:tblCellMar>
-            <w:top w:w="0" w:type="dxa"/>
-            <w:bottom w:w="0" w:type="dxa"/>
-          </w:tblCellMar>
-        </w:tblPrEx>
         <w:trPr>
           <w:cantSplit/>
         </w:trPr>
@@ -18677,25 +16763,12 @@
                 <w:sz w:val="24"/>
                 <w:szCs w:val="24"/>
               </w:rPr>
-              <w:t>Показатели з</w:t>
-            </w:r>
-            <w:r>
-              <w:rPr>
-                <w:sz w:val="24"/>
-                <w:szCs w:val="24"/>
-              </w:rPr>
-              <w:t>аказа и атрибуты измерений</w:t>
+              <w:t>Показатели заказа и атрибуты измерений</w:t>
             </w:r>
           </w:p>
         </w:tc>
       </w:tr>
       <w:tr>
-        <w:tblPrEx>
-          <w:tblCellMar>
-            <w:top w:w="0" w:type="dxa"/>
-            <w:bottom w:w="0" w:type="dxa"/>
-          </w:tblCellMar>
-        </w:tblPrEx>
         <w:trPr>
           <w:cantSplit/>
         </w:trPr>
@@ -18893,10 +16966,7 @@
       </w:pPr>
       <w:r>
         <w:lastRenderedPageBreak/>
-        <w:t>Прило</w:t>
-      </w:r>
-      <w:r>
-        <w:t>жение В</w:t>
+        <w:t>Приложение В</w:t>
       </w:r>
       <w:r>
         <w:br/>
@@ -18955,7 +17025,6 @@
         <w:t xml:space="preserve">FROM </w:t>
       </w:r>
       <w:proofErr w:type="spellStart"/>
-      <w:proofErr w:type="gramStart"/>
       <w:r>
         <w:rPr>
           <w:rFonts w:ascii="Courier New" w:eastAsia="Courier New" w:hAnsi="Courier New" w:cs="Courier New"/>
@@ -18963,9 +17032,17 @@
           <w:szCs w:val="22"/>
           <w:lang w:val="en-US"/>
         </w:rPr>
-        <w:t>mart.order</w:t>
-      </w:r>
-      <w:proofErr w:type="gramEnd"/>
+        <w:t>mart.order_predictions</w:t>
+      </w:r>
+      <w:proofErr w:type="spellEnd"/>
+    </w:p>
+    <w:p>
+      <w:pPr>
+        <w:spacing w:line="240" w:lineRule="auto"/>
+        <w:rPr>
+          <w:lang w:val="en-US"/>
+        </w:rPr>
+      </w:pPr>
       <w:r>
         <w:rPr>
           <w:rFonts w:ascii="Courier New" w:eastAsia="Courier New" w:hAnsi="Courier New" w:cs="Courier New"/>
@@ -18973,9 +17050,8 @@
           <w:szCs w:val="22"/>
           <w:lang w:val="en-US"/>
         </w:rPr>
-        <w:t>_predictions</w:t>
-      </w:r>
-      <w:proofErr w:type="spellEnd"/>
+        <w:t>LIMIT 10;</w:t>
+      </w:r>
     </w:p>
     <w:p>
       <w:pPr>
@@ -18991,24 +17067,20 @@
           <w:szCs w:val="22"/>
           <w:lang w:val="en-US"/>
         </w:rPr>
-        <w:t>LIMIT 10;</w:t>
+        <w:t xml:space="preserve"> </w:t>
       </w:r>
     </w:p>
     <w:p>
       <w:pPr>
         <w:spacing w:line="240" w:lineRule="auto"/>
-        <w:rPr>
-          <w:lang w:val="en-US"/>
-        </w:rPr>
       </w:pPr>
       <w:r>
         <w:rPr>
           <w:rFonts w:ascii="Courier New" w:eastAsia="Courier New" w:hAnsi="Courier New" w:cs="Courier New"/>
           <w:sz w:val="22"/>
           <w:szCs w:val="22"/>
-          <w:lang w:val="en-US"/>
-        </w:rPr>
-        <w:t xml:space="preserve"> </w:t>
+        </w:rPr>
+        <w:t>-- Просмотр подготовленной аналитической выборки</w:t>
       </w:r>
     </w:p>
     <w:p>
@@ -19021,29 +17093,26 @@
           <w:sz w:val="22"/>
           <w:szCs w:val="22"/>
         </w:rPr>
-        <w:t>-- Просмотр подготовленной аналитической выборки</w:t>
+        <w:t>SELECT *</w:t>
       </w:r>
     </w:p>
     <w:p>
       <w:pPr>
         <w:spacing w:line="240" w:lineRule="auto"/>
+        <w:rPr>
+          <w:lang w:val="en-US"/>
+        </w:rPr>
       </w:pPr>
       <w:r>
         <w:rPr>
           <w:rFonts w:ascii="Courier New" w:eastAsia="Courier New" w:hAnsi="Courier New" w:cs="Courier New"/>
           <w:sz w:val="22"/>
           <w:szCs w:val="22"/>
-        </w:rPr>
-        <w:t>SELECT *</w:t>
-      </w:r>
-    </w:p>
-    <w:p>
-      <w:pPr>
-        <w:spacing w:line="240" w:lineRule="auto"/>
-        <w:rPr>
-          <w:lang w:val="en-US"/>
-        </w:rPr>
-      </w:pPr>
+          <w:lang w:val="en-US"/>
+        </w:rPr>
+        <w:t xml:space="preserve">FROM </w:t>
+      </w:r>
+      <w:proofErr w:type="spellStart"/>
       <w:r>
         <w:rPr>
           <w:rFonts w:ascii="Courier New" w:eastAsia="Courier New" w:hAnsi="Courier New" w:cs="Courier New"/>
@@ -19051,10 +17120,17 @@
           <w:szCs w:val="22"/>
           <w:lang w:val="en-US"/>
         </w:rPr>
-        <w:t xml:space="preserve">FROM </w:t>
-      </w:r>
-      <w:proofErr w:type="spellStart"/>
-      <w:proofErr w:type="gramStart"/>
+        <w:t>mart.v_order_dashboard</w:t>
+      </w:r>
+      <w:proofErr w:type="spellEnd"/>
+    </w:p>
+    <w:p>
+      <w:pPr>
+        <w:spacing w:line="240" w:lineRule="auto"/>
+        <w:rPr>
+          <w:lang w:val="en-US"/>
+        </w:rPr>
+      </w:pPr>
       <w:r>
         <w:rPr>
           <w:rFonts w:ascii="Courier New" w:eastAsia="Courier New" w:hAnsi="Courier New" w:cs="Courier New"/>
@@ -19062,9 +17138,16 @@
           <w:szCs w:val="22"/>
           <w:lang w:val="en-US"/>
         </w:rPr>
-        <w:t>mart.v</w:t>
-      </w:r>
-      <w:proofErr w:type="gramEnd"/>
+        <w:t>LIMIT 10;</w:t>
+      </w:r>
+    </w:p>
+    <w:p>
+      <w:pPr>
+        <w:spacing w:line="240" w:lineRule="auto"/>
+        <w:rPr>
+          <w:lang w:val="en-US"/>
+        </w:rPr>
+      </w:pPr>
       <w:r>
         <w:rPr>
           <w:rFonts w:ascii="Courier New" w:eastAsia="Courier New" w:hAnsi="Courier New" w:cs="Courier New"/>
@@ -19072,9 +17155,8 @@
           <w:szCs w:val="22"/>
           <w:lang w:val="en-US"/>
         </w:rPr>
-        <w:t>_order_dashboard</w:t>
-      </w:r>
-      <w:proofErr w:type="spellEnd"/>
+        <w:t xml:space="preserve"> </w:t>
+      </w:r>
     </w:p>
     <w:p>
       <w:pPr>
@@ -19090,33 +17172,16 @@
           <w:szCs w:val="22"/>
           <w:lang w:val="en-US"/>
         </w:rPr>
-        <w:t>LIMIT 10;</w:t>
-      </w:r>
-    </w:p>
-    <w:p>
-      <w:pPr>
-        <w:spacing w:line="240" w:lineRule="auto"/>
-        <w:rPr>
-          <w:lang w:val="en-US"/>
-        </w:rPr>
-      </w:pPr>
+        <w:t xml:space="preserve">-- </w:t>
+      </w:r>
       <w:r>
         <w:rPr>
           <w:rFonts w:ascii="Courier New" w:eastAsia="Courier New" w:hAnsi="Courier New" w:cs="Courier New"/>
           <w:sz w:val="22"/>
           <w:szCs w:val="22"/>
-          <w:lang w:val="en-US"/>
-        </w:rPr>
-        <w:t xml:space="preserve"> </w:t>
-      </w:r>
-    </w:p>
-    <w:p>
-      <w:pPr>
-        <w:spacing w:line="240" w:lineRule="auto"/>
-        <w:rPr>
-          <w:lang w:val="en-US"/>
-        </w:rPr>
-      </w:pPr>
+        </w:rPr>
+        <w:t>Распределение</w:t>
+      </w:r>
       <w:r>
         <w:rPr>
           <w:rFonts w:ascii="Courier New" w:eastAsia="Courier New" w:hAnsi="Courier New" w:cs="Courier New"/>
@@ -19124,7 +17189,7 @@
           <w:szCs w:val="22"/>
           <w:lang w:val="en-US"/>
         </w:rPr>
-        <w:t xml:space="preserve">-- </w:t>
+        <w:t xml:space="preserve"> </w:t>
       </w:r>
       <w:r>
         <w:rPr>
@@ -19132,7 +17197,7 @@
           <w:sz w:val="22"/>
           <w:szCs w:val="22"/>
         </w:rPr>
-        <w:t>Распределение</w:t>
+        <w:t>фактических</w:t>
       </w:r>
       <w:r>
         <w:rPr>
@@ -19149,8 +17214,16 @@
           <w:sz w:val="22"/>
           <w:szCs w:val="22"/>
         </w:rPr>
-        <w:t>фактических</w:t>
-      </w:r>
+        <w:t>статусов</w:t>
+      </w:r>
+    </w:p>
+    <w:p>
+      <w:pPr>
+        <w:spacing w:line="240" w:lineRule="auto"/>
+        <w:rPr>
+          <w:lang w:val="en-US"/>
+        </w:rPr>
+      </w:pPr>
       <w:r>
         <w:rPr>
           <w:rFonts w:ascii="Courier New" w:eastAsia="Courier New" w:hAnsi="Courier New" w:cs="Courier New"/>
@@ -19158,24 +17231,19 @@
           <w:szCs w:val="22"/>
           <w:lang w:val="en-US"/>
         </w:rPr>
-        <w:t xml:space="preserve"> </w:t>
-      </w:r>
+        <w:t xml:space="preserve">SELECT </w:t>
+      </w:r>
+      <w:proofErr w:type="spellStart"/>
       <w:r>
         <w:rPr>
           <w:rFonts w:ascii="Courier New" w:eastAsia="Courier New" w:hAnsi="Courier New" w:cs="Courier New"/>
           <w:sz w:val="22"/>
           <w:szCs w:val="22"/>
-        </w:rPr>
-        <w:t>статусов</w:t>
-      </w:r>
-    </w:p>
-    <w:p>
-      <w:pPr>
-        <w:spacing w:line="240" w:lineRule="auto"/>
-        <w:rPr>
-          <w:lang w:val="en-US"/>
-        </w:rPr>
-      </w:pPr>
+          <w:lang w:val="en-US"/>
+        </w:rPr>
+        <w:t>order_status</w:t>
+      </w:r>
+      <w:proofErr w:type="spellEnd"/>
       <w:r>
         <w:rPr>
           <w:rFonts w:ascii="Courier New" w:eastAsia="Courier New" w:hAnsi="Courier New" w:cs="Courier New"/>
@@ -19183,7 +17251,7 @@
           <w:szCs w:val="22"/>
           <w:lang w:val="en-US"/>
         </w:rPr>
-        <w:t xml:space="preserve">SELECT </w:t>
+        <w:t xml:space="preserve">, COUNT(*) AS </w:t>
       </w:r>
       <w:proofErr w:type="spellStart"/>
       <w:r>
@@ -19193,9 +17261,17 @@
           <w:szCs w:val="22"/>
           <w:lang w:val="en-US"/>
         </w:rPr>
-        <w:t>order_status</w:t>
-      </w:r>
-      <w:proofErr w:type="spellEnd"/>
+        <w:t>orders_count</w:t>
+      </w:r>
+      <w:proofErr w:type="spellEnd"/>
+    </w:p>
+    <w:p>
+      <w:pPr>
+        <w:spacing w:line="240" w:lineRule="auto"/>
+        <w:rPr>
+          <w:lang w:val="en-US"/>
+        </w:rPr>
+      </w:pPr>
       <w:r>
         <w:rPr>
           <w:rFonts w:ascii="Courier New" w:eastAsia="Courier New" w:hAnsi="Courier New" w:cs="Courier New"/>
@@ -19203,9 +17279,9 @@
           <w:szCs w:val="22"/>
           <w:lang w:val="en-US"/>
         </w:rPr>
-        <w:t xml:space="preserve">, </w:t>
-      </w:r>
-      <w:proofErr w:type="gramStart"/>
+        <w:t xml:space="preserve">FROM </w:t>
+      </w:r>
+      <w:proofErr w:type="spellStart"/>
       <w:r>
         <w:rPr>
           <w:rFonts w:ascii="Courier New" w:eastAsia="Courier New" w:hAnsi="Courier New" w:cs="Courier New"/>
@@ -19213,9 +17289,17 @@
           <w:szCs w:val="22"/>
           <w:lang w:val="en-US"/>
         </w:rPr>
-        <w:t>COUNT(</w:t>
-      </w:r>
-      <w:proofErr w:type="gramEnd"/>
+        <w:t>mart.v_order_dashboard</w:t>
+      </w:r>
+      <w:proofErr w:type="spellEnd"/>
+    </w:p>
+    <w:p>
+      <w:pPr>
+        <w:spacing w:line="240" w:lineRule="auto"/>
+        <w:rPr>
+          <w:lang w:val="en-US"/>
+        </w:rPr>
+      </w:pPr>
       <w:r>
         <w:rPr>
           <w:rFonts w:ascii="Courier New" w:eastAsia="Courier New" w:hAnsi="Courier New" w:cs="Courier New"/>
@@ -19223,7 +17307,7 @@
           <w:szCs w:val="22"/>
           <w:lang w:val="en-US"/>
         </w:rPr>
-        <w:t xml:space="preserve">*) AS </w:t>
+        <w:t xml:space="preserve">GROUP BY </w:t>
       </w:r>
       <w:proofErr w:type="spellStart"/>
       <w:r>
@@ -19233,7 +17317,7 @@
           <w:szCs w:val="22"/>
           <w:lang w:val="en-US"/>
         </w:rPr>
-        <w:t>orders_count</w:t>
+        <w:t>order_status</w:t>
       </w:r>
       <w:proofErr w:type="spellEnd"/>
     </w:p>
@@ -19251,10 +17335,9 @@
           <w:szCs w:val="22"/>
           <w:lang w:val="en-US"/>
         </w:rPr>
-        <w:t xml:space="preserve">FROM </w:t>
-      </w:r>
-      <w:proofErr w:type="spellStart"/>
-      <w:proofErr w:type="gramStart"/>
+        <w:t xml:space="preserve">ORDER BY </w:t>
+      </w:r>
+      <w:proofErr w:type="spellStart"/>
       <w:r>
         <w:rPr>
           <w:rFonts w:ascii="Courier New" w:eastAsia="Courier New" w:hAnsi="Courier New" w:cs="Courier New"/>
@@ -19262,9 +17345,9 @@
           <w:szCs w:val="22"/>
           <w:lang w:val="en-US"/>
         </w:rPr>
-        <w:t>mart.v</w:t>
-      </w:r>
-      <w:proofErr w:type="gramEnd"/>
+        <w:t>orders_count</w:t>
+      </w:r>
+      <w:proofErr w:type="spellEnd"/>
       <w:r>
         <w:rPr>
           <w:rFonts w:ascii="Courier New" w:eastAsia="Courier New" w:hAnsi="Courier New" w:cs="Courier New"/>
@@ -19272,9 +17355,8 @@
           <w:szCs w:val="22"/>
           <w:lang w:val="en-US"/>
         </w:rPr>
-        <w:t>_order_dashboard</w:t>
-      </w:r>
-      <w:proofErr w:type="spellEnd"/>
+        <w:t xml:space="preserve"> DESC;</w:t>
+      </w:r>
     </w:p>
     <w:p>
       <w:pPr>
@@ -19290,9 +17372,16 @@
           <w:szCs w:val="22"/>
           <w:lang w:val="en-US"/>
         </w:rPr>
-        <w:t xml:space="preserve">GROUP BY </w:t>
-      </w:r>
-      <w:proofErr w:type="spellStart"/>
+        <w:t xml:space="preserve"> </w:t>
+      </w:r>
+    </w:p>
+    <w:p>
+      <w:pPr>
+        <w:spacing w:line="240" w:lineRule="auto"/>
+        <w:rPr>
+          <w:lang w:val="en-US"/>
+        </w:rPr>
+      </w:pPr>
       <w:r>
         <w:rPr>
           <w:rFonts w:ascii="Courier New" w:eastAsia="Courier New" w:hAnsi="Courier New" w:cs="Courier New"/>
@@ -19300,27 +17389,16 @@
           <w:szCs w:val="22"/>
           <w:lang w:val="en-US"/>
         </w:rPr>
-        <w:t>order_status</w:t>
-      </w:r>
-      <w:proofErr w:type="spellEnd"/>
-    </w:p>
-    <w:p>
-      <w:pPr>
-        <w:spacing w:line="240" w:lineRule="auto"/>
-        <w:rPr>
-          <w:lang w:val="en-US"/>
-        </w:rPr>
-      </w:pPr>
+        <w:t xml:space="preserve">-- </w:t>
+      </w:r>
       <w:r>
         <w:rPr>
           <w:rFonts w:ascii="Courier New" w:eastAsia="Courier New" w:hAnsi="Courier New" w:cs="Courier New"/>
           <w:sz w:val="22"/>
           <w:szCs w:val="22"/>
-          <w:lang w:val="en-US"/>
-        </w:rPr>
-        <w:t xml:space="preserve">ORDER BY </w:t>
-      </w:r>
-      <w:proofErr w:type="spellStart"/>
+        </w:rPr>
+        <w:t>Выручка</w:t>
+      </w:r>
       <w:r>
         <w:rPr>
           <w:rFonts w:ascii="Courier New" w:eastAsia="Courier New" w:hAnsi="Courier New" w:cs="Courier New"/>
@@ -19328,17 +17406,15 @@
           <w:szCs w:val="22"/>
           <w:lang w:val="en-US"/>
         </w:rPr>
-        <w:t>orders_count</w:t>
-      </w:r>
-      <w:proofErr w:type="spellEnd"/>
+        <w:t xml:space="preserve"> </w:t>
+      </w:r>
       <w:r>
         <w:rPr>
           <w:rFonts w:ascii="Courier New" w:eastAsia="Courier New" w:hAnsi="Courier New" w:cs="Courier New"/>
           <w:sz w:val="22"/>
           <w:szCs w:val="22"/>
-          <w:lang w:val="en-US"/>
-        </w:rPr>
-        <w:t xml:space="preserve"> DE</w:t>
+        </w:rPr>
+        <w:t>по</w:t>
       </w:r>
       <w:r>
         <w:rPr>
@@ -19347,33 +17423,16 @@
           <w:szCs w:val="22"/>
           <w:lang w:val="en-US"/>
         </w:rPr>
-        <w:t>SC;</w:t>
-      </w:r>
-    </w:p>
-    <w:p>
-      <w:pPr>
-        <w:spacing w:line="240" w:lineRule="auto"/>
-        <w:rPr>
-          <w:lang w:val="en-US"/>
-        </w:rPr>
-      </w:pPr>
+        <w:t xml:space="preserve"> </w:t>
+      </w:r>
       <w:r>
         <w:rPr>
           <w:rFonts w:ascii="Courier New" w:eastAsia="Courier New" w:hAnsi="Courier New" w:cs="Courier New"/>
           <w:sz w:val="22"/>
           <w:szCs w:val="22"/>
-          <w:lang w:val="en-US"/>
-        </w:rPr>
-        <w:t xml:space="preserve"> </w:t>
-      </w:r>
-    </w:p>
-    <w:p>
-      <w:pPr>
-        <w:spacing w:line="240" w:lineRule="auto"/>
-        <w:rPr>
-          <w:lang w:val="en-US"/>
-        </w:rPr>
-      </w:pPr>
+        </w:rPr>
+        <w:t>каналам</w:t>
+      </w:r>
       <w:r>
         <w:rPr>
           <w:rFonts w:ascii="Courier New" w:eastAsia="Courier New" w:hAnsi="Courier New" w:cs="Courier New"/>
@@ -19381,7 +17440,7 @@
           <w:szCs w:val="22"/>
           <w:lang w:val="en-US"/>
         </w:rPr>
-        <w:t xml:space="preserve">-- </w:t>
+        <w:t xml:space="preserve"> </w:t>
       </w:r>
       <w:r>
         <w:rPr>
@@ -19389,8 +17448,16 @@
           <w:sz w:val="22"/>
           <w:szCs w:val="22"/>
         </w:rPr>
-        <w:t>Выручка</w:t>
-      </w:r>
+        <w:t>продаж</w:t>
+      </w:r>
+    </w:p>
+    <w:p>
+      <w:pPr>
+        <w:spacing w:line="240" w:lineRule="auto"/>
+        <w:rPr>
+          <w:lang w:val="en-US"/>
+        </w:rPr>
+      </w:pPr>
       <w:r>
         <w:rPr>
           <w:rFonts w:ascii="Courier New" w:eastAsia="Courier New" w:hAnsi="Courier New" w:cs="Courier New"/>
@@ -19398,16 +17465,19 @@
           <w:szCs w:val="22"/>
           <w:lang w:val="en-US"/>
         </w:rPr>
-        <w:t xml:space="preserve"> </w:t>
-      </w:r>
+        <w:t>SELECT channel, SUM(</w:t>
+      </w:r>
+      <w:proofErr w:type="spellStart"/>
       <w:r>
         <w:rPr>
           <w:rFonts w:ascii="Courier New" w:eastAsia="Courier New" w:hAnsi="Courier New" w:cs="Courier New"/>
           <w:sz w:val="22"/>
           <w:szCs w:val="22"/>
-        </w:rPr>
-        <w:t>по</w:t>
-      </w:r>
+          <w:lang w:val="en-US"/>
+        </w:rPr>
+        <w:t>total_amount</w:t>
+      </w:r>
+      <w:proofErr w:type="spellEnd"/>
       <w:r>
         <w:rPr>
           <w:rFonts w:ascii="Courier New" w:eastAsia="Courier New" w:hAnsi="Courier New" w:cs="Courier New"/>
@@ -19415,16 +17485,26 @@
           <w:szCs w:val="22"/>
           <w:lang w:val="en-US"/>
         </w:rPr>
-        <w:t xml:space="preserve"> </w:t>
-      </w:r>
+        <w:t>) AS revenue</w:t>
+      </w:r>
+    </w:p>
+    <w:p>
+      <w:pPr>
+        <w:spacing w:line="240" w:lineRule="auto"/>
+        <w:rPr>
+          <w:lang w:val="en-US"/>
+        </w:rPr>
+      </w:pPr>
       <w:r>
         <w:rPr>
           <w:rFonts w:ascii="Courier New" w:eastAsia="Courier New" w:hAnsi="Courier New" w:cs="Courier New"/>
           <w:sz w:val="22"/>
           <w:szCs w:val="22"/>
-        </w:rPr>
-        <w:t>каналам</w:t>
-      </w:r>
+          <w:lang w:val="en-US"/>
+        </w:rPr>
+        <w:t xml:space="preserve">FROM </w:t>
+      </w:r>
+      <w:proofErr w:type="spellStart"/>
       <w:r>
         <w:rPr>
           <w:rFonts w:ascii="Courier New" w:eastAsia="Courier New" w:hAnsi="Courier New" w:cs="Courier New"/>
@@ -19432,32 +17512,38 @@
           <w:szCs w:val="22"/>
           <w:lang w:val="en-US"/>
         </w:rPr>
-        <w:t xml:space="preserve"> </w:t>
-      </w:r>
+        <w:t>mart.v_order_dashboard</w:t>
+      </w:r>
+      <w:proofErr w:type="spellEnd"/>
+    </w:p>
+    <w:p>
+      <w:pPr>
+        <w:spacing w:line="240" w:lineRule="auto"/>
+        <w:rPr>
+          <w:lang w:val="en-US"/>
+        </w:rPr>
+      </w:pPr>
       <w:r>
         <w:rPr>
           <w:rFonts w:ascii="Courier New" w:eastAsia="Courier New" w:hAnsi="Courier New" w:cs="Courier New"/>
           <w:sz w:val="22"/>
           <w:szCs w:val="22"/>
-        </w:rPr>
-        <w:t>продаж</w:t>
+          <w:lang w:val="en-US"/>
+        </w:rPr>
+        <w:t>GROUP BY channel</w:t>
       </w:r>
     </w:p>
     <w:p>
       <w:pPr>
         <w:spacing w:line="240" w:lineRule="auto"/>
-        <w:rPr>
-          <w:lang w:val="en-US"/>
-        </w:rPr>
       </w:pPr>
       <w:r>
         <w:rPr>
           <w:rFonts w:ascii="Courier New" w:eastAsia="Courier New" w:hAnsi="Courier New" w:cs="Courier New"/>
           <w:sz w:val="22"/>
           <w:szCs w:val="22"/>
-          <w:lang w:val="en-US"/>
-        </w:rPr>
-        <w:t>SELECT channel, SUM(</w:t>
+        </w:rPr>
+        <w:t xml:space="preserve">ORDER BY </w:t>
       </w:r>
       <w:proofErr w:type="spellStart"/>
       <w:r>
@@ -19465,9 +17551,8 @@
           <w:rFonts w:ascii="Courier New" w:eastAsia="Courier New" w:hAnsi="Courier New" w:cs="Courier New"/>
           <w:sz w:val="22"/>
           <w:szCs w:val="22"/>
-          <w:lang w:val="en-US"/>
-        </w:rPr>
-        <w:t>total_amount</w:t>
+        </w:rPr>
+        <w:t>revenue</w:t>
       </w:r>
       <w:proofErr w:type="spellEnd"/>
       <w:r>
@@ -19475,39 +17560,43 @@
           <w:rFonts w:ascii="Courier New" w:eastAsia="Courier New" w:hAnsi="Courier New" w:cs="Courier New"/>
           <w:sz w:val="22"/>
           <w:szCs w:val="22"/>
-          <w:lang w:val="en-US"/>
-        </w:rPr>
-        <w:t>) AS revenue</w:t>
+        </w:rPr>
+        <w:t xml:space="preserve"> DESC;</w:t>
       </w:r>
     </w:p>
     <w:p>
       <w:pPr>
         <w:spacing w:line="240" w:lineRule="auto"/>
-        <w:rPr>
-          <w:lang w:val="en-US"/>
-        </w:rPr>
       </w:pPr>
       <w:r>
         <w:rPr>
           <w:rFonts w:ascii="Courier New" w:eastAsia="Courier New" w:hAnsi="Courier New" w:cs="Courier New"/>
           <w:sz w:val="22"/>
           <w:szCs w:val="22"/>
-          <w:lang w:val="en-US"/>
-        </w:rPr>
-        <w:t xml:space="preserve">FROM </w:t>
-      </w:r>
-      <w:proofErr w:type="spellStart"/>
-      <w:proofErr w:type="gramStart"/>
+        </w:rPr>
+        <w:t xml:space="preserve"> </w:t>
+      </w:r>
+    </w:p>
+    <w:p>
+      <w:pPr>
+        <w:spacing w:line="240" w:lineRule="auto"/>
+      </w:pPr>
       <w:r>
         <w:rPr>
           <w:rFonts w:ascii="Courier New" w:eastAsia="Courier New" w:hAnsi="Courier New" w:cs="Courier New"/>
           <w:sz w:val="22"/>
           <w:szCs w:val="22"/>
-          <w:lang w:val="en-US"/>
-        </w:rPr>
-        <w:t>mart.v</w:t>
-      </w:r>
-      <w:proofErr w:type="gramEnd"/>
+        </w:rPr>
+        <w:t>-- Сравнение фактического и предсказанного статусов</w:t>
+      </w:r>
+    </w:p>
+    <w:p>
+      <w:pPr>
+        <w:spacing w:line="240" w:lineRule="auto"/>
+        <w:rPr>
+          <w:lang w:val="en-US"/>
+        </w:rPr>
+      </w:pPr>
       <w:r>
         <w:rPr>
           <w:rFonts w:ascii="Courier New" w:eastAsia="Courier New" w:hAnsi="Courier New" w:cs="Courier New"/>
@@ -19515,17 +17604,9 @@
           <w:szCs w:val="22"/>
           <w:lang w:val="en-US"/>
         </w:rPr>
-        <w:t>_order_dashboard</w:t>
-      </w:r>
-      <w:proofErr w:type="spellEnd"/>
-    </w:p>
-    <w:p>
-      <w:pPr>
-        <w:spacing w:line="240" w:lineRule="auto"/>
-        <w:rPr>
-          <w:lang w:val="en-US"/>
-        </w:rPr>
-      </w:pPr>
+        <w:t xml:space="preserve">SELECT </w:t>
+      </w:r>
+      <w:proofErr w:type="spellStart"/>
       <w:r>
         <w:rPr>
           <w:rFonts w:ascii="Courier New" w:eastAsia="Courier New" w:hAnsi="Courier New" w:cs="Courier New"/>
@@ -19533,20 +17614,17 @@
           <w:szCs w:val="22"/>
           <w:lang w:val="en-US"/>
         </w:rPr>
-        <w:t>GROUP BY channel</w:t>
-      </w:r>
-    </w:p>
-    <w:p>
-      <w:pPr>
-        <w:spacing w:line="240" w:lineRule="auto"/>
-      </w:pPr>
+        <w:t>d.order_status</w:t>
+      </w:r>
+      <w:proofErr w:type="spellEnd"/>
       <w:r>
         <w:rPr>
           <w:rFonts w:ascii="Courier New" w:eastAsia="Courier New" w:hAnsi="Courier New" w:cs="Courier New"/>
           <w:sz w:val="22"/>
           <w:szCs w:val="22"/>
-        </w:rPr>
-        <w:t xml:space="preserve">ORDER BY </w:t>
+          <w:lang w:val="en-US"/>
+        </w:rPr>
+        <w:t xml:space="preserve">, </w:t>
       </w:r>
       <w:proofErr w:type="spellStart"/>
       <w:r>
@@ -19554,8 +17632,9 @@
           <w:rFonts w:ascii="Courier New" w:eastAsia="Courier New" w:hAnsi="Courier New" w:cs="Courier New"/>
           <w:sz w:val="22"/>
           <w:szCs w:val="22"/>
-        </w:rPr>
-        <w:t>revenue</w:t>
+          <w:lang w:val="en-US"/>
+        </w:rPr>
+        <w:t>p.predicted_status</w:t>
       </w:r>
       <w:proofErr w:type="spellEnd"/>
       <w:r>
@@ -19563,43 +17642,39 @@
           <w:rFonts w:ascii="Courier New" w:eastAsia="Courier New" w:hAnsi="Courier New" w:cs="Courier New"/>
           <w:sz w:val="22"/>
           <w:szCs w:val="22"/>
-        </w:rPr>
-        <w:t xml:space="preserve"> DESC;</w:t>
-      </w:r>
-    </w:p>
-    <w:p>
-      <w:pPr>
-        <w:spacing w:line="240" w:lineRule="auto"/>
-      </w:pPr>
+          <w:lang w:val="en-US"/>
+        </w:rPr>
+        <w:t xml:space="preserve">, COUNT(*) AS </w:t>
+      </w:r>
+      <w:proofErr w:type="spellStart"/>
       <w:r>
         <w:rPr>
           <w:rFonts w:ascii="Courier New" w:eastAsia="Courier New" w:hAnsi="Courier New" w:cs="Courier New"/>
           <w:sz w:val="22"/>
           <w:szCs w:val="22"/>
-        </w:rPr>
-        <w:t xml:space="preserve"> </w:t>
-      </w:r>
+          <w:lang w:val="en-US"/>
+        </w:rPr>
+        <w:t>orders_count</w:t>
+      </w:r>
+      <w:proofErr w:type="spellEnd"/>
     </w:p>
     <w:p>
       <w:pPr>
         <w:spacing w:line="240" w:lineRule="auto"/>
+        <w:rPr>
+          <w:lang w:val="en-US"/>
+        </w:rPr>
       </w:pPr>
       <w:r>
         <w:rPr>
           <w:rFonts w:ascii="Courier New" w:eastAsia="Courier New" w:hAnsi="Courier New" w:cs="Courier New"/>
           <w:sz w:val="22"/>
           <w:szCs w:val="22"/>
-        </w:rPr>
-        <w:t>-- Сравнение фактического и предсказанного статусов</w:t>
-      </w:r>
-    </w:p>
-    <w:p>
-      <w:pPr>
-        <w:spacing w:line="240" w:lineRule="auto"/>
-        <w:rPr>
-          <w:lang w:val="en-US"/>
-        </w:rPr>
-      </w:pPr>
+          <w:lang w:val="en-US"/>
+        </w:rPr>
+        <w:t xml:space="preserve">FROM </w:t>
+      </w:r>
+      <w:proofErr w:type="spellStart"/>
       <w:r>
         <w:rPr>
           <w:rFonts w:ascii="Courier New" w:eastAsia="Courier New" w:hAnsi="Courier New" w:cs="Courier New"/>
@@ -19607,10 +17682,9 @@
           <w:szCs w:val="22"/>
           <w:lang w:val="en-US"/>
         </w:rPr>
-        <w:t xml:space="preserve">SELECT </w:t>
-      </w:r>
-      <w:proofErr w:type="spellStart"/>
-      <w:proofErr w:type="gramStart"/>
+        <w:t>mart.v_order_dashboard</w:t>
+      </w:r>
+      <w:proofErr w:type="spellEnd"/>
       <w:r>
         <w:rPr>
           <w:rFonts w:ascii="Courier New" w:eastAsia="Courier New" w:hAnsi="Courier New" w:cs="Courier New"/>
@@ -19618,9 +17692,16 @@
           <w:szCs w:val="22"/>
           <w:lang w:val="en-US"/>
         </w:rPr>
-        <w:t>d.order</w:t>
-      </w:r>
-      <w:proofErr w:type="gramEnd"/>
+        <w:t xml:space="preserve"> d</w:t>
+      </w:r>
+    </w:p>
+    <w:p>
+      <w:pPr>
+        <w:spacing w:line="240" w:lineRule="auto"/>
+        <w:rPr>
+          <w:lang w:val="en-US"/>
+        </w:rPr>
+      </w:pPr>
       <w:r>
         <w:rPr>
           <w:rFonts w:ascii="Courier New" w:eastAsia="Courier New" w:hAnsi="Courier New" w:cs="Courier New"/>
@@ -19628,9 +17709,9 @@
           <w:szCs w:val="22"/>
           <w:lang w:val="en-US"/>
         </w:rPr>
-        <w:t>_status</w:t>
-      </w:r>
-      <w:proofErr w:type="spellEnd"/>
+        <w:t xml:space="preserve">JOIN </w:t>
+      </w:r>
+      <w:proofErr w:type="spellStart"/>
       <w:r>
         <w:rPr>
           <w:rFonts w:ascii="Courier New" w:eastAsia="Courier New" w:hAnsi="Courier New" w:cs="Courier New"/>
@@ -19638,9 +17719,9 @@
           <w:szCs w:val="22"/>
           <w:lang w:val="en-US"/>
         </w:rPr>
-        <w:t xml:space="preserve">, </w:t>
-      </w:r>
-      <w:proofErr w:type="spellStart"/>
+        <w:t>mart.order_predictions</w:t>
+      </w:r>
+      <w:proofErr w:type="spellEnd"/>
       <w:r>
         <w:rPr>
           <w:rFonts w:ascii="Courier New" w:eastAsia="Courier New" w:hAnsi="Courier New" w:cs="Courier New"/>
@@ -19648,9 +17729,9 @@
           <w:szCs w:val="22"/>
           <w:lang w:val="en-US"/>
         </w:rPr>
-        <w:t>p.predicted_status</w:t>
-      </w:r>
-      <w:proofErr w:type="spellEnd"/>
+        <w:t xml:space="preserve"> p ON </w:t>
+      </w:r>
+      <w:proofErr w:type="spellStart"/>
       <w:r>
         <w:rPr>
           <w:rFonts w:ascii="Courier New" w:eastAsia="Courier New" w:hAnsi="Courier New" w:cs="Courier New"/>
@@ -19658,9 +17739,9 @@
           <w:szCs w:val="22"/>
           <w:lang w:val="en-US"/>
         </w:rPr>
-        <w:t xml:space="preserve">, COUNT(*) AS </w:t>
-      </w:r>
-      <w:proofErr w:type="spellStart"/>
+        <w:t>p.order_id</w:t>
+      </w:r>
+      <w:proofErr w:type="spellEnd"/>
       <w:r>
         <w:rPr>
           <w:rFonts w:ascii="Courier New" w:eastAsia="Courier New" w:hAnsi="Courier New" w:cs="Courier New"/>
@@ -19668,17 +17749,9 @@
           <w:szCs w:val="22"/>
           <w:lang w:val="en-US"/>
         </w:rPr>
-        <w:t>orders_count</w:t>
-      </w:r>
-      <w:proofErr w:type="spellEnd"/>
-    </w:p>
-    <w:p>
-      <w:pPr>
-        <w:spacing w:line="240" w:lineRule="auto"/>
-        <w:rPr>
-          <w:lang w:val="en-US"/>
-        </w:rPr>
-      </w:pPr>
+        <w:t xml:space="preserve"> = </w:t>
+      </w:r>
+      <w:proofErr w:type="spellStart"/>
       <w:r>
         <w:rPr>
           <w:rFonts w:ascii="Courier New" w:eastAsia="Courier New" w:hAnsi="Courier New" w:cs="Courier New"/>
@@ -19686,10 +17759,17 @@
           <w:szCs w:val="22"/>
           <w:lang w:val="en-US"/>
         </w:rPr>
-        <w:t xml:space="preserve">FROM </w:t>
-      </w:r>
-      <w:proofErr w:type="spellStart"/>
-      <w:proofErr w:type="gramStart"/>
+        <w:t>d.order_id</w:t>
+      </w:r>
+      <w:proofErr w:type="spellEnd"/>
+    </w:p>
+    <w:p>
+      <w:pPr>
+        <w:spacing w:line="240" w:lineRule="auto"/>
+        <w:rPr>
+          <w:lang w:val="en-US"/>
+        </w:rPr>
+      </w:pPr>
       <w:r>
         <w:rPr>
           <w:rFonts w:ascii="Courier New" w:eastAsia="Courier New" w:hAnsi="Courier New" w:cs="Courier New"/>
@@ -19697,9 +17777,9 @@
           <w:szCs w:val="22"/>
           <w:lang w:val="en-US"/>
         </w:rPr>
-        <w:t>mart.v</w:t>
-      </w:r>
-      <w:proofErr w:type="gramEnd"/>
+        <w:t xml:space="preserve">GROUP BY </w:t>
+      </w:r>
+      <w:proofErr w:type="spellStart"/>
       <w:r>
         <w:rPr>
           <w:rFonts w:ascii="Courier New" w:eastAsia="Courier New" w:hAnsi="Courier New" w:cs="Courier New"/>
@@ -19707,7 +17787,7 @@
           <w:szCs w:val="22"/>
           <w:lang w:val="en-US"/>
         </w:rPr>
-        <w:t>_order_dashboard</w:t>
+        <w:t>d.order_status</w:t>
       </w:r>
       <w:proofErr w:type="spellEnd"/>
       <w:r>
@@ -19717,16 +17797,9 @@
           <w:szCs w:val="22"/>
           <w:lang w:val="en-US"/>
         </w:rPr>
-        <w:t xml:space="preserve"> d</w:t>
-      </w:r>
-    </w:p>
-    <w:p>
-      <w:pPr>
-        <w:spacing w:line="240" w:lineRule="auto"/>
-        <w:rPr>
-          <w:lang w:val="en-US"/>
-        </w:rPr>
-      </w:pPr>
+        <w:t xml:space="preserve">, </w:t>
+      </w:r>
+      <w:proofErr w:type="spellStart"/>
       <w:r>
         <w:rPr>
           <w:rFonts w:ascii="Courier New" w:eastAsia="Courier New" w:hAnsi="Courier New" w:cs="Courier New"/>
@@ -19734,10 +17807,17 @@
           <w:szCs w:val="22"/>
           <w:lang w:val="en-US"/>
         </w:rPr>
-        <w:t xml:space="preserve">JOIN </w:t>
-      </w:r>
-      <w:proofErr w:type="spellStart"/>
-      <w:proofErr w:type="gramStart"/>
+        <w:t>p.predicted_status</w:t>
+      </w:r>
+      <w:proofErr w:type="spellEnd"/>
+    </w:p>
+    <w:p>
+      <w:pPr>
+        <w:spacing w:line="240" w:lineRule="auto"/>
+        <w:rPr>
+          <w:lang w:val="en-US"/>
+        </w:rPr>
+      </w:pPr>
       <w:r>
         <w:rPr>
           <w:rFonts w:ascii="Courier New" w:eastAsia="Courier New" w:hAnsi="Courier New" w:cs="Courier New"/>
@@ -19745,9 +17825,9 @@
           <w:szCs w:val="22"/>
           <w:lang w:val="en-US"/>
         </w:rPr>
-        <w:t>mart.order</w:t>
-      </w:r>
-      <w:proofErr w:type="gramEnd"/>
+        <w:t xml:space="preserve">ORDER BY </w:t>
+      </w:r>
+      <w:proofErr w:type="spellStart"/>
       <w:r>
         <w:rPr>
           <w:rFonts w:ascii="Courier New" w:eastAsia="Courier New" w:hAnsi="Courier New" w:cs="Courier New"/>
@@ -19755,7 +17835,7 @@
           <w:szCs w:val="22"/>
           <w:lang w:val="en-US"/>
         </w:rPr>
-        <w:t>_predictions</w:t>
+        <w:t>d.order_status</w:t>
       </w:r>
       <w:proofErr w:type="spellEnd"/>
       <w:r>
@@ -19765,7 +17845,7 @@
           <w:szCs w:val="22"/>
           <w:lang w:val="en-US"/>
         </w:rPr>
-        <w:t xml:space="preserve"> p ON </w:t>
+        <w:t xml:space="preserve">, </w:t>
       </w:r>
       <w:proofErr w:type="spellStart"/>
       <w:r>
@@ -19775,7 +17855,7 @@
           <w:szCs w:val="22"/>
           <w:lang w:val="en-US"/>
         </w:rPr>
-        <w:t>p.order_id</w:t>
+        <w:t>p.predicted_status</w:t>
       </w:r>
       <w:proofErr w:type="spellEnd"/>
       <w:r>
@@ -19785,144 +17865,6 @@
           <w:szCs w:val="22"/>
           <w:lang w:val="en-US"/>
         </w:rPr>
-        <w:t xml:space="preserve"> = </w:t>
-      </w:r>
-      <w:proofErr w:type="spellStart"/>
-      <w:r>
-        <w:rPr>
-          <w:rFonts w:ascii="Courier New" w:eastAsia="Courier New" w:hAnsi="Courier New" w:cs="Courier New"/>
-          <w:sz w:val="22"/>
-          <w:szCs w:val="22"/>
-          <w:lang w:val="en-US"/>
-        </w:rPr>
-        <w:t>d.order_id</w:t>
-      </w:r>
-      <w:proofErr w:type="spellEnd"/>
-    </w:p>
-    <w:p>
-      <w:pPr>
-        <w:spacing w:line="240" w:lineRule="auto"/>
-        <w:rPr>
-          <w:lang w:val="en-US"/>
-        </w:rPr>
-      </w:pPr>
-      <w:r>
-        <w:rPr>
-          <w:rFonts w:ascii="Courier New" w:eastAsia="Courier New" w:hAnsi="Courier New" w:cs="Courier New"/>
-          <w:sz w:val="22"/>
-          <w:szCs w:val="22"/>
-          <w:lang w:val="en-US"/>
-        </w:rPr>
-        <w:t xml:space="preserve">GROUP BY </w:t>
-      </w:r>
-      <w:proofErr w:type="spellStart"/>
-      <w:proofErr w:type="gramStart"/>
-      <w:r>
-        <w:rPr>
-          <w:rFonts w:ascii="Courier New" w:eastAsia="Courier New" w:hAnsi="Courier New" w:cs="Courier New"/>
-          <w:sz w:val="22"/>
-          <w:szCs w:val="22"/>
-          <w:lang w:val="en-US"/>
-        </w:rPr>
-        <w:t>d.order</w:t>
-      </w:r>
-      <w:proofErr w:type="gramEnd"/>
-      <w:r>
-        <w:rPr>
-          <w:rFonts w:ascii="Courier New" w:eastAsia="Courier New" w:hAnsi="Courier New" w:cs="Courier New"/>
-          <w:sz w:val="22"/>
-          <w:szCs w:val="22"/>
-          <w:lang w:val="en-US"/>
-        </w:rPr>
-        <w:t>_status</w:t>
-      </w:r>
-      <w:proofErr w:type="spellEnd"/>
-      <w:r>
-        <w:rPr>
-          <w:rFonts w:ascii="Courier New" w:eastAsia="Courier New" w:hAnsi="Courier New" w:cs="Courier New"/>
-          <w:sz w:val="22"/>
-          <w:szCs w:val="22"/>
-          <w:lang w:val="en-US"/>
-        </w:rPr>
-        <w:t xml:space="preserve">, </w:t>
-      </w:r>
-      <w:proofErr w:type="spellStart"/>
-      <w:r>
-        <w:rPr>
-          <w:rFonts w:ascii="Courier New" w:eastAsia="Courier New" w:hAnsi="Courier New" w:cs="Courier New"/>
-          <w:sz w:val="22"/>
-          <w:szCs w:val="22"/>
-          <w:lang w:val="en-US"/>
-        </w:rPr>
-        <w:t>p.predicted_status</w:t>
-      </w:r>
-      <w:proofErr w:type="spellEnd"/>
-    </w:p>
-    <w:p>
-      <w:pPr>
-        <w:spacing w:line="240" w:lineRule="auto"/>
-        <w:rPr>
-          <w:lang w:val="en-US"/>
-        </w:rPr>
-      </w:pPr>
-      <w:r>
-        <w:rPr>
-          <w:rFonts w:ascii="Courier New" w:eastAsia="Courier New" w:hAnsi="Courier New" w:cs="Courier New"/>
-          <w:sz w:val="22"/>
-          <w:szCs w:val="22"/>
-          <w:lang w:val="en-US"/>
-        </w:rPr>
-        <w:t xml:space="preserve">ORDER BY </w:t>
-      </w:r>
-      <w:proofErr w:type="spellStart"/>
-      <w:proofErr w:type="gramStart"/>
-      <w:r>
-        <w:rPr>
-          <w:rFonts w:ascii="Courier New" w:eastAsia="Courier New" w:hAnsi="Courier New" w:cs="Courier New"/>
-          <w:sz w:val="22"/>
-          <w:szCs w:val="22"/>
-          <w:lang w:val="en-US"/>
-        </w:rPr>
-        <w:t>d.order</w:t>
-      </w:r>
-      <w:proofErr w:type="gramEnd"/>
-      <w:r>
-        <w:rPr>
-          <w:rFonts w:ascii="Courier New" w:eastAsia="Courier New" w:hAnsi="Courier New" w:cs="Courier New"/>
-          <w:sz w:val="22"/>
-          <w:szCs w:val="22"/>
-          <w:lang w:val="en-US"/>
-        </w:rPr>
-        <w:t>_status</w:t>
-      </w:r>
-      <w:proofErr w:type="spellEnd"/>
-      <w:r>
-        <w:rPr>
-          <w:rFonts w:ascii="Courier New" w:eastAsia="Courier New" w:hAnsi="Courier New" w:cs="Courier New"/>
-          <w:sz w:val="22"/>
-          <w:szCs w:val="22"/>
-          <w:lang w:val="en-US"/>
-        </w:rPr>
-        <w:t xml:space="preserve">, </w:t>
-      </w:r>
-      <w:proofErr w:type="spellStart"/>
-      <w:r>
-        <w:rPr>
-          <w:rFonts w:ascii="Courier New" w:eastAsia="Courier New" w:hAnsi="Courier New" w:cs="Courier New"/>
-          <w:sz w:val="22"/>
-          <w:szCs w:val="22"/>
-          <w:lang w:val="en-US"/>
-        </w:rPr>
-        <w:t>p.predicted_status</w:t>
-      </w:r>
-      <w:proofErr w:type="spellEnd"/>
-      <w:r>
-        <w:rPr>
-          <w:rFonts w:ascii="Courier New" w:eastAsia="Courier New" w:hAnsi="Courier New" w:cs="Courier New"/>
-          <w:sz w:val="22"/>
-          <w:szCs w:val="22"/>
-          <w:lang w:val="en-US"/>
-        </w:rPr>
         <w:t>;</w:t>
       </w:r>
     </w:p>
@@ -19939,10 +17881,7 @@
         <w:jc w:val="both"/>
       </w:pPr>
       <w:r>
-        <w:t>Имена столб</w:t>
-      </w:r>
-      <w:r>
-        <w:t>цов в запросах соответствуют текущей SQL-схеме проекта; при изменении схемы запросы необходимо привести в соответствие с ней.</w:t>
+        <w:t>Имена столбцов в запросах соответствуют текущей SQL-схеме проекта; при изменении схемы запросы необходимо привести в соответствие с ней.</w:t>
       </w:r>
     </w:p>
     <w:p>
@@ -19964,18 +17903,7 @@
         <w:jc w:val="both"/>
       </w:pPr>
       <w:r>
-        <w:t>Шаг 1. Подготовка источников. Скрипт генерации формирует демонстрационный CSV-файл заказ</w:t>
-      </w:r>
-      <w:r>
-        <w:t xml:space="preserve">ов. Источник товаров доступен через REST API, </w:t>
-      </w:r>
-      <w:proofErr w:type="spellStart"/>
-      <w:r>
-        <w:t>парсер</w:t>
-      </w:r>
-      <w:proofErr w:type="spellEnd"/>
-      <w:r>
-        <w:t xml:space="preserve"> сохраняет ответ в JSON. Перед запуском проверяются доступность сервиса и согласованность </w:t>
+        <w:t xml:space="preserve">Шаг 1. Подготовка источников. Скрипт генерации формирует демонстрационный CSV-файл заказов. Источник товаров доступен через REST API, парсер сохраняет ответ в JSON. Перед запуском проверяются доступность сервиса и согласованность </w:t>
       </w:r>
       <w:proofErr w:type="spellStart"/>
       <w:r>
@@ -20009,10 +17937,7 @@
         <w:jc w:val="both"/>
       </w:pPr>
       <w:r>
-        <w:t>Шаг 3. Построение измерений и фактов. Скрипт постр</w:t>
-      </w:r>
-      <w:r>
-        <w:t>оения хранилища формирует измерения даты, клиента, товара и канала, а затем таблицу фактов. В прототипе используется полное перестроение таблиц хранилища, что упрощает повторяемость, но не является оптимальным для больших объёмов и исторических изменений.</w:t>
+        <w:t>Шаг 3. Построение измерений и фактов. Скрипт построения хранилища формирует измерения даты, клиента, товара и канала, а затем таблицу фактов. В прототипе используется полное перестроение таблиц хранилища, что упрощает повторяемость, но не является оптимальным для больших объёмов и исторических изменений.</w:t>
       </w:r>
     </w:p>
     <w:p>
@@ -20021,10 +17946,7 @@
         <w:jc w:val="both"/>
       </w:pPr>
       <w:r>
-        <w:t>Шаг 4. Проверка качества. Проверки контролируют основные бизнес-ограничения и целостность связей. При ошибке последующие задачи не запускаются, а причина анализируется по журналу. В дальнейшем результаты проверок целесообразно сохранять в отдельную таблицу</w:t>
-      </w:r>
-      <w:r>
-        <w:t xml:space="preserve"> аудита с идентификатором и временем запуска.</w:t>
+        <w:t>Шаг 4. Проверка качества. Проверки контролируют основные бизнес-ограничения и целостность связей. При ошибке последующие задачи не запускаются, а причина анализируется по журналу. В дальнейшем результаты проверок целесообразно сохранять в отдельную таблицу аудита с идентификатором и временем запуска.</w:t>
       </w:r>
     </w:p>
     <w:p>
@@ -20033,10 +17955,7 @@
         <w:jc w:val="both"/>
       </w:pPr>
       <w:r>
-        <w:t>Шаг 5. Обучение. Обучающий скрипт выбирает данные из аналитического представления, отделяет целевую переменную от признаков, кодирует категории и обучает случайный лес. Метрики рассчитываются на отложенной тест</w:t>
-      </w:r>
-      <w:r>
-        <w:t xml:space="preserve">овой выборке и записываются в </w:t>
+        <w:t xml:space="preserve">Шаг 5. Обучение. Обучающий скрипт выбирает данные из аналитического представления, отделяет целевую переменную от признаков, кодирует категории и обучает случайный лес. Метрики рассчитываются на отложенной тестовой выборке и записываются в </w:t>
       </w:r>
       <w:proofErr w:type="spellStart"/>
       <w:r>
@@ -20044,15 +17963,7 @@
       </w:r>
       <w:proofErr w:type="spellEnd"/>
       <w:r>
-        <w:t xml:space="preserve">, модель регистрируется в </w:t>
-      </w:r>
-      <w:proofErr w:type="spellStart"/>
-      <w:r>
-        <w:t>Model</w:t>
-      </w:r>
-      <w:proofErr w:type="spellEnd"/>
-      <w:r>
-        <w:t xml:space="preserve"> </w:t>
+        <w:t xml:space="preserve">, модель регистрируется в Model </w:t>
       </w:r>
       <w:proofErr w:type="spellStart"/>
       <w:r>
@@ -20077,19 +17988,11 @@
         <w:jc w:val="both"/>
       </w:pPr>
       <w:r>
-        <w:t>Шаг 6. Прогнозирование. Скрипт прогнозирования загружает модель, читает признаки заказов, вычисляет класс и максима</w:t>
-      </w:r>
-      <w:r>
-        <w:t xml:space="preserve">льную вероятность класса и записывает результат в </w:t>
-      </w:r>
-      <w:proofErr w:type="spellStart"/>
-      <w:proofErr w:type="gramStart"/>
-      <w:r>
-        <w:t>mart.order</w:t>
-      </w:r>
-      <w:proofErr w:type="gramEnd"/>
-      <w:r>
-        <w:t>_predictions</w:t>
+        <w:t xml:space="preserve">Шаг 6. Прогнозирование. Скрипт прогнозирования загружает модель, читает признаки заказов, вычисляет класс и максимальную вероятность класса и записывает результат в </w:t>
+      </w:r>
+      <w:proofErr w:type="spellStart"/>
+      <w:r>
+        <w:t>mart.order_predictions</w:t>
       </w:r>
       <w:proofErr w:type="spellEnd"/>
       <w:r>
@@ -20103,19 +18006,11 @@
       </w:pPr>
       <w:r>
         <w:lastRenderedPageBreak/>
-        <w:t>Шаг 7. Потребление резу</w:t>
-      </w:r>
-      <w:r>
-        <w:t xml:space="preserve">льтатов. Аналитик использует </w:t>
-      </w:r>
-      <w:proofErr w:type="spellStart"/>
-      <w:proofErr w:type="gramStart"/>
-      <w:r>
-        <w:t>mart.v</w:t>
-      </w:r>
-      <w:proofErr w:type="gramEnd"/>
-      <w:r>
-        <w:t>_order_dashboard</w:t>
+        <w:t xml:space="preserve">Шаг 7. Потребление результатов. Аналитик использует </w:t>
+      </w:r>
+      <w:proofErr w:type="spellStart"/>
+      <w:r>
+        <w:t>mart.v_order_dashboard</w:t>
       </w:r>
       <w:proofErr w:type="spellEnd"/>
       <w:r>
@@ -20149,10 +18044,7 @@
         <w:jc w:val="both"/>
       </w:pPr>
       <w:r>
-        <w:t>План тестирования разделяет модульные проверки с</w:t>
-      </w:r>
-      <w:r>
-        <w:t>труктуры и контрактов данных, проверку SQL-объектов и интеграционную проверку контейнерного стенда и приведён в таблице Д.1.</w:t>
+        <w:t>План тестирования разделяет модульные проверки структуры и контрактов данных, проверку SQL-объектов и интеграционную проверку контейнерного стенда и приведён в таблице Д.1.</w:t>
       </w:r>
     </w:p>
     <w:p>
@@ -20188,12 +18080,6 @@
         <w:gridCol w:w="2438"/>
       </w:tblGrid>
       <w:tr>
-        <w:tblPrEx>
-          <w:tblCellMar>
-            <w:top w:w="0" w:type="dxa"/>
-            <w:bottom w:w="0" w:type="dxa"/>
-          </w:tblCellMar>
-        </w:tblPrEx>
         <w:trPr>
           <w:cantSplit/>
           <w:tblHeader/>
@@ -20355,12 +18241,6 @@
         </w:tc>
       </w:tr>
       <w:tr>
-        <w:tblPrEx>
-          <w:tblCellMar>
-            <w:top w:w="0" w:type="dxa"/>
-            <w:bottom w:w="0" w:type="dxa"/>
-          </w:tblCellMar>
-        </w:tblPrEx>
         <w:trPr>
           <w:cantSplit/>
         </w:trPr>
@@ -20521,12 +18401,6 @@
         </w:tc>
       </w:tr>
       <w:tr>
-        <w:tblPrEx>
-          <w:tblCellMar>
-            <w:top w:w="0" w:type="dxa"/>
-            <w:bottom w:w="0" w:type="dxa"/>
-          </w:tblCellMar>
-        </w:tblPrEx>
         <w:trPr>
           <w:cantSplit/>
         </w:trPr>
@@ -20696,12 +18570,6 @@
         </w:tc>
       </w:tr>
       <w:tr>
-        <w:tblPrEx>
-          <w:tblCellMar>
-            <w:top w:w="0" w:type="dxa"/>
-            <w:bottom w:w="0" w:type="dxa"/>
-          </w:tblCellMar>
-        </w:tblPrEx>
         <w:trPr>
           <w:cantSplit/>
         </w:trPr>
@@ -20871,12 +18739,6 @@
         </w:tc>
       </w:tr>
       <w:tr>
-        <w:tblPrEx>
-          <w:tblCellMar>
-            <w:top w:w="0" w:type="dxa"/>
-            <w:bottom w:w="0" w:type="dxa"/>
-          </w:tblCellMar>
-        </w:tblPrEx>
         <w:trPr>
           <w:cantSplit/>
         </w:trPr>
@@ -21037,12 +18899,6 @@
         </w:tc>
       </w:tr>
       <w:tr>
-        <w:tblPrEx>
-          <w:tblCellMar>
-            <w:top w:w="0" w:type="dxa"/>
-            <w:bottom w:w="0" w:type="dxa"/>
-          </w:tblCellMar>
-        </w:tblPrEx>
         <w:trPr>
           <w:cantSplit/>
         </w:trPr>
@@ -21203,12 +19059,6 @@
         </w:tc>
       </w:tr>
       <w:tr>
-        <w:tblPrEx>
-          <w:tblCellMar>
-            <w:top w:w="0" w:type="dxa"/>
-            <w:bottom w:w="0" w:type="dxa"/>
-          </w:tblCellMar>
-        </w:tblPrEx>
         <w:trPr>
           <w:cantSplit/>
         </w:trPr>
@@ -21371,12 +19221,6 @@
         </w:tc>
       </w:tr>
       <w:tr>
-        <w:tblPrEx>
-          <w:tblCellMar>
-            <w:top w:w="0" w:type="dxa"/>
-            <w:bottom w:w="0" w:type="dxa"/>
-          </w:tblCellMar>
-        </w:tblPrEx>
         <w:trPr>
           <w:cantSplit/>
         </w:trPr>
@@ -21537,12 +19381,6 @@
         </w:tc>
       </w:tr>
       <w:tr>
-        <w:tblPrEx>
-          <w:tblCellMar>
-            <w:top w:w="0" w:type="dxa"/>
-            <w:bottom w:w="0" w:type="dxa"/>
-          </w:tblCellMar>
-        </w:tblPrEx>
         <w:trPr>
           <w:cantSplit/>
         </w:trPr>
@@ -21703,12 +19541,6 @@
         </w:tc>
       </w:tr>
       <w:tr>
-        <w:tblPrEx>
-          <w:tblCellMar>
-            <w:top w:w="0" w:type="dxa"/>
-            <w:bottom w:w="0" w:type="dxa"/>
-          </w:tblCellMar>
-        </w:tblPrEx>
         <w:trPr>
           <w:cantSplit/>
         </w:trPr>
@@ -21887,12 +19719,6 @@
         </w:tc>
       </w:tr>
       <w:tr>
-        <w:tblPrEx>
-          <w:tblCellMar>
-            <w:top w:w="0" w:type="dxa"/>
-            <w:bottom w:w="0" w:type="dxa"/>
-          </w:tblCellMar>
-        </w:tblPrEx>
         <w:trPr>
           <w:cantSplit/>
         </w:trPr>
@@ -22057,15 +19883,7 @@
         <w:jc w:val="both"/>
       </w:pPr>
       <w:r>
-        <w:t xml:space="preserve">Перед финальной сдачей тесты повторяются на той версии </w:t>
-      </w:r>
-      <w:proofErr w:type="spellStart"/>
-      <w:r>
-        <w:t>репозитория</w:t>
-      </w:r>
-      <w:proofErr w:type="spellEnd"/>
-      <w:r>
-        <w:t xml:space="preserve">, которая опубликована в </w:t>
+        <w:t xml:space="preserve">Перед финальной сдачей тесты повторяются на той версии репозитория, которая опубликована в </w:t>
       </w:r>
       <w:proofErr w:type="spellStart"/>
       <w:r>
@@ -22086,8 +19904,6 @@
       </w:r>
       <w:r>
         <w:br/>
-      </w:r>
-      <w:r>
         <w:t>Сценарий демонстрации</w:t>
       </w:r>
     </w:p>
@@ -22106,18 +19922,13 @@
         <w:jc w:val="both"/>
       </w:pPr>
       <w:r>
-        <w:t xml:space="preserve">1) проверить </w:t>
-      </w:r>
-      <w:proofErr w:type="gramStart"/>
-      <w:r>
-        <w:t>конфигурацию .</w:t>
+        <w:t>1) проверить конфигурацию .</w:t>
       </w:r>
       <w:proofErr w:type="spellStart"/>
       <w:r>
         <w:t>env</w:t>
       </w:r>
       <w:proofErr w:type="spellEnd"/>
-      <w:proofErr w:type="gramEnd"/>
       <w:r>
         <w:t xml:space="preserve"> и запустить сервисы командой </w:t>
       </w:r>
@@ -22186,10 +19997,7 @@
         <w:t xml:space="preserve">3) </w:t>
       </w:r>
       <w:r>
-        <w:t>отк</w:t>
-      </w:r>
-      <w:r>
-        <w:t>рыть</w:t>
+        <w:t>открыть</w:t>
       </w:r>
       <w:r>
         <w:rPr>
@@ -22278,19 +20086,11 @@
         <w:jc w:val="both"/>
       </w:pPr>
       <w:r>
-        <w:t xml:space="preserve">6) выполнить запрос </w:t>
-      </w:r>
-      <w:r>
-        <w:t xml:space="preserve">к </w:t>
-      </w:r>
-      <w:proofErr w:type="spellStart"/>
-      <w:proofErr w:type="gramStart"/>
-      <w:r>
-        <w:t>mart.order</w:t>
-      </w:r>
-      <w:proofErr w:type="gramEnd"/>
-      <w:r>
-        <w:t>_predictions</w:t>
+        <w:t xml:space="preserve">6) выполнить запрос к </w:t>
+      </w:r>
+      <w:proofErr w:type="spellStart"/>
+      <w:r>
+        <w:t>mart.order_predictions</w:t>
       </w:r>
       <w:proofErr w:type="spellEnd"/>
       <w:r>
@@ -22306,13 +20106,8 @@
         <w:t xml:space="preserve">7) выполнить запрос к </w:t>
       </w:r>
       <w:proofErr w:type="spellStart"/>
-      <w:proofErr w:type="gramStart"/>
-      <w:r>
-        <w:t>mart.v</w:t>
-      </w:r>
-      <w:proofErr w:type="gramEnd"/>
-      <w:r>
-        <w:t>_order_dashboard</w:t>
+      <w:r>
+        <w:t>mart.v_order_dashboard</w:t>
       </w:r>
       <w:proofErr w:type="spellEnd"/>
       <w:r>
@@ -22389,12 +20184,6 @@
         <w:gridCol w:w="3438"/>
       </w:tblGrid>
       <w:tr>
-        <w:tblPrEx>
-          <w:tblCellMar>
-            <w:top w:w="0" w:type="dxa"/>
-            <w:bottom w:w="0" w:type="dxa"/>
-          </w:tblCellMar>
-        </w:tblPrEx>
         <w:trPr>
           <w:cantSplit/>
           <w:tblHeader/>
@@ -22494,12 +20283,6 @@
         </w:tc>
       </w:tr>
       <w:tr>
-        <w:tblPrEx>
-          <w:tblCellMar>
-            <w:top w:w="0" w:type="dxa"/>
-            <w:bottom w:w="0" w:type="dxa"/>
-          </w:tblCellMar>
-        </w:tblPrEx>
         <w:trPr>
           <w:cantSplit/>
         </w:trPr>
@@ -22598,12 +20381,6 @@
         </w:tc>
       </w:tr>
       <w:tr>
-        <w:tblPrEx>
-          <w:tblCellMar>
-            <w:top w:w="0" w:type="dxa"/>
-            <w:bottom w:w="0" w:type="dxa"/>
-          </w:tblCellMar>
-        </w:tblPrEx>
         <w:trPr>
           <w:cantSplit/>
         </w:trPr>
@@ -22734,12 +20511,6 @@
         </w:tc>
       </w:tr>
       <w:tr>
-        <w:tblPrEx>
-          <w:tblCellMar>
-            <w:top w:w="0" w:type="dxa"/>
-            <w:bottom w:w="0" w:type="dxa"/>
-          </w:tblCellMar>
-        </w:tblPrEx>
         <w:trPr>
           <w:cantSplit/>
         </w:trPr>
@@ -22841,25 +20612,12 @@
                 <w:sz w:val="24"/>
                 <w:szCs w:val="24"/>
               </w:rPr>
-              <w:t xml:space="preserve">Использовать плановый </w:t>
-            </w:r>
-            <w:r>
-              <w:rPr>
-                <w:sz w:val="24"/>
-                <w:szCs w:val="24"/>
-              </w:rPr>
-              <w:t>срок доставки вместо фактического</w:t>
+              <w:t>Использовать плановый срок доставки вместо фактического</w:t>
             </w:r>
           </w:p>
         </w:tc>
       </w:tr>
       <w:tr>
-        <w:tblPrEx>
-          <w:tblCellMar>
-            <w:top w:w="0" w:type="dxa"/>
-            <w:bottom w:w="0" w:type="dxa"/>
-          </w:tblCellMar>
-        </w:tblPrEx>
         <w:trPr>
           <w:cantSplit/>
         </w:trPr>
@@ -22958,12 +20716,6 @@
         </w:tc>
       </w:tr>
       <w:tr>
-        <w:tblPrEx>
-          <w:tblCellMar>
-            <w:top w:w="0" w:type="dxa"/>
-            <w:bottom w:w="0" w:type="dxa"/>
-          </w:tblCellMar>
-        </w:tblPrEx>
         <w:trPr>
           <w:cantSplit/>
         </w:trPr>
@@ -23062,12 +20814,6 @@
         </w:tc>
       </w:tr>
       <w:tr>
-        <w:tblPrEx>
-          <w:tblCellMar>
-            <w:top w:w="0" w:type="dxa"/>
-            <w:bottom w:w="0" w:type="dxa"/>
-          </w:tblCellMar>
-        </w:tblPrEx>
         <w:trPr>
           <w:cantSplit/>
         </w:trPr>
@@ -23166,12 +20912,6 @@
         </w:tc>
       </w:tr>
       <w:tr>
-        <w:tblPrEx>
-          <w:tblCellMar>
-            <w:top w:w="0" w:type="dxa"/>
-            <w:bottom w:w="0" w:type="dxa"/>
-          </w:tblCellMar>
-        </w:tblPrEx>
         <w:trPr>
           <w:cantSplit/>
         </w:trPr>
@@ -23289,7 +21029,7 @@
 </file>
 
 <file path=word/endnotes.xml><?xml version="1.0" encoding="utf-8"?>
-<w:endnotes xmlns:wpc="http://schemas.microsoft.com/office/word/2010/wordprocessingCanvas" xmlns:cx="http://schemas.microsoft.com/office/drawing/2014/chartex" xmlns:mc="http://schemas.openxmlformats.org/markup-compatibility/2006" xmlns:o="urn:schemas-microsoft-com:office:office" xmlns:r="http://schemas.openxmlformats.org/officeDocument/2006/relationships" xmlns:m="http://schemas.openxmlformats.org/officeDocument/2006/math" xmlns:v="urn:schemas-microsoft-com:vml" xmlns:wp14="http://schemas.microsoft.com/office/word/2010/wordprocessingDrawing" xmlns:wp="http://schemas.openxmlformats.org/drawingml/2006/wordprocessingDrawing" xmlns:w10="urn:schemas-microsoft-com:office:word" xmlns:w="http://schemas.openxmlformats.org/wordprocessingml/2006/main" xmlns:w14="http://schemas.microsoft.com/office/word/2010/wordml" xmlns:w15="http://schemas.microsoft.com/office/word/2012/wordml" xmlns:w16se="http://schemas.microsoft.com/office/word/2015/wordml/symex" xmlns:wpg="http://schemas.microsoft.com/office/word/2010/wordprocessingGroup" xmlns:wpi="http://schemas.microsoft.com/office/word/2010/wordprocessingInk" xmlns:wne="http://schemas.microsoft.com/office/word/2006/wordml" xmlns:wps="http://schemas.microsoft.com/office/word/2010/wordprocessingShape" mc:Ignorable="w14 w15 w16se wp14">
+<w:endnotes xmlns:wpc="http://schemas.microsoft.com/office/word/2010/wordprocessingCanvas" xmlns:cx="http://schemas.microsoft.com/office/drawing/2014/chartex" xmlns:cx1="http://schemas.microsoft.com/office/drawing/2015/9/8/chartex" xmlns:cx2="http://schemas.microsoft.com/office/drawing/2015/10/21/chartex" xmlns:cx3="http://schemas.microsoft.com/office/drawing/2016/5/9/chartex" xmlns:cx4="http://schemas.microsoft.com/office/drawing/2016/5/10/chartex" xmlns:cx5="http://schemas.microsoft.com/office/drawing/2016/5/11/chartex" xmlns:cx6="http://schemas.microsoft.com/office/drawing/2016/5/12/chartex" xmlns:cx7="http://schemas.microsoft.com/office/drawing/2016/5/13/chartex" xmlns:cx8="http://schemas.microsoft.com/office/drawing/2016/5/14/chartex" xmlns:mc="http://schemas.openxmlformats.org/markup-compatibility/2006" xmlns:aink="http://schemas.microsoft.com/office/drawing/2016/ink" xmlns:am3d="http://schemas.microsoft.com/office/drawing/2017/model3d" xmlns:o="urn:schemas-microsoft-com:office:office" xmlns:oel="http://schemas.microsoft.com/office/2019/extlst" xmlns:r="http://schemas.openxmlformats.org/officeDocument/2006/relationships" xmlns:m="http://schemas.openxmlformats.org/officeDocument/2006/math" xmlns:v="urn:schemas-microsoft-com:vml" xmlns:wp14="http://schemas.microsoft.com/office/word/2010/wordprocessingDrawing" xmlns:wp="http://schemas.openxmlformats.org/drawingml/2006/wordprocessingDrawing" xmlns:w10="urn:schemas-microsoft-com:office:word" xmlns:w="http://schemas.openxmlformats.org/wordprocessingml/2006/main" xmlns:w14="http://schemas.microsoft.com/office/word/2010/wordml" xmlns:w15="http://schemas.microsoft.com/office/word/2012/wordml" xmlns:w16cex="http://schemas.microsoft.com/office/word/2018/wordml/cex" xmlns:w16cid="http://schemas.microsoft.com/office/word/2016/wordml/cid" xmlns:w16="http://schemas.microsoft.com/office/word/2018/wordml" xmlns:w16sdtdh="http://schemas.microsoft.com/office/word/2020/wordml/sdtdatahash" xmlns:w16se="http://schemas.microsoft.com/office/word/2015/wordml/symex" xmlns:wpg="http://schemas.microsoft.com/office/word/2010/wordprocessingGroup" xmlns:wpi="http://schemas.microsoft.com/office/word/2010/wordprocessingInk" xmlns:wne="http://schemas.microsoft.com/office/word/2006/wordml" xmlns:wps="http://schemas.microsoft.com/office/word/2010/wordprocessingShape" mc:Ignorable="w14 w15 w16se w16cid w16 w16cex w16sdtdh wp14">
   <w:endnote w:type="separator" w:id="-1">
     <w:p>
       <w:pPr>
@@ -23314,19 +21054,19 @@
 </file>
 
 <file path=word/footer1.xml><?xml version="1.0" encoding="utf-8"?>
-<w:ftr xmlns:wpc="http://schemas.microsoft.com/office/word/2010/wordprocessingCanvas" xmlns:cx="http://schemas.microsoft.com/office/drawing/2014/chartex" xmlns:mc="http://schemas.openxmlformats.org/markup-compatibility/2006" xmlns:o="urn:schemas-microsoft-com:office:office" xmlns:r="http://schemas.openxmlformats.org/officeDocument/2006/relationships" xmlns:m="http://schemas.openxmlformats.org/officeDocument/2006/math" xmlns:v="urn:schemas-microsoft-com:vml" xmlns:wp14="http://schemas.microsoft.com/office/word/2010/wordprocessingDrawing" xmlns:wp="http://schemas.openxmlformats.org/drawingml/2006/wordprocessingDrawing" xmlns:w10="urn:schemas-microsoft-com:office:word" xmlns:w="http://schemas.openxmlformats.org/wordprocessingml/2006/main" xmlns:w14="http://schemas.microsoft.com/office/word/2010/wordml" xmlns:w15="http://schemas.microsoft.com/office/word/2012/wordml" xmlns:w16se="http://schemas.microsoft.com/office/word/2015/wordml/symex" xmlns:wpg="http://schemas.microsoft.com/office/word/2010/wordprocessingGroup" xmlns:wpi="http://schemas.microsoft.com/office/word/2010/wordprocessingInk" xmlns:wne="http://schemas.microsoft.com/office/word/2006/wordml" xmlns:wps="http://schemas.microsoft.com/office/word/2010/wordprocessingShape" mc:Ignorable="w14 w15 w16se wp14">
+<w:ftr xmlns:wpc="http://schemas.microsoft.com/office/word/2010/wordprocessingCanvas" xmlns:cx="http://schemas.microsoft.com/office/drawing/2014/chartex" xmlns:cx1="http://schemas.microsoft.com/office/drawing/2015/9/8/chartex" xmlns:cx2="http://schemas.microsoft.com/office/drawing/2015/10/21/chartex" xmlns:cx3="http://schemas.microsoft.com/office/drawing/2016/5/9/chartex" xmlns:cx4="http://schemas.microsoft.com/office/drawing/2016/5/10/chartex" xmlns:cx5="http://schemas.microsoft.com/office/drawing/2016/5/11/chartex" xmlns:cx6="http://schemas.microsoft.com/office/drawing/2016/5/12/chartex" xmlns:cx7="http://schemas.microsoft.com/office/drawing/2016/5/13/chartex" xmlns:cx8="http://schemas.microsoft.com/office/drawing/2016/5/14/chartex" xmlns:mc="http://schemas.openxmlformats.org/markup-compatibility/2006" xmlns:aink="http://schemas.microsoft.com/office/drawing/2016/ink" xmlns:am3d="http://schemas.microsoft.com/office/drawing/2017/model3d" xmlns:o="urn:schemas-microsoft-com:office:office" xmlns:oel="http://schemas.microsoft.com/office/2019/extlst" xmlns:r="http://schemas.openxmlformats.org/officeDocument/2006/relationships" xmlns:m="http://schemas.openxmlformats.org/officeDocument/2006/math" xmlns:v="urn:schemas-microsoft-com:vml" xmlns:wp14="http://schemas.microsoft.com/office/word/2010/wordprocessingDrawing" xmlns:wp="http://schemas.openxmlformats.org/drawingml/2006/wordprocessingDrawing" xmlns:w10="urn:schemas-microsoft-com:office:word" xmlns:w="http://schemas.openxmlformats.org/wordprocessingml/2006/main" xmlns:w14="http://schemas.microsoft.com/office/word/2010/wordml" xmlns:w15="http://schemas.microsoft.com/office/word/2012/wordml" xmlns:w16cex="http://schemas.microsoft.com/office/word/2018/wordml/cex" xmlns:w16cid="http://schemas.microsoft.com/office/word/2016/wordml/cid" xmlns:w16="http://schemas.microsoft.com/office/word/2018/wordml" xmlns:w16sdtdh="http://schemas.microsoft.com/office/word/2020/wordml/sdtdatahash" xmlns:w16se="http://schemas.microsoft.com/office/word/2015/wordml/symex" xmlns:wpg="http://schemas.microsoft.com/office/word/2010/wordprocessingGroup" xmlns:wpi="http://schemas.microsoft.com/office/word/2010/wordprocessingInk" xmlns:wne="http://schemas.microsoft.com/office/word/2006/wordml" xmlns:wps="http://schemas.microsoft.com/office/word/2010/wordprocessingShape" mc:Ignorable="w14 w15 w16se w16cid w16 w16cex w16sdtdh wp14">
   <w:p/>
 </w:ftr>
 </file>
 
 <file path=word/footer2.xml><?xml version="1.0" encoding="utf-8"?>
-<w:ftr xmlns:wpc="http://schemas.microsoft.com/office/word/2010/wordprocessingCanvas" xmlns:cx="http://schemas.microsoft.com/office/drawing/2014/chartex" xmlns:mc="http://schemas.openxmlformats.org/markup-compatibility/2006" xmlns:o="urn:schemas-microsoft-com:office:office" xmlns:r="http://schemas.openxmlformats.org/officeDocument/2006/relationships" xmlns:m="http://schemas.openxmlformats.org/officeDocument/2006/math" xmlns:v="urn:schemas-microsoft-com:vml" xmlns:wp14="http://schemas.microsoft.com/office/word/2010/wordprocessingDrawing" xmlns:wp="http://schemas.openxmlformats.org/drawingml/2006/wordprocessingDrawing" xmlns:w10="urn:schemas-microsoft-com:office:word" xmlns:w="http://schemas.openxmlformats.org/wordprocessingml/2006/main" xmlns:w14="http://schemas.microsoft.com/office/word/2010/wordml" xmlns:w15="http://schemas.microsoft.com/office/word/2012/wordml" xmlns:w16se="http://schemas.microsoft.com/office/word/2015/wordml/symex" xmlns:wpg="http://schemas.microsoft.com/office/word/2010/wordprocessingGroup" xmlns:wpi="http://schemas.microsoft.com/office/word/2010/wordprocessingInk" xmlns:wne="http://schemas.microsoft.com/office/word/2006/wordml" xmlns:wps="http://schemas.microsoft.com/office/word/2010/wordprocessingShape" mc:Ignorable="w14 w15 w16se wp14">
+<w:ftr xmlns:wpc="http://schemas.microsoft.com/office/word/2010/wordprocessingCanvas" xmlns:cx="http://schemas.microsoft.com/office/drawing/2014/chartex" xmlns:cx1="http://schemas.microsoft.com/office/drawing/2015/9/8/chartex" xmlns:cx2="http://schemas.microsoft.com/office/drawing/2015/10/21/chartex" xmlns:cx3="http://schemas.microsoft.com/office/drawing/2016/5/9/chartex" xmlns:cx4="http://schemas.microsoft.com/office/drawing/2016/5/10/chartex" xmlns:cx5="http://schemas.microsoft.com/office/drawing/2016/5/11/chartex" xmlns:cx6="http://schemas.microsoft.com/office/drawing/2016/5/12/chartex" xmlns:cx7="http://schemas.microsoft.com/office/drawing/2016/5/13/chartex" xmlns:cx8="http://schemas.microsoft.com/office/drawing/2016/5/14/chartex" xmlns:mc="http://schemas.openxmlformats.org/markup-compatibility/2006" xmlns:aink="http://schemas.microsoft.com/office/drawing/2016/ink" xmlns:am3d="http://schemas.microsoft.com/office/drawing/2017/model3d" xmlns:o="urn:schemas-microsoft-com:office:office" xmlns:oel="http://schemas.microsoft.com/office/2019/extlst" xmlns:r="http://schemas.openxmlformats.org/officeDocument/2006/relationships" xmlns:m="http://schemas.openxmlformats.org/officeDocument/2006/math" xmlns:v="urn:schemas-microsoft-com:vml" xmlns:wp14="http://schemas.microsoft.com/office/word/2010/wordprocessingDrawing" xmlns:wp="http://schemas.openxmlformats.org/drawingml/2006/wordprocessingDrawing" xmlns:w10="urn:schemas-microsoft-com:office:word" xmlns:w="http://schemas.openxmlformats.org/wordprocessingml/2006/main" xmlns:w14="http://schemas.microsoft.com/office/word/2010/wordml" xmlns:w15="http://schemas.microsoft.com/office/word/2012/wordml" xmlns:w16cex="http://schemas.microsoft.com/office/word/2018/wordml/cex" xmlns:w16cid="http://schemas.microsoft.com/office/word/2016/wordml/cid" xmlns:w16="http://schemas.microsoft.com/office/word/2018/wordml" xmlns:w16sdtdh="http://schemas.microsoft.com/office/word/2020/wordml/sdtdatahash" xmlns:w16se="http://schemas.microsoft.com/office/word/2015/wordml/symex" xmlns:wpg="http://schemas.microsoft.com/office/word/2010/wordprocessingGroup" xmlns:wpi="http://schemas.microsoft.com/office/word/2010/wordprocessingInk" xmlns:wne="http://schemas.microsoft.com/office/word/2006/wordml" xmlns:wps="http://schemas.microsoft.com/office/word/2010/wordprocessingShape" mc:Ignorable="w14 w15 w16se w16cid w16 w16cex w16sdtdh wp14">
   <w:p/>
 </w:ftr>
 </file>
 
 <file path=word/footer3.xml><?xml version="1.0" encoding="utf-8"?>
-<w:ftr xmlns:wpc="http://schemas.microsoft.com/office/word/2010/wordprocessingCanvas" xmlns:cx="http://schemas.microsoft.com/office/drawing/2014/chartex" xmlns:mc="http://schemas.openxmlformats.org/markup-compatibility/2006" xmlns:o="urn:schemas-microsoft-com:office:office" xmlns:r="http://schemas.openxmlformats.org/officeDocument/2006/relationships" xmlns:m="http://schemas.openxmlformats.org/officeDocument/2006/math" xmlns:v="urn:schemas-microsoft-com:vml" xmlns:wp14="http://schemas.microsoft.com/office/word/2010/wordprocessingDrawing" xmlns:wp="http://schemas.openxmlformats.org/drawingml/2006/wordprocessingDrawing" xmlns:w10="urn:schemas-microsoft-com:office:word" xmlns:w="http://schemas.openxmlformats.org/wordprocessingml/2006/main" xmlns:w14="http://schemas.microsoft.com/office/word/2010/wordml" xmlns:w15="http://schemas.microsoft.com/office/word/2012/wordml" xmlns:w16se="http://schemas.microsoft.com/office/word/2015/wordml/symex" xmlns:wpg="http://schemas.microsoft.com/office/word/2010/wordprocessingGroup" xmlns:wpi="http://schemas.microsoft.com/office/word/2010/wordprocessingInk" xmlns:wne="http://schemas.microsoft.com/office/word/2006/wordml" xmlns:wps="http://schemas.microsoft.com/office/word/2010/wordprocessingShape" mc:Ignorable="w14 w15 w16se wp14">
+<w:ftr xmlns:wpc="http://schemas.microsoft.com/office/word/2010/wordprocessingCanvas" xmlns:cx="http://schemas.microsoft.com/office/drawing/2014/chartex" xmlns:cx1="http://schemas.microsoft.com/office/drawing/2015/9/8/chartex" xmlns:cx2="http://schemas.microsoft.com/office/drawing/2015/10/21/chartex" xmlns:cx3="http://schemas.microsoft.com/office/drawing/2016/5/9/chartex" xmlns:cx4="http://schemas.microsoft.com/office/drawing/2016/5/10/chartex" xmlns:cx5="http://schemas.microsoft.com/office/drawing/2016/5/11/chartex" xmlns:cx6="http://schemas.microsoft.com/office/drawing/2016/5/12/chartex" xmlns:cx7="http://schemas.microsoft.com/office/drawing/2016/5/13/chartex" xmlns:cx8="http://schemas.microsoft.com/office/drawing/2016/5/14/chartex" xmlns:mc="http://schemas.openxmlformats.org/markup-compatibility/2006" xmlns:aink="http://schemas.microsoft.com/office/drawing/2016/ink" xmlns:am3d="http://schemas.microsoft.com/office/drawing/2017/model3d" xmlns:o="urn:schemas-microsoft-com:office:office" xmlns:oel="http://schemas.microsoft.com/office/2019/extlst" xmlns:r="http://schemas.openxmlformats.org/officeDocument/2006/relationships" xmlns:m="http://schemas.openxmlformats.org/officeDocument/2006/math" xmlns:v="urn:schemas-microsoft-com:vml" xmlns:wp14="http://schemas.microsoft.com/office/word/2010/wordprocessingDrawing" xmlns:wp="http://schemas.openxmlformats.org/drawingml/2006/wordprocessingDrawing" xmlns:w10="urn:schemas-microsoft-com:office:word" xmlns:w="http://schemas.openxmlformats.org/wordprocessingml/2006/main" xmlns:w14="http://schemas.microsoft.com/office/word/2010/wordml" xmlns:w15="http://schemas.microsoft.com/office/word/2012/wordml" xmlns:w16cex="http://schemas.microsoft.com/office/word/2018/wordml/cex" xmlns:w16cid="http://schemas.microsoft.com/office/word/2016/wordml/cid" xmlns:w16="http://schemas.microsoft.com/office/word/2018/wordml" xmlns:w16sdtdh="http://schemas.microsoft.com/office/word/2020/wordml/sdtdatahash" xmlns:w16se="http://schemas.microsoft.com/office/word/2015/wordml/symex" xmlns:wpg="http://schemas.microsoft.com/office/word/2010/wordprocessingGroup" xmlns:wpi="http://schemas.microsoft.com/office/word/2010/wordprocessingInk" xmlns:wne="http://schemas.microsoft.com/office/word/2006/wordml" xmlns:wps="http://schemas.microsoft.com/office/word/2010/wordprocessingShape" mc:Ignorable="w14 w15 w16se w16cid w16 w16cex w16sdtdh wp14">
   <w:p>
     <w:pPr>
       <w:jc w:val="center"/>
@@ -23354,7 +21094,7 @@
 </file>
 
 <file path=word/footnotes.xml><?xml version="1.0" encoding="utf-8"?>
-<w:footnotes xmlns:wpc="http://schemas.microsoft.com/office/word/2010/wordprocessingCanvas" xmlns:cx="http://schemas.microsoft.com/office/drawing/2014/chartex" xmlns:mc="http://schemas.openxmlformats.org/markup-compatibility/2006" xmlns:o="urn:schemas-microsoft-com:office:office" xmlns:r="http://schemas.openxmlformats.org/officeDocument/2006/relationships" xmlns:m="http://schemas.openxmlformats.org/officeDocument/2006/math" xmlns:v="urn:schemas-microsoft-com:vml" xmlns:wp14="http://schemas.microsoft.com/office/word/2010/wordprocessingDrawing" xmlns:wp="http://schemas.openxmlformats.org/drawingml/2006/wordprocessingDrawing" xmlns:w10="urn:schemas-microsoft-com:office:word" xmlns:w="http://schemas.openxmlformats.org/wordprocessingml/2006/main" xmlns:w14="http://schemas.microsoft.com/office/word/2010/wordml" xmlns:w15="http://schemas.microsoft.com/office/word/2012/wordml" xmlns:w16se="http://schemas.microsoft.com/office/word/2015/wordml/symex" xmlns:wpg="http://schemas.microsoft.com/office/word/2010/wordprocessingGroup" xmlns:wpi="http://schemas.microsoft.com/office/word/2010/wordprocessingInk" xmlns:wne="http://schemas.microsoft.com/office/word/2006/wordml" xmlns:wps="http://schemas.microsoft.com/office/word/2010/wordprocessingShape" mc:Ignorable="w14 w15 w16se wp14">
+<w:footnotes xmlns:wpc="http://schemas.microsoft.com/office/word/2010/wordprocessingCanvas" xmlns:cx="http://schemas.microsoft.com/office/drawing/2014/chartex" xmlns:cx1="http://schemas.microsoft.com/office/drawing/2015/9/8/chartex" xmlns:cx2="http://schemas.microsoft.com/office/drawing/2015/10/21/chartex" xmlns:cx3="http://schemas.microsoft.com/office/drawing/2016/5/9/chartex" xmlns:cx4="http://schemas.microsoft.com/office/drawing/2016/5/10/chartex" xmlns:cx5="http://schemas.microsoft.com/office/drawing/2016/5/11/chartex" xmlns:cx6="http://schemas.microsoft.com/office/drawing/2016/5/12/chartex" xmlns:cx7="http://schemas.microsoft.com/office/drawing/2016/5/13/chartex" xmlns:cx8="http://schemas.microsoft.com/office/drawing/2016/5/14/chartex" xmlns:mc="http://schemas.openxmlformats.org/markup-compatibility/2006" xmlns:aink="http://schemas.microsoft.com/office/drawing/2016/ink" xmlns:am3d="http://schemas.microsoft.com/office/drawing/2017/model3d" xmlns:o="urn:schemas-microsoft-com:office:office" xmlns:oel="http://schemas.microsoft.com/office/2019/extlst" xmlns:r="http://schemas.openxmlformats.org/officeDocument/2006/relationships" xmlns:m="http://schemas.openxmlformats.org/officeDocument/2006/math" xmlns:v="urn:schemas-microsoft-com:vml" xmlns:wp14="http://schemas.microsoft.com/office/word/2010/wordprocessingDrawing" xmlns:wp="http://schemas.openxmlformats.org/drawingml/2006/wordprocessingDrawing" xmlns:w10="urn:schemas-microsoft-com:office:word" xmlns:w="http://schemas.openxmlformats.org/wordprocessingml/2006/main" xmlns:w14="http://schemas.microsoft.com/office/word/2010/wordml" xmlns:w15="http://schemas.microsoft.com/office/word/2012/wordml" xmlns:w16cex="http://schemas.microsoft.com/office/word/2018/wordml/cex" xmlns:w16cid="http://schemas.microsoft.com/office/word/2016/wordml/cid" xmlns:w16="http://schemas.microsoft.com/office/word/2018/wordml" xmlns:w16sdtdh="http://schemas.microsoft.com/office/word/2020/wordml/sdtdatahash" xmlns:w16se="http://schemas.microsoft.com/office/word/2015/wordml/symex" xmlns:wpg="http://schemas.microsoft.com/office/word/2010/wordprocessingGroup" xmlns:wpi="http://schemas.microsoft.com/office/word/2010/wordprocessingInk" xmlns:wne="http://schemas.microsoft.com/office/word/2006/wordml" xmlns:wps="http://schemas.microsoft.com/office/word/2010/wordprocessingShape" mc:Ignorable="w14 w15 w16se w16cid w16 w16cex w16sdtdh wp14">
   <w:footnote w:type="separator" w:id="-1">
     <w:p>
       <w:pPr>
@@ -23379,7 +21119,7 @@
 </file>
 
 <file path=word/numbering.xml><?xml version="1.0" encoding="utf-8"?>
-<w:numbering xmlns:wpc="http://schemas.microsoft.com/office/word/2010/wordprocessingCanvas" xmlns:cx="http://schemas.microsoft.com/office/drawing/2014/chartex" xmlns:mc="http://schemas.openxmlformats.org/markup-compatibility/2006" xmlns:o="urn:schemas-microsoft-com:office:office" xmlns:r="http://schemas.openxmlformats.org/officeDocument/2006/relationships" xmlns:m="http://schemas.openxmlformats.org/officeDocument/2006/math" xmlns:v="urn:schemas-microsoft-com:vml" xmlns:wp14="http://schemas.microsoft.com/office/word/2010/wordprocessingDrawing" xmlns:wp="http://schemas.openxmlformats.org/drawingml/2006/wordprocessingDrawing" xmlns:w10="urn:schemas-microsoft-com:office:word" xmlns:w="http://schemas.openxmlformats.org/wordprocessingml/2006/main" xmlns:w14="http://schemas.microsoft.com/office/word/2010/wordml" xmlns:w15="http://schemas.microsoft.com/office/word/2012/wordml" xmlns:w16se="http://schemas.microsoft.com/office/word/2015/wordml/symex" xmlns:wpg="http://schemas.microsoft.com/office/word/2010/wordprocessingGroup" xmlns:wpi="http://schemas.microsoft.com/office/word/2010/wordprocessingInk" xmlns:wne="http://schemas.microsoft.com/office/word/2006/wordml" xmlns:wps="http://schemas.microsoft.com/office/word/2010/wordprocessingShape" mc:Ignorable="w14 w15 w16se wp14">
+<w:numbering xmlns:wpc="http://schemas.microsoft.com/office/word/2010/wordprocessingCanvas" xmlns:cx="http://schemas.microsoft.com/office/drawing/2014/chartex" xmlns:cx1="http://schemas.microsoft.com/office/drawing/2015/9/8/chartex" xmlns:cx2="http://schemas.microsoft.com/office/drawing/2015/10/21/chartex" xmlns:cx3="http://schemas.microsoft.com/office/drawing/2016/5/9/chartex" xmlns:cx4="http://schemas.microsoft.com/office/drawing/2016/5/10/chartex" xmlns:cx5="http://schemas.microsoft.com/office/drawing/2016/5/11/chartex" xmlns:cx6="http://schemas.microsoft.com/office/drawing/2016/5/12/chartex" xmlns:cx7="http://schemas.microsoft.com/office/drawing/2016/5/13/chartex" xmlns:cx8="http://schemas.microsoft.com/office/drawing/2016/5/14/chartex" xmlns:mc="http://schemas.openxmlformats.org/markup-compatibility/2006" xmlns:aink="http://schemas.microsoft.com/office/drawing/2016/ink" xmlns:am3d="http://schemas.microsoft.com/office/drawing/2017/model3d" xmlns:o="urn:schemas-microsoft-com:office:office" xmlns:oel="http://schemas.microsoft.com/office/2019/extlst" xmlns:r="http://schemas.openxmlformats.org/officeDocument/2006/relationships" xmlns:m="http://schemas.openxmlformats.org/officeDocument/2006/math" xmlns:v="urn:schemas-microsoft-com:vml" xmlns:wp14="http://schemas.microsoft.com/office/word/2010/wordprocessingDrawing" xmlns:wp="http://schemas.openxmlformats.org/drawingml/2006/wordprocessingDrawing" xmlns:w10="urn:schemas-microsoft-com:office:word" xmlns:w="http://schemas.openxmlformats.org/wordprocessingml/2006/main" xmlns:w14="http://schemas.microsoft.com/office/word/2010/wordml" xmlns:w15="http://schemas.microsoft.com/office/word/2012/wordml" xmlns:w16cex="http://schemas.microsoft.com/office/word/2018/wordml/cex" xmlns:w16cid="http://schemas.microsoft.com/office/word/2016/wordml/cid" xmlns:w16="http://schemas.microsoft.com/office/word/2018/wordml" xmlns:w16sdtdh="http://schemas.microsoft.com/office/word/2020/wordml/sdtdatahash" xmlns:w16se="http://schemas.microsoft.com/office/word/2015/wordml/symex" xmlns:wpg="http://schemas.microsoft.com/office/word/2010/wordprocessingGroup" xmlns:wpi="http://schemas.microsoft.com/office/word/2010/wordprocessingInk" xmlns:wne="http://schemas.microsoft.com/office/word/2006/wordml" xmlns:wps="http://schemas.microsoft.com/office/word/2010/wordprocessingShape" mc:Ignorable="w14 w15 w16se w16cid w16 w16cex w16sdtdh wp14">
   <w:abstractNum w:abstractNumId="0" w15:restartNumberingAfterBreak="0">
     <w:nsid w:val="39FA638E"/>
     <w:multiLevelType w:val="hybridMultilevel"/>
@@ -23466,7 +21206,7 @@
       </w:pPr>
     </w:lvl>
   </w:abstractNum>
-  <w:num w:numId="1">
+  <w:num w:numId="1" w16cid:durableId="1320385423">
     <w:abstractNumId w:val="0"/>
     <w:lvlOverride w:ilvl="0">
       <w:startOverride w:val="1"/>
@@ -23476,7 +21216,7 @@
 </file>
 
 <file path=word/styles.xml><?xml version="1.0" encoding="utf-8"?>
-<w:styles xmlns:mc="http://schemas.openxmlformats.org/markup-compatibility/2006" xmlns:r="http://schemas.openxmlformats.org/officeDocument/2006/relationships" xmlns:w="http://schemas.openxmlformats.org/wordprocessingml/2006/main" xmlns:w14="http://schemas.microsoft.com/office/word/2010/wordml" xmlns:w15="http://schemas.microsoft.com/office/word/2012/wordml" xmlns:w16se="http://schemas.microsoft.com/office/word/2015/wordml/symex" mc:Ignorable="w14 w15 w16se">
+<w:styles xmlns:mc="http://schemas.openxmlformats.org/markup-compatibility/2006" xmlns:r="http://schemas.openxmlformats.org/officeDocument/2006/relationships" xmlns:w="http://schemas.openxmlformats.org/wordprocessingml/2006/main" xmlns:w14="http://schemas.microsoft.com/office/word/2010/wordml" xmlns:w15="http://schemas.microsoft.com/office/word/2012/wordml" xmlns:w16cex="http://schemas.microsoft.com/office/word/2018/wordml/cex" xmlns:w16cid="http://schemas.microsoft.com/office/word/2016/wordml/cid" xmlns:w16="http://schemas.microsoft.com/office/word/2018/wordml" xmlns:w16sdtdh="http://schemas.microsoft.com/office/word/2020/wordml/sdtdatahash" xmlns:w16se="http://schemas.microsoft.com/office/word/2015/wordml/symex" mc:Ignorable="w14 w15 w16se w16cid w16 w16cex w16sdtdh">
   <w:docDefaults>
     <w:rPrDefault>
       <w:rPr>
@@ -23493,7 +21233,7 @@
       </w:pPr>
     </w:pPrDefault>
   </w:docDefaults>
-  <w:latentStyles w:defLockedState="0" w:defUIPriority="99" w:defSemiHidden="0" w:defUnhideWhenUsed="0" w:defQFormat="0" w:count="371">
+  <w:latentStyles w:defLockedState="0" w:defUIPriority="99" w:defSemiHidden="0" w:defUnhideWhenUsed="0" w:defQFormat="0" w:count="376">
     <w:lsdException w:name="Normal" w:uiPriority="0" w:qFormat="1"/>
     <w:lsdException w:name="heading 1" w:uiPriority="9" w:qFormat="1"/>
     <w:lsdException w:name="heading 2" w:semiHidden="1" w:uiPriority="9" w:unhideWhenUsed="1" w:qFormat="1"/>
@@ -23865,6 +21605,11 @@
     <w:lsdException w:name="List Table 5 Dark Accent 6" w:uiPriority="50"/>
     <w:lsdException w:name="List Table 6 Colorful Accent 6" w:uiPriority="51"/>
     <w:lsdException w:name="List Table 7 Colorful Accent 6" w:uiPriority="52"/>
+    <w:lsdException w:name="Mention" w:semiHidden="1" w:unhideWhenUsed="1"/>
+    <w:lsdException w:name="Smart Hyperlink" w:semiHidden="1" w:unhideWhenUsed="1"/>
+    <w:lsdException w:name="Hashtag" w:semiHidden="1" w:unhideWhenUsed="1"/>
+    <w:lsdException w:name="Unresolved Mention" w:semiHidden="1" w:unhideWhenUsed="1"/>
+    <w:lsdException w:name="Smart Link" w:semiHidden="1" w:unhideWhenUsed="1"/>
   </w:latentStyles>
   <w:style w:type="paragraph" w:default="1" w:styleId="a">
     <w:name w:val="Normal"/>
@@ -23952,7 +21697,6 @@
   <w:style w:type="character" w:default="1" w:styleId="a0">
     <w:name w:val="Default Paragraph Font"/>
     <w:uiPriority w:val="1"/>
-    <w:semiHidden/>
     <w:unhideWhenUsed/>
   </w:style>
   <w:style w:type="table" w:default="1" w:styleId="a1">
